--- a/UKK Paket 2_MuhammadZidanAlhabib_SMK Muhammadiyah 2 Cibiru.docx
+++ b/UKK Paket 2_MuhammadZidanAlhabib_SMK Muhammadiyah 2 Cibiru.docx
@@ -1,6 +1,6 @@
 
 <file path=word/document.xml><?xml version="1.0" encoding="utf-8"?>
-<w:document xmlns:wpc="http://schemas.microsoft.com/office/word/2010/wordprocessingCanvas" xmlns:cx="http://schemas.microsoft.com/office/drawing/2014/chartex" xmlns:cx1="http://schemas.microsoft.com/office/drawing/2015/9/8/chartex" xmlns:cx2="http://schemas.microsoft.com/office/drawing/2015/10/21/chartex" xmlns:cx3="http://schemas.microsoft.com/office/drawing/2016/5/9/chartex" xmlns:cx4="http://schemas.microsoft.com/office/drawing/2016/5/10/chartex" xmlns:cx5="http://schemas.microsoft.com/office/drawing/2016/5/11/chartex" xmlns:cx6="http://schemas.microsoft.com/office/drawing/2016/5/12/chartex" xmlns:cx7="http://schemas.microsoft.com/office/drawing/2016/5/13/chartex" xmlns:cx8="http://schemas.microsoft.com/office/drawing/2016/5/14/chartex" xmlns:mc="http://schemas.openxmlformats.org/markup-compatibility/2006" xmlns:aink="http://schemas.microsoft.com/office/drawing/2016/ink" xmlns:am3d="http://schemas.microsoft.com/office/drawing/2017/model3d" xmlns:o="urn:schemas-microsoft-com:office:office" xmlns:r="http://schemas.openxmlformats.org/officeDocument/2006/relationships" xmlns:m="http://schemas.openxmlformats.org/officeDocument/2006/math" xmlns:v="urn:schemas-microsoft-com:vml" xmlns:wp14="http://schemas.microsoft.com/office/word/2010/wordprocessingDrawing" xmlns:wp="http://schemas.openxmlformats.org/drawingml/2006/wordprocessingDrawing" xmlns:w10="urn:schemas-microsoft-com:office:word" xmlns:w="http://schemas.openxmlformats.org/wordprocessingml/2006/main" xmlns:w14="http://schemas.microsoft.com/office/word/2010/wordml" xmlns:w15="http://schemas.microsoft.com/office/word/2012/wordml" xmlns:w16cex="http://schemas.microsoft.com/office/word/2018/wordml/cex" xmlns:w16cid="http://schemas.microsoft.com/office/word/2016/wordml/cid" xmlns:w16="http://schemas.microsoft.com/office/word/2018/wordml" xmlns:w16sdtdh="http://schemas.microsoft.com/office/word/2020/wordml/sdtdatahash" xmlns:w16se="http://schemas.microsoft.com/office/word/2015/wordml/symex" xmlns:wpg="http://schemas.microsoft.com/office/word/2010/wordprocessingGroup" xmlns:wpi="http://schemas.microsoft.com/office/word/2010/wordprocessingInk" xmlns:wne="http://schemas.microsoft.com/office/word/2006/wordml" xmlns:wps="http://schemas.microsoft.com/office/word/2010/wordprocessingShape" mc:Ignorable="w14 w15 w16se w16cid w16 w16cex w16sdtdh wp14">
+<w:document xmlns:a="http://schemas.openxmlformats.org/drawingml/2006/main" xmlns:pic="http://schemas.openxmlformats.org/drawingml/2006/picture" xmlns:a14="http://schemas.microsoft.com/office/drawing/2010/main" xmlns:wpc="http://schemas.microsoft.com/office/word/2010/wordprocessingCanvas" xmlns:cx="http://schemas.microsoft.com/office/drawing/2014/chartex" xmlns:cx1="http://schemas.microsoft.com/office/drawing/2015/9/8/chartex" xmlns:cx2="http://schemas.microsoft.com/office/drawing/2015/10/21/chartex" xmlns:cx3="http://schemas.microsoft.com/office/drawing/2016/5/9/chartex" xmlns:cx4="http://schemas.microsoft.com/office/drawing/2016/5/10/chartex" xmlns:cx5="http://schemas.microsoft.com/office/drawing/2016/5/11/chartex" xmlns:cx6="http://schemas.microsoft.com/office/drawing/2016/5/12/chartex" xmlns:cx7="http://schemas.microsoft.com/office/drawing/2016/5/13/chartex" xmlns:cx8="http://schemas.microsoft.com/office/drawing/2016/5/14/chartex" xmlns:mc="http://schemas.openxmlformats.org/markup-compatibility/2006" xmlns:aink="http://schemas.microsoft.com/office/drawing/2016/ink" xmlns:am3d="http://schemas.microsoft.com/office/drawing/2017/model3d" xmlns:o="urn:schemas-microsoft-com:office:office" xmlns:r="http://schemas.openxmlformats.org/officeDocument/2006/relationships" xmlns:m="http://schemas.openxmlformats.org/officeDocument/2006/math" xmlns:v="urn:schemas-microsoft-com:vml" xmlns:wp14="http://schemas.microsoft.com/office/word/2010/wordprocessingDrawing" xmlns:wp="http://schemas.openxmlformats.org/drawingml/2006/wordprocessingDrawing" xmlns:w10="urn:schemas-microsoft-com:office:word" xmlns:w="http://schemas.openxmlformats.org/wordprocessingml/2006/main" xmlns:w14="http://schemas.microsoft.com/office/word/2010/wordml" xmlns:w15="http://schemas.microsoft.com/office/word/2012/wordml" xmlns:w16cex="http://schemas.microsoft.com/office/word/2018/wordml/cex" xmlns:w16cid="http://schemas.microsoft.com/office/word/2016/wordml/cid" xmlns:w16="http://schemas.microsoft.com/office/word/2018/wordml" xmlns:w16sdtdh="http://schemas.microsoft.com/office/word/2020/wordml/sdtdatahash" xmlns:w16se="http://schemas.microsoft.com/office/word/2015/wordml/symex" xmlns:wpg="http://schemas.microsoft.com/office/word/2010/wordprocessingGroup" xmlns:wpi="http://schemas.microsoft.com/office/word/2010/wordprocessingInk" xmlns:wne="http://schemas.microsoft.com/office/word/2006/wordml" xmlns:wps="http://schemas.microsoft.com/office/word/2010/wordprocessingShape" mc:Ignorable="w14 w15 w16se w16cid w16 w16cex w16sdtdh wp14">
   <w:body>
     <w:p>
       <w:pPr>
@@ -12,7 +12,7 @@
           <w:szCs w:val="32"/>
         </w:rPr>
       </w:pPr>
-      <w:bookmarkStart w:id="0" w:name="_Hlk222932885"/>
+      <w:bookmarkStart w:name="_Hlk222932885" w:id="0"/>
       <w:r>
         <w:rPr>
           <w:rStyle w:val="Strong"/>
@@ -473,7 +473,7 @@
           <w:szCs w:val="28"/>
         </w:rPr>
       </w:pPr>
-      <w:bookmarkStart w:id="1" w:name="_Toc226034593"/>
+      <w:bookmarkStart w:name="_Toc226034593" w:id="1"/>
       <w:r>
         <w:rPr>
           <w:rStyle w:val="Strong"/>
@@ -715,7 +715,7 @@
           <w:szCs w:val="28"/>
         </w:rPr>
       </w:pPr>
-      <w:bookmarkStart w:id="2" w:name="_Toc226034594"/>
+      <w:bookmarkStart w:name="_Toc226034594" w:id="2"/>
       <w:r>
         <w:rPr>
           <w:rStyle w:val="Strong"/>
@@ -731,7 +731,7 @@
     <w:sdt>
       <w:sdtPr>
         <w:rPr>
-          <w:rFonts w:asciiTheme="minorHAnsi" w:eastAsiaTheme="minorHAnsi" w:hAnsiTheme="minorHAnsi" w:cstheme="minorBidi"/>
+          <w:rFonts w:asciiTheme="minorHAnsi" w:hAnsiTheme="minorHAnsi" w:eastAsiaTheme="minorHAnsi" w:cstheme="minorBidi"/>
           <w:color w:val="auto"/>
           <w:sz w:val="22"/>
           <w:szCs w:val="22"/>
@@ -777,7 +777,7 @@
           <w:r>
             <w:fldChar w:fldCharType="separate"/>
           </w:r>
-          <w:hyperlink w:anchor="_Toc226034593" w:history="1">
+          <w:hyperlink w:history="1" w:anchor="_Toc226034593">
             <w:r>
               <w:rPr>
                 <w:rStyle w:val="Hyperlink"/>
@@ -847,7 +847,7 @@
               <w:lang w:eastAsia="en-ID"/>
             </w:rPr>
           </w:pPr>
-          <w:hyperlink w:anchor="_Toc226034594" w:history="1">
+          <w:hyperlink w:history="1" w:anchor="_Toc226034594">
             <w:r>
               <w:rPr>
                 <w:rStyle w:val="Hyperlink"/>
@@ -917,7 +917,7 @@
               <w:lang w:eastAsia="en-ID"/>
             </w:rPr>
           </w:pPr>
-          <w:hyperlink w:anchor="_Toc226034595" w:history="1">
+          <w:hyperlink w:history="1" w:anchor="_Toc226034595">
             <w:r>
               <w:rPr>
                 <w:rStyle w:val="Hyperlink"/>
@@ -987,7 +987,7 @@
               <w:lang w:eastAsia="en-ID"/>
             </w:rPr>
           </w:pPr>
-          <w:hyperlink w:anchor="_Toc226034596" w:history="1">
+          <w:hyperlink w:history="1" w:anchor="_Toc226034596">
             <w:r>
               <w:rPr>
                 <w:rStyle w:val="Hyperlink"/>
@@ -1057,7 +1057,7 @@
               <w:lang w:eastAsia="en-ID"/>
             </w:rPr>
           </w:pPr>
-          <w:hyperlink w:anchor="_Toc226034597" w:history="1">
+          <w:hyperlink w:history="1" w:anchor="_Toc226034597">
             <w:r>
               <w:rPr>
                 <w:rStyle w:val="Hyperlink"/>
@@ -1127,7 +1127,7 @@
               <w:lang w:eastAsia="en-ID"/>
             </w:rPr>
           </w:pPr>
-          <w:hyperlink w:anchor="_Toc226034598" w:history="1">
+          <w:hyperlink w:history="1" w:anchor="_Toc226034598">
             <w:r>
               <w:rPr>
                 <w:rStyle w:val="Hyperlink"/>
@@ -1198,7 +1198,7 @@
               <w:lang w:eastAsia="en-ID"/>
             </w:rPr>
           </w:pPr>
-          <w:hyperlink w:anchor="_Toc226034599" w:history="1">
+          <w:hyperlink w:history="1" w:anchor="_Toc226034599">
             <w:r>
               <w:rPr>
                 <w:rStyle w:val="Hyperlink"/>
@@ -1284,7 +1284,7 @@
               <w:lang w:eastAsia="en-ID"/>
             </w:rPr>
           </w:pPr>
-          <w:hyperlink w:anchor="_Toc226034600" w:history="1">
+          <w:hyperlink w:history="1" w:anchor="_Toc226034600">
             <w:r>
               <w:rPr>
                 <w:rStyle w:val="Hyperlink"/>
@@ -1370,7 +1370,7 @@
               <w:lang w:eastAsia="en-ID"/>
             </w:rPr>
           </w:pPr>
-          <w:hyperlink w:anchor="_Toc226034601" w:history="1">
+          <w:hyperlink w:history="1" w:anchor="_Toc226034601">
             <w:r>
               <w:rPr>
                 <w:rStyle w:val="Hyperlink"/>
@@ -1455,7 +1455,7 @@
               <w:lang w:eastAsia="en-ID"/>
             </w:rPr>
           </w:pPr>
-          <w:hyperlink w:anchor="_Toc226034602" w:history="1">
+          <w:hyperlink w:history="1" w:anchor="_Toc226034602">
             <w:r>
               <w:rPr>
                 <w:rStyle w:val="Hyperlink"/>
@@ -1525,7 +1525,7 @@
               <w:lang w:eastAsia="en-ID"/>
             </w:rPr>
           </w:pPr>
-          <w:hyperlink w:anchor="_Toc226034603" w:history="1">
+          <w:hyperlink w:history="1" w:anchor="_Toc226034603">
             <w:r>
               <w:rPr>
                 <w:rStyle w:val="Hyperlink"/>
@@ -1598,7 +1598,7 @@
               <w:lang w:eastAsia="en-ID"/>
             </w:rPr>
           </w:pPr>
-          <w:hyperlink w:anchor="_Toc226034604" w:history="1">
+          <w:hyperlink w:history="1" w:anchor="_Toc226034604">
             <w:r>
               <w:rPr>
                 <w:rStyle w:val="Hyperlink"/>
@@ -1688,7 +1688,7 @@
               <w:lang w:eastAsia="en-ID"/>
             </w:rPr>
           </w:pPr>
-          <w:hyperlink w:anchor="_Toc226034605" w:history="1">
+          <w:hyperlink w:history="1" w:anchor="_Toc226034605">
             <w:r>
               <w:rPr>
                 <w:rStyle w:val="Hyperlink"/>
@@ -1776,7 +1776,7 @@
               <w:lang w:eastAsia="en-ID"/>
             </w:rPr>
           </w:pPr>
-          <w:hyperlink w:anchor="_Toc226034606" w:history="1">
+          <w:hyperlink w:history="1" w:anchor="_Toc226034606">
             <w:r>
               <w:rPr>
                 <w:rStyle w:val="Hyperlink"/>
@@ -1864,7 +1864,7 @@
               <w:lang w:eastAsia="en-ID"/>
             </w:rPr>
           </w:pPr>
-          <w:hyperlink w:anchor="_Toc226034607" w:history="1">
+          <w:hyperlink w:history="1" w:anchor="_Toc226034607">
             <w:r>
               <w:rPr>
                 <w:rStyle w:val="Hyperlink"/>
@@ -1952,7 +1952,7 @@
               <w:lang w:eastAsia="en-ID"/>
             </w:rPr>
           </w:pPr>
-          <w:hyperlink w:anchor="_Toc226034608" w:history="1">
+          <w:hyperlink w:history="1" w:anchor="_Toc226034608">
             <w:r>
               <w:rPr>
                 <w:rStyle w:val="Hyperlink"/>
@@ -2039,7 +2039,7 @@
               <w:lang w:eastAsia="en-ID"/>
             </w:rPr>
           </w:pPr>
-          <w:hyperlink w:anchor="_Toc226034609" w:history="1">
+          <w:hyperlink w:history="1" w:anchor="_Toc226034609">
             <w:r>
               <w:rPr>
                 <w:rStyle w:val="Hyperlink"/>
@@ -2111,7 +2111,7 @@
               <w:lang w:eastAsia="en-ID"/>
             </w:rPr>
           </w:pPr>
-          <w:hyperlink w:anchor="_Toc226034610" w:history="1">
+          <w:hyperlink w:history="1" w:anchor="_Toc226034610">
             <w:r>
               <w:rPr>
                 <w:rStyle w:val="Hyperlink"/>
@@ -2199,7 +2199,7 @@
               <w:lang w:eastAsia="en-ID"/>
             </w:rPr>
           </w:pPr>
-          <w:hyperlink w:anchor="_Toc226034611" w:history="1">
+          <w:hyperlink w:history="1" w:anchor="_Toc226034611">
             <w:r>
               <w:rPr>
                 <w:rStyle w:val="Hyperlink"/>
@@ -2287,7 +2287,7 @@
               <w:lang w:eastAsia="en-ID"/>
             </w:rPr>
           </w:pPr>
-          <w:hyperlink w:anchor="_Toc226034612" w:history="1">
+          <w:hyperlink w:history="1" w:anchor="_Toc226034612">
             <w:r>
               <w:rPr>
                 <w:rStyle w:val="Hyperlink"/>
@@ -2375,7 +2375,7 @@
               <w:lang w:eastAsia="en-ID"/>
             </w:rPr>
           </w:pPr>
-          <w:hyperlink w:anchor="_Toc226034613" w:history="1">
+          <w:hyperlink w:history="1" w:anchor="_Toc226034613">
             <w:r>
               <w:rPr>
                 <w:rStyle w:val="Hyperlink"/>
@@ -2463,7 +2463,7 @@
               <w:lang w:eastAsia="en-ID"/>
             </w:rPr>
           </w:pPr>
-          <w:hyperlink w:anchor="_Toc226034614" w:history="1">
+          <w:hyperlink w:history="1" w:anchor="_Toc226034614">
             <w:r>
               <w:rPr>
                 <w:rStyle w:val="Hyperlink"/>
@@ -2553,7 +2553,7 @@
               <w:lang w:eastAsia="en-ID"/>
             </w:rPr>
           </w:pPr>
-          <w:hyperlink w:anchor="_Toc226034615" w:history="1">
+          <w:hyperlink w:history="1" w:anchor="_Toc226034615">
             <w:r>
               <w:rPr>
                 <w:rStyle w:val="Hyperlink"/>
@@ -2643,7 +2643,7 @@
               <w:lang w:eastAsia="en-ID"/>
             </w:rPr>
           </w:pPr>
-          <w:hyperlink w:anchor="_Toc226034616" w:history="1">
+          <w:hyperlink w:history="1" w:anchor="_Toc226034616">
             <w:r>
               <w:rPr>
                 <w:rStyle w:val="Hyperlink"/>
@@ -2674,7 +2674,7 @@
             <w:r>
               <w:rPr>
                 <w:rStyle w:val="Hyperlink"/>
-                <w:rFonts w:ascii="Courier New" w:eastAsia="Times New Roman" w:hAnsi="Courier New" w:cs="Courier New"/>
+                <w:rFonts w:ascii="Courier New" w:hAnsi="Courier New" w:eastAsia="Times New Roman" w:cs="Courier New"/>
                 <w:bCs/>
                 <w:noProof/>
                 <w:lang w:eastAsia="en-ID"/>
@@ -2744,7 +2744,7 @@
               <w:lang w:eastAsia="en-ID"/>
             </w:rPr>
           </w:pPr>
-          <w:hyperlink w:anchor="_Toc226034617" w:history="1">
+          <w:hyperlink w:history="1" w:anchor="_Toc226034617">
             <w:r>
               <w:rPr>
                 <w:rStyle w:val="Hyperlink"/>
@@ -2845,7 +2845,7 @@
               <w:lang w:eastAsia="en-ID"/>
             </w:rPr>
           </w:pPr>
-          <w:hyperlink w:anchor="_Toc226034618" w:history="1">
+          <w:hyperlink w:history="1" w:anchor="_Toc226034618">
             <w:r>
               <w:rPr>
                 <w:rStyle w:val="Hyperlink"/>
@@ -2946,7 +2946,7 @@
               <w:lang w:eastAsia="en-ID"/>
             </w:rPr>
           </w:pPr>
-          <w:hyperlink w:anchor="_Toc226034619" w:history="1">
+          <w:hyperlink w:history="1" w:anchor="_Toc226034619">
             <w:r>
               <w:rPr>
                 <w:rStyle w:val="Hyperlink"/>
@@ -3047,7 +3047,7 @@
               <w:lang w:eastAsia="en-ID"/>
             </w:rPr>
           </w:pPr>
-          <w:hyperlink w:anchor="_Toc226034620" w:history="1">
+          <w:hyperlink w:history="1" w:anchor="_Toc226034620">
             <w:r>
               <w:rPr>
                 <w:rStyle w:val="Hyperlink"/>
@@ -3148,7 +3148,7 @@
               <w:lang w:eastAsia="en-ID"/>
             </w:rPr>
           </w:pPr>
-          <w:hyperlink w:anchor="_Toc226034621" w:history="1">
+          <w:hyperlink w:history="1" w:anchor="_Toc226034621">
             <w:r>
               <w:rPr>
                 <w:rStyle w:val="Hyperlink"/>
@@ -3248,7 +3248,7 @@
               <w:lang w:eastAsia="en-ID"/>
             </w:rPr>
           </w:pPr>
-          <w:hyperlink w:anchor="_Toc226034622" w:history="1">
+          <w:hyperlink w:history="1" w:anchor="_Toc226034622">
             <w:r>
               <w:rPr>
                 <w:rStyle w:val="Hyperlink"/>
@@ -3320,7 +3320,7 @@
               <w:lang w:eastAsia="en-ID"/>
             </w:rPr>
           </w:pPr>
-          <w:hyperlink w:anchor="_Toc226034623" w:history="1">
+          <w:hyperlink w:history="1" w:anchor="_Toc226034623">
             <w:r>
               <w:rPr>
                 <w:rStyle w:val="Hyperlink"/>
@@ -3393,7 +3393,7 @@
               <w:lang w:eastAsia="en-ID"/>
             </w:rPr>
           </w:pPr>
-          <w:hyperlink w:anchor="_Toc226034624" w:history="1">
+          <w:hyperlink w:history="1" w:anchor="_Toc226034624">
             <w:r>
               <w:rPr>
                 <w:rStyle w:val="Hyperlink"/>
@@ -3481,7 +3481,7 @@
               <w:lang w:eastAsia="en-ID"/>
             </w:rPr>
           </w:pPr>
-          <w:hyperlink w:anchor="_Toc226034625" w:history="1">
+          <w:hyperlink w:history="1" w:anchor="_Toc226034625">
             <w:r>
               <w:rPr>
                 <w:rStyle w:val="Hyperlink"/>
@@ -3567,7 +3567,7 @@
               <w:lang w:eastAsia="en-ID"/>
             </w:rPr>
           </w:pPr>
-          <w:hyperlink w:anchor="_Toc226034626" w:history="1">
+          <w:hyperlink w:history="1" w:anchor="_Toc226034626">
             <w:r>
               <w:rPr>
                 <w:rStyle w:val="Hyperlink"/>
@@ -3653,7 +3653,7 @@
               <w:lang w:eastAsia="en-ID"/>
             </w:rPr>
           </w:pPr>
-          <w:hyperlink w:anchor="_Toc226034627" w:history="1">
+          <w:hyperlink w:history="1" w:anchor="_Toc226034627">
             <w:r>
               <w:rPr>
                 <w:rStyle w:val="Hyperlink"/>
@@ -3740,7 +3740,7 @@
               <w:lang w:eastAsia="en-ID"/>
             </w:rPr>
           </w:pPr>
-          <w:hyperlink w:anchor="_Toc226034628" w:history="1">
+          <w:hyperlink w:history="1" w:anchor="_Toc226034628">
             <w:r>
               <w:rPr>
                 <w:rStyle w:val="Hyperlink"/>
@@ -3812,7 +3812,7 @@
               <w:lang w:eastAsia="en-ID"/>
             </w:rPr>
           </w:pPr>
-          <w:hyperlink w:anchor="_Toc226034629" w:history="1">
+          <w:hyperlink w:history="1" w:anchor="_Toc226034629">
             <w:r>
               <w:rPr>
                 <w:rStyle w:val="Hyperlink"/>
@@ -3885,7 +3885,7 @@
               <w:lang w:eastAsia="en-ID"/>
             </w:rPr>
           </w:pPr>
-          <w:hyperlink w:anchor="_Toc226034630" w:history="1">
+          <w:hyperlink w:history="1" w:anchor="_Toc226034630">
             <w:r>
               <w:rPr>
                 <w:rStyle w:val="Hyperlink"/>
@@ -3973,7 +3973,7 @@
               <w:lang w:eastAsia="en-ID"/>
             </w:rPr>
           </w:pPr>
-          <w:hyperlink w:anchor="_Toc226034631" w:history="1">
+          <w:hyperlink w:history="1" w:anchor="_Toc226034631">
             <w:r>
               <w:rPr>
                 <w:rStyle w:val="Hyperlink"/>
@@ -4060,7 +4060,7 @@
               <w:lang w:eastAsia="en-ID"/>
             </w:rPr>
           </w:pPr>
-          <w:hyperlink w:anchor="_Toc226034632" w:history="1">
+          <w:hyperlink w:history="1" w:anchor="_Toc226034632">
             <w:r>
               <w:rPr>
                 <w:rStyle w:val="Hyperlink"/>
@@ -4132,7 +4132,7 @@
               <w:lang w:eastAsia="en-ID"/>
             </w:rPr>
           </w:pPr>
-          <w:hyperlink w:anchor="_Toc226034633" w:history="1">
+          <w:hyperlink w:history="1" w:anchor="_Toc226034633">
             <w:r>
               <w:rPr>
                 <w:rStyle w:val="Hyperlink"/>
@@ -4205,7 +4205,7 @@
               <w:lang w:eastAsia="en-ID"/>
             </w:rPr>
           </w:pPr>
-          <w:hyperlink w:anchor="_Toc226034634" w:history="1">
+          <w:hyperlink w:history="1" w:anchor="_Toc226034634">
             <w:r>
               <w:rPr>
                 <w:rStyle w:val="Hyperlink"/>
@@ -4293,7 +4293,7 @@
               <w:lang w:eastAsia="en-ID"/>
             </w:rPr>
           </w:pPr>
-          <w:hyperlink w:anchor="_Toc226034635" w:history="1">
+          <w:hyperlink w:history="1" w:anchor="_Toc226034635">
             <w:r>
               <w:rPr>
                 <w:rStyle w:val="Hyperlink"/>
@@ -4379,7 +4379,7 @@
               <w:lang w:eastAsia="en-ID"/>
             </w:rPr>
           </w:pPr>
-          <w:hyperlink w:anchor="_Toc226034636" w:history="1">
+          <w:hyperlink w:history="1" w:anchor="_Toc226034636">
             <w:r>
               <w:rPr>
                 <w:rStyle w:val="Hyperlink"/>
@@ -4465,7 +4465,7 @@
               <w:lang w:eastAsia="en-ID"/>
             </w:rPr>
           </w:pPr>
-          <w:hyperlink w:anchor="_Toc226034637" w:history="1">
+          <w:hyperlink w:history="1" w:anchor="_Toc226034637">
             <w:r>
               <w:rPr>
                 <w:rStyle w:val="Hyperlink"/>
@@ -4550,7 +4550,7 @@
               <w:lang w:eastAsia="en-ID"/>
             </w:rPr>
           </w:pPr>
-          <w:hyperlink w:anchor="_Toc226034638" w:history="1">
+          <w:hyperlink w:history="1" w:anchor="_Toc226034638">
             <w:r>
               <w:rPr>
                 <w:rStyle w:val="Hyperlink"/>
@@ -4626,7 +4626,7 @@
       <w:pPr>
         <w:rPr>
           <w:rStyle w:val="Strong"/>
-          <w:rFonts w:ascii="Times New Roman" w:eastAsiaTheme="majorEastAsia" w:hAnsi="Times New Roman" w:cstheme="majorBidi"/>
+          <w:rFonts w:ascii="Times New Roman" w:hAnsi="Times New Roman" w:eastAsiaTheme="majorEastAsia" w:cstheme="majorBidi"/>
           <w:bCs w:val="0"/>
           <w:color w:val="000000" w:themeColor="text1"/>
           <w:sz w:val="28"/>
@@ -4636,7 +4636,7 @@
       <w:r>
         <w:rPr>
           <w:rStyle w:val="Strong"/>
-          <w:rFonts w:ascii="Times New Roman" w:eastAsiaTheme="majorEastAsia" w:hAnsi="Times New Roman" w:cstheme="majorBidi"/>
+          <w:rFonts w:ascii="Times New Roman" w:hAnsi="Times New Roman" w:eastAsiaTheme="majorEastAsia" w:cstheme="majorBidi"/>
           <w:bCs w:val="0"/>
           <w:color w:val="000000" w:themeColor="text1"/>
           <w:sz w:val="28"/>
@@ -4654,7 +4654,7 @@
           <w:bCs w:val="0"/>
         </w:rPr>
       </w:pPr>
-      <w:bookmarkStart w:id="3" w:name="_Toc226034595"/>
+      <w:bookmarkStart w:name="_Toc226034595" w:id="3"/>
       <w:r>
         <w:rPr>
           <w:rStyle w:val="Strong"/>
@@ -4670,7 +4670,7 @@
       <w:pPr>
         <w:rPr>
           <w:rStyle w:val="Strong"/>
-          <w:rFonts w:ascii="Times New Roman" w:eastAsiaTheme="majorEastAsia" w:hAnsi="Times New Roman" w:cstheme="majorBidi"/>
+          <w:rFonts w:ascii="Times New Roman" w:hAnsi="Times New Roman" w:eastAsiaTheme="majorEastAsia" w:cstheme="majorBidi"/>
           <w:bCs w:val="0"/>
           <w:color w:val="000000" w:themeColor="text1"/>
           <w:sz w:val="28"/>
@@ -4690,7 +4690,7 @@
       <w:pPr>
         <w:pStyle w:val="Heading1"/>
       </w:pPr>
-      <w:bookmarkStart w:id="4" w:name="_Toc226034596"/>
+      <w:bookmarkStart w:name="_Toc226034596" w:id="4"/>
       <w:r>
         <w:lastRenderedPageBreak/>
         <w:t>DAFTAR GAMBAR</w:t>
@@ -4702,7 +4702,7 @@
       <w:pPr>
         <w:rPr>
           <w:rStyle w:val="Strong"/>
-          <w:rFonts w:ascii="Times New Roman" w:eastAsiaTheme="majorEastAsia" w:hAnsi="Times New Roman" w:cstheme="majorBidi"/>
+          <w:rFonts w:ascii="Times New Roman" w:hAnsi="Times New Roman" w:eastAsiaTheme="majorEastAsia" w:cstheme="majorBidi"/>
           <w:bCs w:val="0"/>
           <w:color w:val="000000" w:themeColor="text1"/>
           <w:sz w:val="28"/>
@@ -4728,7 +4728,7 @@
           <w:szCs w:val="28"/>
         </w:rPr>
       </w:pPr>
-      <w:bookmarkStart w:id="5" w:name="_Toc226034597"/>
+      <w:bookmarkStart w:name="_Toc226034597" w:id="5"/>
       <w:r>
         <w:rPr>
           <w:rStyle w:val="Strong"/>
@@ -4761,7 +4761,7 @@
           <w:szCs w:val="28"/>
         </w:rPr>
       </w:pPr>
-      <w:bookmarkStart w:id="6" w:name="_Toc226034598"/>
+      <w:bookmarkStart w:name="_Toc226034598" w:id="6"/>
       <w:r>
         <w:rPr>
           <w:rStyle w:val="Strong"/>
@@ -4783,7 +4783,7 @@
         <w:spacing w:after="240"/>
         <w:ind w:left="426"/>
       </w:pPr>
-      <w:bookmarkStart w:id="7" w:name="_Toc226034599"/>
+      <w:bookmarkStart w:name="_Toc226034599" w:id="7"/>
       <w:r>
         <w:t>Latar Belakang</w:t>
       </w:r>
@@ -4832,7 +4832,7 @@
         <w:spacing w:before="0" w:after="240"/>
         <w:ind w:left="426"/>
       </w:pPr>
-      <w:bookmarkStart w:id="8" w:name="_Toc226034600"/>
+      <w:bookmarkStart w:name="_Toc226034600" w:id="8"/>
       <w:r>
         <w:t>Tujuan Pembuatan Aplikasi</w:t>
       </w:r>
@@ -4844,7 +4844,7 @@
         <w:ind w:left="66"/>
         <w:jc w:val="both"/>
         <w:rPr>
-          <w:rFonts w:ascii="Times New Roman" w:eastAsia="Times New Roman" w:hAnsi="Times New Roman" w:cs="Times New Roman"/>
+          <w:rFonts w:ascii="Times New Roman" w:hAnsi="Times New Roman" w:eastAsia="Times New Roman" w:cs="Times New Roman"/>
           <w:sz w:val="24"/>
           <w:szCs w:val="24"/>
           <w:lang w:eastAsia="en-ID"/>
@@ -4852,7 +4852,7 @@
       </w:pPr>
       <w:r>
         <w:rPr>
-          <w:rFonts w:ascii="Times New Roman" w:eastAsia="Times New Roman" w:hAnsi="Times New Roman" w:cs="Times New Roman"/>
+          <w:rFonts w:ascii="Times New Roman" w:hAnsi="Times New Roman" w:eastAsia="Times New Roman" w:cs="Times New Roman"/>
           <w:sz w:val="24"/>
           <w:szCs w:val="24"/>
           <w:lang w:eastAsia="en-ID"/>
@@ -4874,7 +4874,7 @@
         <w:ind w:left="786"/>
         <w:jc w:val="both"/>
         <w:rPr>
-          <w:rFonts w:ascii="Times New Roman" w:eastAsia="Times New Roman" w:hAnsi="Times New Roman" w:cs="Times New Roman"/>
+          <w:rFonts w:ascii="Times New Roman" w:hAnsi="Times New Roman" w:eastAsia="Times New Roman" w:cs="Times New Roman"/>
           <w:sz w:val="24"/>
           <w:szCs w:val="24"/>
           <w:lang w:eastAsia="en-ID"/>
@@ -4882,7 +4882,7 @@
       </w:pPr>
       <w:r>
         <w:rPr>
-          <w:rFonts w:ascii="Times New Roman" w:eastAsia="Times New Roman" w:hAnsi="Times New Roman" w:cs="Times New Roman"/>
+          <w:rFonts w:ascii="Times New Roman" w:hAnsi="Times New Roman" w:eastAsia="Times New Roman" w:cs="Times New Roman"/>
           <w:sz w:val="24"/>
           <w:szCs w:val="24"/>
           <w:lang w:eastAsia="en-ID"/>
@@ -4891,7 +4891,7 @@
       </w:r>
       <w:r>
         <w:rPr>
-          <w:rFonts w:ascii="Times New Roman" w:eastAsia="Times New Roman" w:hAnsi="Times New Roman" w:cs="Times New Roman"/>
+          <w:rFonts w:ascii="Times New Roman" w:hAnsi="Times New Roman" w:eastAsia="Times New Roman" w:cs="Times New Roman"/>
           <w:sz w:val="24"/>
           <w:szCs w:val="24"/>
           <w:lang w:eastAsia="en-ID"/>
@@ -4900,7 +4900,7 @@
       </w:r>
       <w:r>
         <w:rPr>
-          <w:rFonts w:ascii="Times New Roman" w:eastAsia="Times New Roman" w:hAnsi="Times New Roman" w:cs="Times New Roman"/>
+          <w:rFonts w:ascii="Times New Roman" w:hAnsi="Times New Roman" w:eastAsia="Times New Roman" w:cs="Times New Roman"/>
           <w:sz w:val="24"/>
           <w:szCs w:val="24"/>
           <w:lang w:eastAsia="en-ID"/>
@@ -4922,7 +4922,7 @@
         <w:ind w:left="786"/>
         <w:jc w:val="both"/>
         <w:rPr>
-          <w:rFonts w:ascii="Times New Roman" w:eastAsia="Times New Roman" w:hAnsi="Times New Roman" w:cs="Times New Roman"/>
+          <w:rFonts w:ascii="Times New Roman" w:hAnsi="Times New Roman" w:eastAsia="Times New Roman" w:cs="Times New Roman"/>
           <w:sz w:val="24"/>
           <w:szCs w:val="24"/>
           <w:lang w:eastAsia="en-ID"/>
@@ -4930,7 +4930,7 @@
       </w:pPr>
       <w:r>
         <w:rPr>
-          <w:rFonts w:ascii="Times New Roman" w:eastAsia="Times New Roman" w:hAnsi="Times New Roman" w:cs="Times New Roman"/>
+          <w:rFonts w:ascii="Times New Roman" w:hAnsi="Times New Roman" w:eastAsia="Times New Roman" w:cs="Times New Roman"/>
           <w:sz w:val="24"/>
           <w:szCs w:val="24"/>
           <w:lang w:eastAsia="en-ID"/>
@@ -4952,7 +4952,7 @@
         <w:ind w:left="786"/>
         <w:jc w:val="both"/>
         <w:rPr>
-          <w:rFonts w:ascii="Times New Roman" w:eastAsia="Times New Roman" w:hAnsi="Times New Roman" w:cs="Times New Roman"/>
+          <w:rFonts w:ascii="Times New Roman" w:hAnsi="Times New Roman" w:eastAsia="Times New Roman" w:cs="Times New Roman"/>
           <w:sz w:val="24"/>
           <w:szCs w:val="24"/>
           <w:lang w:eastAsia="en-ID"/>
@@ -4960,7 +4960,7 @@
       </w:pPr>
       <w:r>
         <w:rPr>
-          <w:rFonts w:ascii="Times New Roman" w:eastAsia="Times New Roman" w:hAnsi="Times New Roman" w:cs="Times New Roman"/>
+          <w:rFonts w:ascii="Times New Roman" w:hAnsi="Times New Roman" w:eastAsia="Times New Roman" w:cs="Times New Roman"/>
           <w:sz w:val="24"/>
           <w:szCs w:val="24"/>
           <w:lang w:eastAsia="en-ID"/>
@@ -4969,7 +4969,7 @@
       </w:r>
       <w:r>
         <w:rPr>
-          <w:rFonts w:ascii="Times New Roman" w:eastAsia="Times New Roman" w:hAnsi="Times New Roman" w:cs="Times New Roman"/>
+          <w:rFonts w:ascii="Times New Roman" w:hAnsi="Times New Roman" w:eastAsia="Times New Roman" w:cs="Times New Roman"/>
           <w:sz w:val="24"/>
           <w:szCs w:val="24"/>
           <w:lang w:eastAsia="en-ID"/>
@@ -4978,7 +4978,7 @@
       </w:r>
       <w:r>
         <w:rPr>
-          <w:rFonts w:ascii="Times New Roman" w:eastAsia="Times New Roman" w:hAnsi="Times New Roman" w:cs="Times New Roman"/>
+          <w:rFonts w:ascii="Times New Roman" w:hAnsi="Times New Roman" w:eastAsia="Times New Roman" w:cs="Times New Roman"/>
           <w:sz w:val="24"/>
           <w:szCs w:val="24"/>
           <w:lang w:eastAsia="en-ID"/>
@@ -4987,7 +4987,7 @@
       </w:r>
       <w:r>
         <w:rPr>
-          <w:rFonts w:ascii="Times New Roman" w:eastAsia="Times New Roman" w:hAnsi="Times New Roman" w:cs="Times New Roman"/>
+          <w:rFonts w:ascii="Times New Roman" w:hAnsi="Times New Roman" w:eastAsia="Times New Roman" w:cs="Times New Roman"/>
           <w:sz w:val="24"/>
           <w:szCs w:val="24"/>
           <w:lang w:eastAsia="en-ID"/>
@@ -4996,7 +4996,7 @@
       </w:r>
       <w:r>
         <w:rPr>
-          <w:rFonts w:ascii="Times New Roman" w:eastAsia="Times New Roman" w:hAnsi="Times New Roman" w:cs="Times New Roman"/>
+          <w:rFonts w:ascii="Times New Roman" w:hAnsi="Times New Roman" w:eastAsia="Times New Roman" w:cs="Times New Roman"/>
           <w:sz w:val="24"/>
           <w:szCs w:val="24"/>
           <w:lang w:eastAsia="en-ID"/>
@@ -5005,7 +5005,7 @@
       </w:r>
       <w:r>
         <w:rPr>
-          <w:rFonts w:ascii="Times New Roman" w:eastAsia="Times New Roman" w:hAnsi="Times New Roman" w:cs="Times New Roman"/>
+          <w:rFonts w:ascii="Times New Roman" w:hAnsi="Times New Roman" w:eastAsia="Times New Roman" w:cs="Times New Roman"/>
           <w:sz w:val="24"/>
           <w:szCs w:val="24"/>
           <w:lang w:eastAsia="en-ID"/>
@@ -5014,7 +5014,7 @@
       </w:r>
       <w:r>
         <w:rPr>
-          <w:rFonts w:ascii="Times New Roman" w:eastAsia="Times New Roman" w:hAnsi="Times New Roman" w:cs="Times New Roman"/>
+          <w:rFonts w:ascii="Times New Roman" w:hAnsi="Times New Roman" w:eastAsia="Times New Roman" w:cs="Times New Roman"/>
           <w:sz w:val="24"/>
           <w:szCs w:val="24"/>
           <w:lang w:eastAsia="en-ID"/>
@@ -5023,7 +5023,7 @@
       </w:r>
       <w:r>
         <w:rPr>
-          <w:rFonts w:ascii="Times New Roman" w:eastAsia="Times New Roman" w:hAnsi="Times New Roman" w:cs="Times New Roman"/>
+          <w:rFonts w:ascii="Times New Roman" w:hAnsi="Times New Roman" w:eastAsia="Times New Roman" w:cs="Times New Roman"/>
           <w:sz w:val="24"/>
           <w:szCs w:val="24"/>
           <w:lang w:eastAsia="en-ID"/>
@@ -5045,7 +5045,7 @@
         <w:ind w:left="786"/>
         <w:jc w:val="both"/>
         <w:rPr>
-          <w:rFonts w:ascii="Times New Roman" w:eastAsia="Times New Roman" w:hAnsi="Times New Roman" w:cs="Times New Roman"/>
+          <w:rFonts w:ascii="Times New Roman" w:hAnsi="Times New Roman" w:eastAsia="Times New Roman" w:cs="Times New Roman"/>
           <w:sz w:val="24"/>
           <w:szCs w:val="24"/>
           <w:lang w:eastAsia="en-ID"/>
@@ -5053,7 +5053,7 @@
       </w:pPr>
       <w:r>
         <w:rPr>
-          <w:rFonts w:ascii="Times New Roman" w:eastAsia="Times New Roman" w:hAnsi="Times New Roman" w:cs="Times New Roman"/>
+          <w:rFonts w:ascii="Times New Roman" w:hAnsi="Times New Roman" w:eastAsia="Times New Roman" w:cs="Times New Roman"/>
           <w:sz w:val="24"/>
           <w:szCs w:val="24"/>
           <w:lang w:eastAsia="en-ID"/>
@@ -5075,7 +5075,7 @@
         <w:ind w:left="786"/>
         <w:jc w:val="both"/>
         <w:rPr>
-          <w:rFonts w:ascii="Times New Roman" w:eastAsia="Times New Roman" w:hAnsi="Times New Roman" w:cs="Times New Roman"/>
+          <w:rFonts w:ascii="Times New Roman" w:hAnsi="Times New Roman" w:eastAsia="Times New Roman" w:cs="Times New Roman"/>
           <w:sz w:val="24"/>
           <w:szCs w:val="24"/>
           <w:lang w:eastAsia="en-ID"/>
@@ -5083,7 +5083,7 @@
       </w:pPr>
       <w:r>
         <w:rPr>
-          <w:rFonts w:ascii="Times New Roman" w:eastAsia="Times New Roman" w:hAnsi="Times New Roman" w:cs="Times New Roman"/>
+          <w:rFonts w:ascii="Times New Roman" w:hAnsi="Times New Roman" w:eastAsia="Times New Roman" w:cs="Times New Roman"/>
           <w:sz w:val="24"/>
           <w:szCs w:val="24"/>
           <w:lang w:eastAsia="en-ID"/>
@@ -5092,7 +5092,7 @@
       </w:r>
       <w:r>
         <w:rPr>
-          <w:rFonts w:ascii="Times New Roman" w:eastAsia="Times New Roman" w:hAnsi="Times New Roman" w:cs="Times New Roman"/>
+          <w:rFonts w:ascii="Times New Roman" w:hAnsi="Times New Roman" w:eastAsia="Times New Roman" w:cs="Times New Roman"/>
           <w:sz w:val="24"/>
           <w:szCs w:val="24"/>
           <w:lang w:eastAsia="en-ID"/>
@@ -5101,7 +5101,7 @@
       </w:r>
       <w:r>
         <w:rPr>
-          <w:rFonts w:ascii="Times New Roman" w:eastAsia="Times New Roman" w:hAnsi="Times New Roman" w:cs="Times New Roman"/>
+          <w:rFonts w:ascii="Times New Roman" w:hAnsi="Times New Roman" w:eastAsia="Times New Roman" w:cs="Times New Roman"/>
           <w:sz w:val="24"/>
           <w:szCs w:val="24"/>
           <w:lang w:eastAsia="en-ID"/>
@@ -5110,7 +5110,7 @@
       </w:r>
       <w:r>
         <w:rPr>
-          <w:rFonts w:ascii="Times New Roman" w:eastAsia="Times New Roman" w:hAnsi="Times New Roman" w:cs="Times New Roman"/>
+          <w:rFonts w:ascii="Times New Roman" w:hAnsi="Times New Roman" w:eastAsia="Times New Roman" w:cs="Times New Roman"/>
           <w:sz w:val="24"/>
           <w:szCs w:val="24"/>
           <w:lang w:eastAsia="en-ID"/>
@@ -5119,7 +5119,7 @@
       </w:r>
       <w:r>
         <w:rPr>
-          <w:rFonts w:ascii="Times New Roman" w:eastAsia="Times New Roman" w:hAnsi="Times New Roman" w:cs="Times New Roman"/>
+          <w:rFonts w:ascii="Times New Roman" w:hAnsi="Times New Roman" w:eastAsia="Times New Roman" w:cs="Times New Roman"/>
           <w:sz w:val="24"/>
           <w:szCs w:val="24"/>
           <w:lang w:eastAsia="en-ID"/>
@@ -5128,7 +5128,7 @@
       </w:r>
       <w:r>
         <w:rPr>
-          <w:rFonts w:ascii="Times New Roman" w:eastAsia="Times New Roman" w:hAnsi="Times New Roman" w:cs="Times New Roman"/>
+          <w:rFonts w:ascii="Times New Roman" w:hAnsi="Times New Roman" w:eastAsia="Times New Roman" w:cs="Times New Roman"/>
           <w:sz w:val="24"/>
           <w:szCs w:val="24"/>
           <w:lang w:eastAsia="en-ID"/>
@@ -5137,7 +5137,7 @@
       </w:r>
       <w:r>
         <w:rPr>
-          <w:rFonts w:ascii="Times New Roman" w:eastAsia="Times New Roman" w:hAnsi="Times New Roman" w:cs="Times New Roman"/>
+          <w:rFonts w:ascii="Times New Roman" w:hAnsi="Times New Roman" w:eastAsia="Times New Roman" w:cs="Times New Roman"/>
           <w:sz w:val="24"/>
           <w:szCs w:val="24"/>
           <w:lang w:eastAsia="en-ID"/>
@@ -5153,7 +5153,7 @@
       </w:pPr>
       <w:r>
         <w:rPr>
-          <w:rFonts w:ascii="Times New Roman" w:eastAsia="Times New Roman" w:hAnsi="Times New Roman" w:cs="Times New Roman"/>
+          <w:rFonts w:ascii="Times New Roman" w:hAnsi="Times New Roman" w:eastAsia="Times New Roman" w:cs="Times New Roman"/>
           <w:sz w:val="24"/>
           <w:szCs w:val="24"/>
           <w:lang w:eastAsia="en-ID"/>
@@ -5171,7 +5171,7 @@
         <w:spacing w:after="240"/>
         <w:ind w:left="426"/>
       </w:pPr>
-      <w:bookmarkStart w:id="9" w:name="_Toc226034601"/>
+      <w:bookmarkStart w:name="_Toc226034601" w:id="9"/>
       <w:r>
         <w:lastRenderedPageBreak/>
         <w:t>Metode Pengembangan Perangkat Lunak</w:t>
@@ -5187,7 +5187,7 @@
         <w:ind w:left="66"/>
         <w:jc w:val="both"/>
         <w:rPr>
-          <w:rFonts w:ascii="Times New Roman" w:eastAsia="Times New Roman" w:hAnsi="Times New Roman" w:cs="Times New Roman"/>
+          <w:rFonts w:ascii="Times New Roman" w:hAnsi="Times New Roman" w:eastAsia="Times New Roman" w:cs="Times New Roman"/>
           <w:sz w:val="24"/>
           <w:szCs w:val="24"/>
           <w:lang w:eastAsia="en-ID"/>
@@ -5195,7 +5195,7 @@
       </w:pPr>
       <w:r>
         <w:rPr>
-          <w:rFonts w:ascii="Times New Roman" w:eastAsia="Times New Roman" w:hAnsi="Times New Roman" w:cs="Times New Roman"/>
+          <w:rFonts w:ascii="Times New Roman" w:hAnsi="Times New Roman" w:eastAsia="Times New Roman" w:cs="Times New Roman"/>
           <w:sz w:val="24"/>
           <w:szCs w:val="24"/>
           <w:lang w:eastAsia="en-ID"/>
@@ -5204,7 +5204,7 @@
       </w:r>
       <w:r>
         <w:rPr>
-          <w:rFonts w:ascii="Times New Roman" w:eastAsia="Times New Roman" w:hAnsi="Times New Roman" w:cs="Times New Roman"/>
+          <w:rFonts w:ascii="Times New Roman" w:hAnsi="Times New Roman" w:eastAsia="Times New Roman" w:cs="Times New Roman"/>
           <w:sz w:val="24"/>
           <w:szCs w:val="24"/>
           <w:lang w:eastAsia="en-ID"/>
@@ -5213,7 +5213,7 @@
       </w:r>
       <w:r>
         <w:rPr>
-          <w:rFonts w:ascii="Times New Roman" w:eastAsia="Times New Roman" w:hAnsi="Times New Roman" w:cs="Times New Roman"/>
+          <w:rFonts w:ascii="Times New Roman" w:hAnsi="Times New Roman" w:eastAsia="Times New Roman" w:cs="Times New Roman"/>
           <w:sz w:val="24"/>
           <w:szCs w:val="24"/>
           <w:lang w:eastAsia="en-ID"/>
@@ -5222,7 +5222,7 @@
       </w:r>
       <w:r>
         <w:rPr>
-          <w:rFonts w:ascii="Times New Roman" w:eastAsia="Times New Roman" w:hAnsi="Times New Roman" w:cs="Times New Roman"/>
+          <w:rFonts w:ascii="Times New Roman" w:hAnsi="Times New Roman" w:eastAsia="Times New Roman" w:cs="Times New Roman"/>
           <w:b/>
           <w:bCs/>
           <w:sz w:val="24"/>
@@ -5233,7 +5233,7 @@
       </w:r>
       <w:r>
         <w:rPr>
-          <w:rFonts w:ascii="Times New Roman" w:eastAsia="Times New Roman" w:hAnsi="Times New Roman" w:cs="Times New Roman"/>
+          <w:rFonts w:ascii="Times New Roman" w:hAnsi="Times New Roman" w:eastAsia="Times New Roman" w:cs="Times New Roman"/>
           <w:sz w:val="24"/>
           <w:szCs w:val="24"/>
           <w:lang w:eastAsia="en-ID"/>
@@ -5247,7 +5247,7 @@
         <w:ind w:left="66"/>
         <w:jc w:val="both"/>
         <w:rPr>
-          <w:rFonts w:ascii="Times New Roman" w:eastAsia="Times New Roman" w:hAnsi="Times New Roman" w:cs="Times New Roman"/>
+          <w:rFonts w:ascii="Times New Roman" w:hAnsi="Times New Roman" w:eastAsia="Times New Roman" w:cs="Times New Roman"/>
           <w:sz w:val="24"/>
           <w:szCs w:val="24"/>
           <w:lang w:eastAsia="en-ID"/>
@@ -5255,7 +5255,7 @@
       </w:pPr>
       <w:r>
         <w:rPr>
-          <w:rFonts w:ascii="Times New Roman" w:eastAsia="Times New Roman" w:hAnsi="Times New Roman" w:cs="Times New Roman"/>
+          <w:rFonts w:ascii="Times New Roman" w:hAnsi="Times New Roman" w:eastAsia="Times New Roman" w:cs="Times New Roman"/>
           <w:sz w:val="24"/>
           <w:szCs w:val="24"/>
           <w:lang w:eastAsia="en-ID"/>
@@ -5269,7 +5269,7 @@
         <w:ind w:left="66"/>
         <w:jc w:val="both"/>
         <w:rPr>
-          <w:rFonts w:ascii="Times New Roman" w:eastAsia="Times New Roman" w:hAnsi="Times New Roman" w:cs="Times New Roman"/>
+          <w:rFonts w:ascii="Times New Roman" w:hAnsi="Times New Roman" w:eastAsia="Times New Roman" w:cs="Times New Roman"/>
           <w:sz w:val="24"/>
           <w:szCs w:val="24"/>
           <w:lang w:eastAsia="en-ID"/>
@@ -5277,7 +5277,7 @@
       </w:pPr>
       <w:r>
         <w:rPr>
-          <w:rFonts w:ascii="Times New Roman" w:eastAsia="Times New Roman" w:hAnsi="Times New Roman" w:cs="Times New Roman"/>
+          <w:rFonts w:ascii="Times New Roman" w:hAnsi="Times New Roman" w:eastAsia="Times New Roman" w:cs="Times New Roman"/>
           <w:sz w:val="24"/>
           <w:szCs w:val="24"/>
           <w:lang w:eastAsia="en-ID"/>
@@ -5286,7 +5286,7 @@
       </w:r>
       <w:r>
         <w:rPr>
-          <w:rFonts w:ascii="Times New Roman" w:eastAsia="Times New Roman" w:hAnsi="Times New Roman" w:cs="Times New Roman"/>
+          <w:rFonts w:ascii="Times New Roman" w:hAnsi="Times New Roman" w:eastAsia="Times New Roman" w:cs="Times New Roman"/>
           <w:sz w:val="24"/>
           <w:szCs w:val="24"/>
           <w:lang w:eastAsia="en-ID"/>
@@ -5295,7 +5295,7 @@
       </w:r>
       <w:r>
         <w:rPr>
-          <w:rFonts w:ascii="Times New Roman" w:eastAsia="Times New Roman" w:hAnsi="Times New Roman" w:cs="Times New Roman"/>
+          <w:rFonts w:ascii="Times New Roman" w:hAnsi="Times New Roman" w:eastAsia="Times New Roman" w:cs="Times New Roman"/>
           <w:sz w:val="24"/>
           <w:szCs w:val="24"/>
           <w:lang w:eastAsia="en-ID"/>
@@ -5317,7 +5317,7 @@
         <w:ind w:left="786"/>
         <w:jc w:val="both"/>
         <w:rPr>
-          <w:rFonts w:ascii="Times New Roman" w:eastAsia="Times New Roman" w:hAnsi="Times New Roman" w:cs="Times New Roman"/>
+          <w:rFonts w:ascii="Times New Roman" w:hAnsi="Times New Roman" w:eastAsia="Times New Roman" w:cs="Times New Roman"/>
           <w:sz w:val="24"/>
           <w:szCs w:val="24"/>
           <w:lang w:eastAsia="en-ID"/>
@@ -5325,7 +5325,7 @@
       </w:pPr>
       <w:r>
         <w:rPr>
-          <w:rFonts w:ascii="Times New Roman" w:eastAsia="Times New Roman" w:hAnsi="Times New Roman" w:cs="Times New Roman"/>
+          <w:rFonts w:ascii="Times New Roman" w:hAnsi="Times New Roman" w:eastAsia="Times New Roman" w:cs="Times New Roman"/>
           <w:sz w:val="24"/>
           <w:szCs w:val="24"/>
           <w:lang w:eastAsia="en-ID"/>
@@ -5357,7 +5357,7 @@
               <w:spacing w:before="100" w:beforeAutospacing="1" w:after="100" w:afterAutospacing="1"/>
               <w:jc w:val="center"/>
               <w:rPr>
-                <w:rFonts w:ascii="Times New Roman" w:eastAsia="Times New Roman" w:hAnsi="Times New Roman" w:cs="Times New Roman"/>
+                <w:rFonts w:ascii="Times New Roman" w:hAnsi="Times New Roman" w:eastAsia="Times New Roman" w:cs="Times New Roman"/>
                 <w:b/>
                 <w:bCs/>
                 <w:sz w:val="24"/>
@@ -5367,7 +5367,7 @@
             </w:pPr>
             <w:r>
               <w:rPr>
-                <w:rFonts w:ascii="Times New Roman" w:eastAsia="Times New Roman" w:hAnsi="Times New Roman" w:cs="Times New Roman"/>
+                <w:rFonts w:ascii="Times New Roman" w:hAnsi="Times New Roman" w:eastAsia="Times New Roman" w:cs="Times New Roman"/>
                 <w:b/>
                 <w:bCs/>
                 <w:sz w:val="24"/>
@@ -5388,7 +5388,7 @@
               <w:spacing w:before="100" w:beforeAutospacing="1" w:after="100" w:afterAutospacing="1"/>
               <w:jc w:val="center"/>
               <w:rPr>
-                <w:rFonts w:ascii="Times New Roman" w:eastAsia="Times New Roman" w:hAnsi="Times New Roman" w:cs="Times New Roman"/>
+                <w:rFonts w:ascii="Times New Roman" w:hAnsi="Times New Roman" w:eastAsia="Times New Roman" w:cs="Times New Roman"/>
                 <w:b/>
                 <w:bCs/>
                 <w:sz w:val="24"/>
@@ -5398,7 +5398,7 @@
             </w:pPr>
             <w:r>
               <w:rPr>
-                <w:rFonts w:ascii="Times New Roman" w:eastAsia="Times New Roman" w:hAnsi="Times New Roman" w:cs="Times New Roman"/>
+                <w:rFonts w:ascii="Times New Roman" w:hAnsi="Times New Roman" w:eastAsia="Times New Roman" w:cs="Times New Roman"/>
                 <w:b/>
                 <w:bCs/>
                 <w:sz w:val="24"/>
@@ -5419,7 +5419,7 @@
               <w:spacing w:before="100" w:beforeAutospacing="1" w:after="100" w:afterAutospacing="1"/>
               <w:jc w:val="center"/>
               <w:rPr>
-                <w:rFonts w:ascii="Times New Roman" w:eastAsia="Times New Roman" w:hAnsi="Times New Roman" w:cs="Times New Roman"/>
+                <w:rFonts w:ascii="Times New Roman" w:hAnsi="Times New Roman" w:eastAsia="Times New Roman" w:cs="Times New Roman"/>
                 <w:b/>
                 <w:bCs/>
                 <w:sz w:val="24"/>
@@ -5429,7 +5429,7 @@
             </w:pPr>
             <w:r>
               <w:rPr>
-                <w:rFonts w:ascii="Times New Roman" w:eastAsia="Times New Roman" w:hAnsi="Times New Roman" w:cs="Times New Roman"/>
+                <w:rFonts w:ascii="Times New Roman" w:hAnsi="Times New Roman" w:eastAsia="Times New Roman" w:cs="Times New Roman"/>
                 <w:b/>
                 <w:bCs/>
                 <w:sz w:val="24"/>
@@ -5450,7 +5450,7 @@
               <w:spacing w:before="100" w:beforeAutospacing="1" w:after="100" w:afterAutospacing="1"/>
               <w:jc w:val="center"/>
               <w:rPr>
-                <w:rFonts w:ascii="Times New Roman" w:eastAsia="Times New Roman" w:hAnsi="Times New Roman" w:cs="Times New Roman"/>
+                <w:rFonts w:ascii="Times New Roman" w:hAnsi="Times New Roman" w:eastAsia="Times New Roman" w:cs="Times New Roman"/>
                 <w:b/>
                 <w:bCs/>
                 <w:sz w:val="24"/>
@@ -5460,7 +5460,7 @@
             </w:pPr>
             <w:r>
               <w:rPr>
-                <w:rFonts w:ascii="Times New Roman" w:eastAsia="Times New Roman" w:hAnsi="Times New Roman" w:cs="Times New Roman"/>
+                <w:rFonts w:ascii="Times New Roman" w:hAnsi="Times New Roman" w:eastAsia="Times New Roman" w:cs="Times New Roman"/>
                 <w:b/>
                 <w:bCs/>
                 <w:sz w:val="24"/>
@@ -5483,7 +5483,7 @@
               <w:spacing w:before="100" w:beforeAutospacing="1" w:after="100" w:afterAutospacing="1" w:line="276" w:lineRule="auto"/>
               <w:jc w:val="center"/>
               <w:rPr>
-                <w:rFonts w:ascii="Times New Roman" w:eastAsia="Times New Roman" w:hAnsi="Times New Roman" w:cs="Times New Roman"/>
+                <w:rFonts w:ascii="Times New Roman" w:hAnsi="Times New Roman" w:eastAsia="Times New Roman" w:cs="Times New Roman"/>
                 <w:b/>
                 <w:bCs/>
                 <w:sz w:val="24"/>
@@ -5493,7 +5493,7 @@
             </w:pPr>
             <w:r>
               <w:rPr>
-                <w:rFonts w:ascii="Times New Roman" w:eastAsia="Times New Roman" w:hAnsi="Times New Roman" w:cs="Times New Roman"/>
+                <w:rFonts w:ascii="Times New Roman" w:hAnsi="Times New Roman" w:eastAsia="Times New Roman" w:cs="Times New Roman"/>
                 <w:b/>
                 <w:bCs/>
                 <w:sz w:val="24"/>
@@ -5513,7 +5513,7 @@
               <w:spacing w:before="100" w:beforeAutospacing="1" w:after="100" w:afterAutospacing="1" w:line="276" w:lineRule="auto"/>
               <w:jc w:val="center"/>
               <w:rPr>
-                <w:rFonts w:ascii="Times New Roman" w:eastAsia="Times New Roman" w:hAnsi="Times New Roman" w:cs="Times New Roman"/>
+                <w:rFonts w:ascii="Times New Roman" w:hAnsi="Times New Roman" w:eastAsia="Times New Roman" w:cs="Times New Roman"/>
                 <w:b/>
                 <w:bCs/>
                 <w:sz w:val="24"/>
@@ -5523,7 +5523,7 @@
             </w:pPr>
             <w:r>
               <w:rPr>
-                <w:rFonts w:ascii="Times New Roman" w:eastAsia="Times New Roman" w:hAnsi="Times New Roman" w:cs="Times New Roman"/>
+                <w:rFonts w:ascii="Times New Roman" w:hAnsi="Times New Roman" w:eastAsia="Times New Roman" w:cs="Times New Roman"/>
                 <w:b/>
                 <w:bCs/>
                 <w:sz w:val="24"/>
@@ -5543,7 +5543,7 @@
               <w:spacing w:before="100" w:beforeAutospacing="1" w:after="100" w:afterAutospacing="1" w:line="276" w:lineRule="auto"/>
               <w:jc w:val="center"/>
               <w:rPr>
-                <w:rFonts w:ascii="Times New Roman" w:eastAsia="Times New Roman" w:hAnsi="Times New Roman" w:cs="Times New Roman"/>
+                <w:rFonts w:ascii="Times New Roman" w:hAnsi="Times New Roman" w:eastAsia="Times New Roman" w:cs="Times New Roman"/>
                 <w:b/>
                 <w:bCs/>
                 <w:sz w:val="24"/>
@@ -5553,7 +5553,7 @@
             </w:pPr>
             <w:r>
               <w:rPr>
-                <w:rFonts w:ascii="Times New Roman" w:eastAsia="Times New Roman" w:hAnsi="Times New Roman" w:cs="Times New Roman"/>
+                <w:rFonts w:ascii="Times New Roman" w:hAnsi="Times New Roman" w:eastAsia="Times New Roman" w:cs="Times New Roman"/>
                 <w:b/>
                 <w:bCs/>
                 <w:sz w:val="24"/>
@@ -5573,7 +5573,7 @@
               <w:spacing w:before="100" w:beforeAutospacing="1" w:after="100" w:afterAutospacing="1" w:line="276" w:lineRule="auto"/>
               <w:jc w:val="center"/>
               <w:rPr>
-                <w:rFonts w:ascii="Times New Roman" w:eastAsia="Times New Roman" w:hAnsi="Times New Roman" w:cs="Times New Roman"/>
+                <w:rFonts w:ascii="Times New Roman" w:hAnsi="Times New Roman" w:eastAsia="Times New Roman" w:cs="Times New Roman"/>
                 <w:b/>
                 <w:bCs/>
                 <w:sz w:val="24"/>
@@ -5583,7 +5583,7 @@
             </w:pPr>
             <w:r>
               <w:rPr>
-                <w:rFonts w:ascii="Times New Roman" w:eastAsia="Times New Roman" w:hAnsi="Times New Roman" w:cs="Times New Roman"/>
+                <w:rFonts w:ascii="Times New Roman" w:hAnsi="Times New Roman" w:eastAsia="Times New Roman" w:cs="Times New Roman"/>
                 <w:b/>
                 <w:bCs/>
                 <w:sz w:val="24"/>
@@ -5607,7 +5607,7 @@
               <w:spacing w:before="100" w:beforeAutospacing="1" w:after="100" w:afterAutospacing="1" w:line="276" w:lineRule="auto"/>
               <w:jc w:val="both"/>
               <w:rPr>
-                <w:rFonts w:ascii="Times New Roman" w:eastAsia="Times New Roman" w:hAnsi="Times New Roman" w:cs="Times New Roman"/>
+                <w:rFonts w:ascii="Times New Roman" w:hAnsi="Times New Roman" w:eastAsia="Times New Roman" w:cs="Times New Roman"/>
                 <w:sz w:val="24"/>
                 <w:szCs w:val="24"/>
                 <w:lang w:eastAsia="en-ID"/>
@@ -5615,7 +5615,7 @@
             </w:pPr>
             <w:r>
               <w:rPr>
-                <w:rFonts w:ascii="Times New Roman" w:eastAsia="Times New Roman" w:hAnsi="Times New Roman" w:cs="Times New Roman"/>
+                <w:rFonts w:ascii="Times New Roman" w:hAnsi="Times New Roman" w:eastAsia="Times New Roman" w:cs="Times New Roman"/>
                 <w:b/>
                 <w:bCs/>
                 <w:sz w:val="24"/>
@@ -5638,7 +5638,7 @@
               <w:spacing w:before="100" w:beforeAutospacing="1" w:after="100" w:afterAutospacing="1" w:line="276" w:lineRule="auto"/>
               <w:jc w:val="center"/>
               <w:rPr>
-                <w:rFonts w:ascii="Times New Roman" w:eastAsia="Times New Roman" w:hAnsi="Times New Roman" w:cs="Times New Roman"/>
+                <w:rFonts w:ascii="Times New Roman" w:hAnsi="Times New Roman" w:eastAsia="Times New Roman" w:cs="Times New Roman"/>
                 <w:sz w:val="24"/>
                 <w:szCs w:val="24"/>
                 <w:lang w:eastAsia="en-ID"/>
@@ -5646,7 +5646,7 @@
             </w:pPr>
             <w:r>
               <w:rPr>
-                <w:rFonts w:ascii="Times New Roman" w:eastAsia="Times New Roman" w:hAnsi="Times New Roman" w:cs="Times New Roman"/>
+                <w:rFonts w:ascii="Times New Roman" w:hAnsi="Times New Roman" w:eastAsia="Times New Roman" w:cs="Times New Roman"/>
                 <w:sz w:val="24"/>
                 <w:szCs w:val="24"/>
                 <w:lang w:eastAsia="en-ID"/>
@@ -5664,7 +5664,7 @@
               <w:spacing w:before="100" w:beforeAutospacing="1" w:after="100" w:afterAutospacing="1" w:line="276" w:lineRule="auto"/>
               <w:jc w:val="both"/>
               <w:rPr>
-                <w:rFonts w:ascii="Times New Roman" w:eastAsia="Times New Roman" w:hAnsi="Times New Roman" w:cs="Times New Roman"/>
+                <w:rFonts w:ascii="Times New Roman" w:hAnsi="Times New Roman" w:eastAsia="Times New Roman" w:cs="Times New Roman"/>
                 <w:sz w:val="24"/>
                 <w:szCs w:val="24"/>
                 <w:lang w:eastAsia="en-ID"/>
@@ -5672,7 +5672,7 @@
             </w:pPr>
             <w:r>
               <w:rPr>
-                <w:rFonts w:ascii="Times New Roman" w:eastAsia="Times New Roman" w:hAnsi="Times New Roman" w:cs="Times New Roman"/>
+                <w:rFonts w:ascii="Times New Roman" w:hAnsi="Times New Roman" w:eastAsia="Times New Roman" w:cs="Times New Roman"/>
                 <w:sz w:val="24"/>
                 <w:szCs w:val="24"/>
                 <w:lang w:eastAsia="en-ID"/>
@@ -5689,7 +5689,7 @@
             <w:pPr>
               <w:spacing w:before="100" w:beforeAutospacing="1" w:after="100" w:afterAutospacing="1" w:line="276" w:lineRule="auto"/>
               <w:rPr>
-                <w:rFonts w:ascii="Times New Roman" w:eastAsia="Times New Roman" w:hAnsi="Times New Roman" w:cs="Times New Roman"/>
+                <w:rFonts w:ascii="Times New Roman" w:hAnsi="Times New Roman" w:eastAsia="Times New Roman" w:cs="Times New Roman"/>
                 <w:sz w:val="24"/>
                 <w:szCs w:val="24"/>
                 <w:lang w:eastAsia="en-ID"/>
@@ -5697,7 +5697,7 @@
             </w:pPr>
             <w:r>
               <w:rPr>
-                <w:rFonts w:ascii="Times New Roman" w:eastAsia="Times New Roman" w:hAnsi="Times New Roman" w:cs="Times New Roman"/>
+                <w:rFonts w:ascii="Times New Roman" w:hAnsi="Times New Roman" w:eastAsia="Times New Roman" w:cs="Times New Roman"/>
                 <w:sz w:val="24"/>
                 <w:szCs w:val="24"/>
                 <w:lang w:eastAsia="en-ID"/>
@@ -5715,7 +5715,7 @@
               <w:spacing w:before="100" w:beforeAutospacing="1" w:after="100" w:afterAutospacing="1" w:line="276" w:lineRule="auto"/>
               <w:jc w:val="both"/>
               <w:rPr>
-                <w:rFonts w:ascii="Times New Roman" w:eastAsia="Times New Roman" w:hAnsi="Times New Roman" w:cs="Times New Roman"/>
+                <w:rFonts w:ascii="Times New Roman" w:hAnsi="Times New Roman" w:eastAsia="Times New Roman" w:cs="Times New Roman"/>
                 <w:sz w:val="24"/>
                 <w:szCs w:val="24"/>
                 <w:lang w:eastAsia="en-ID"/>
@@ -5735,7 +5735,7 @@
               <w:spacing w:before="100" w:beforeAutospacing="1" w:after="100" w:afterAutospacing="1" w:line="276" w:lineRule="auto"/>
               <w:jc w:val="center"/>
               <w:rPr>
-                <w:rFonts w:ascii="Times New Roman" w:eastAsia="Times New Roman" w:hAnsi="Times New Roman" w:cs="Times New Roman"/>
+                <w:rFonts w:ascii="Times New Roman" w:hAnsi="Times New Roman" w:eastAsia="Times New Roman" w:cs="Times New Roman"/>
                 <w:sz w:val="24"/>
                 <w:szCs w:val="24"/>
                 <w:lang w:eastAsia="en-ID"/>
@@ -5743,7 +5743,7 @@
             </w:pPr>
             <w:r>
               <w:rPr>
-                <w:rFonts w:ascii="Times New Roman" w:eastAsia="Times New Roman" w:hAnsi="Times New Roman" w:cs="Times New Roman"/>
+                <w:rFonts w:ascii="Times New Roman" w:hAnsi="Times New Roman" w:eastAsia="Times New Roman" w:cs="Times New Roman"/>
                 <w:sz w:val="24"/>
                 <w:szCs w:val="24"/>
                 <w:lang w:eastAsia="en-ID"/>
@@ -5761,7 +5761,7 @@
               <w:spacing w:before="100" w:beforeAutospacing="1" w:after="100" w:afterAutospacing="1" w:line="276" w:lineRule="auto"/>
               <w:jc w:val="both"/>
               <w:rPr>
-                <w:rFonts w:ascii="Times New Roman" w:eastAsia="Times New Roman" w:hAnsi="Times New Roman" w:cs="Times New Roman"/>
+                <w:rFonts w:ascii="Times New Roman" w:hAnsi="Times New Roman" w:eastAsia="Times New Roman" w:cs="Times New Roman"/>
                 <w:sz w:val="24"/>
                 <w:szCs w:val="24"/>
                 <w:lang w:eastAsia="en-ID"/>
@@ -5769,7 +5769,7 @@
             </w:pPr>
             <w:r>
               <w:rPr>
-                <w:rFonts w:ascii="Times New Roman" w:eastAsia="Times New Roman" w:hAnsi="Times New Roman" w:cs="Times New Roman"/>
+                <w:rFonts w:ascii="Times New Roman" w:hAnsi="Times New Roman" w:eastAsia="Times New Roman" w:cs="Times New Roman"/>
                 <w:sz w:val="24"/>
                 <w:szCs w:val="24"/>
                 <w:lang w:eastAsia="en-ID"/>
@@ -5786,7 +5786,7 @@
             <w:pPr>
               <w:spacing w:before="100" w:beforeAutospacing="1" w:after="100" w:afterAutospacing="1" w:line="276" w:lineRule="auto"/>
               <w:rPr>
-                <w:rFonts w:ascii="Times New Roman" w:eastAsia="Times New Roman" w:hAnsi="Times New Roman" w:cs="Times New Roman"/>
+                <w:rFonts w:ascii="Times New Roman" w:hAnsi="Times New Roman" w:eastAsia="Times New Roman" w:cs="Times New Roman"/>
                 <w:sz w:val="24"/>
                 <w:szCs w:val="24"/>
                 <w:lang w:eastAsia="en-ID"/>
@@ -5794,7 +5794,7 @@
             </w:pPr>
             <w:r>
               <w:rPr>
-                <w:rFonts w:ascii="Times New Roman" w:eastAsia="Times New Roman" w:hAnsi="Times New Roman" w:cs="Times New Roman"/>
+                <w:rFonts w:ascii="Times New Roman" w:hAnsi="Times New Roman" w:eastAsia="Times New Roman" w:cs="Times New Roman"/>
                 <w:sz w:val="24"/>
                 <w:szCs w:val="24"/>
                 <w:lang w:eastAsia="en-ID"/>
@@ -5812,7 +5812,7 @@
               <w:spacing w:before="100" w:beforeAutospacing="1" w:after="100" w:afterAutospacing="1" w:line="276" w:lineRule="auto"/>
               <w:jc w:val="both"/>
               <w:rPr>
-                <w:rFonts w:ascii="Times New Roman" w:eastAsia="Times New Roman" w:hAnsi="Times New Roman" w:cs="Times New Roman"/>
+                <w:rFonts w:ascii="Times New Roman" w:hAnsi="Times New Roman" w:eastAsia="Times New Roman" w:cs="Times New Roman"/>
                 <w:sz w:val="24"/>
                 <w:szCs w:val="24"/>
                 <w:lang w:eastAsia="en-ID"/>
@@ -5832,7 +5832,7 @@
               <w:spacing w:before="100" w:beforeAutospacing="1" w:after="100" w:afterAutospacing="1" w:line="276" w:lineRule="auto"/>
               <w:jc w:val="center"/>
               <w:rPr>
-                <w:rFonts w:ascii="Times New Roman" w:eastAsia="Times New Roman" w:hAnsi="Times New Roman" w:cs="Times New Roman"/>
+                <w:rFonts w:ascii="Times New Roman" w:hAnsi="Times New Roman" w:eastAsia="Times New Roman" w:cs="Times New Roman"/>
                 <w:sz w:val="24"/>
                 <w:szCs w:val="24"/>
                 <w:lang w:eastAsia="en-ID"/>
@@ -5840,7 +5840,7 @@
             </w:pPr>
             <w:r>
               <w:rPr>
-                <w:rFonts w:ascii="Times New Roman" w:eastAsia="Times New Roman" w:hAnsi="Times New Roman" w:cs="Times New Roman"/>
+                <w:rFonts w:ascii="Times New Roman" w:hAnsi="Times New Roman" w:eastAsia="Times New Roman" w:cs="Times New Roman"/>
                 <w:sz w:val="24"/>
                 <w:szCs w:val="24"/>
                 <w:lang w:eastAsia="en-ID"/>
@@ -5858,7 +5858,7 @@
               <w:spacing w:before="100" w:beforeAutospacing="1" w:after="100" w:afterAutospacing="1" w:line="276" w:lineRule="auto"/>
               <w:jc w:val="both"/>
               <w:rPr>
-                <w:rFonts w:ascii="Times New Roman" w:eastAsia="Times New Roman" w:hAnsi="Times New Roman" w:cs="Times New Roman"/>
+                <w:rFonts w:ascii="Times New Roman" w:hAnsi="Times New Roman" w:eastAsia="Times New Roman" w:cs="Times New Roman"/>
                 <w:sz w:val="24"/>
                 <w:szCs w:val="24"/>
                 <w:lang w:eastAsia="en-ID"/>
@@ -5866,7 +5866,7 @@
             </w:pPr>
             <w:r>
               <w:rPr>
-                <w:rFonts w:ascii="Times New Roman" w:eastAsia="Times New Roman" w:hAnsi="Times New Roman" w:cs="Times New Roman"/>
+                <w:rFonts w:ascii="Times New Roman" w:hAnsi="Times New Roman" w:eastAsia="Times New Roman" w:cs="Times New Roman"/>
                 <w:sz w:val="24"/>
                 <w:szCs w:val="24"/>
                 <w:lang w:eastAsia="en-ID"/>
@@ -5883,7 +5883,7 @@
             <w:pPr>
               <w:spacing w:before="100" w:beforeAutospacing="1" w:after="100" w:afterAutospacing="1" w:line="276" w:lineRule="auto"/>
               <w:rPr>
-                <w:rFonts w:ascii="Times New Roman" w:eastAsia="Times New Roman" w:hAnsi="Times New Roman" w:cs="Times New Roman"/>
+                <w:rFonts w:ascii="Times New Roman" w:hAnsi="Times New Roman" w:eastAsia="Times New Roman" w:cs="Times New Roman"/>
                 <w:sz w:val="24"/>
                 <w:szCs w:val="24"/>
                 <w:lang w:eastAsia="en-ID"/>
@@ -5891,7 +5891,7 @@
             </w:pPr>
             <w:r>
               <w:rPr>
-                <w:rFonts w:ascii="Times New Roman" w:eastAsia="Times New Roman" w:hAnsi="Times New Roman" w:cs="Times New Roman"/>
+                <w:rFonts w:ascii="Times New Roman" w:hAnsi="Times New Roman" w:eastAsia="Times New Roman" w:cs="Times New Roman"/>
                 <w:sz w:val="24"/>
                 <w:szCs w:val="24"/>
                 <w:lang w:eastAsia="en-ID"/>
@@ -5900,7 +5900,7 @@
             </w:r>
             <w:r>
               <w:rPr>
-                <w:rFonts w:ascii="Times New Roman" w:eastAsia="Times New Roman" w:hAnsi="Times New Roman" w:cs="Times New Roman"/>
+                <w:rFonts w:ascii="Times New Roman" w:hAnsi="Times New Roman" w:eastAsia="Times New Roman" w:cs="Times New Roman"/>
                 <w:sz w:val="24"/>
                 <w:szCs w:val="24"/>
                 <w:lang w:eastAsia="en-ID"/>
@@ -5909,7 +5909,7 @@
             </w:r>
             <w:r>
               <w:rPr>
-                <w:rFonts w:ascii="Times New Roman" w:eastAsia="Times New Roman" w:hAnsi="Times New Roman" w:cs="Times New Roman"/>
+                <w:rFonts w:ascii="Times New Roman" w:hAnsi="Times New Roman" w:eastAsia="Times New Roman" w:cs="Times New Roman"/>
                 <w:sz w:val="24"/>
                 <w:szCs w:val="24"/>
                 <w:lang w:eastAsia="en-ID"/>
@@ -5918,7 +5918,7 @@
             </w:r>
             <w:r>
               <w:rPr>
-                <w:rFonts w:ascii="Times New Roman" w:eastAsia="Times New Roman" w:hAnsi="Times New Roman" w:cs="Times New Roman"/>
+                <w:rFonts w:ascii="Times New Roman" w:hAnsi="Times New Roman" w:eastAsia="Times New Roman" w:cs="Times New Roman"/>
                 <w:sz w:val="24"/>
                 <w:szCs w:val="24"/>
                 <w:lang w:eastAsia="en-ID"/>
@@ -5927,7 +5927,7 @@
             </w:r>
             <w:r>
               <w:rPr>
-                <w:rFonts w:ascii="Times New Roman" w:eastAsia="Times New Roman" w:hAnsi="Times New Roman" w:cs="Times New Roman"/>
+                <w:rFonts w:ascii="Times New Roman" w:hAnsi="Times New Roman" w:eastAsia="Times New Roman" w:cs="Times New Roman"/>
                 <w:sz w:val="24"/>
                 <w:szCs w:val="24"/>
                 <w:lang w:eastAsia="en-ID"/>
@@ -5944,7 +5944,7 @@
             <w:pPr>
               <w:spacing w:before="100" w:beforeAutospacing="1" w:after="100" w:afterAutospacing="1" w:line="276" w:lineRule="auto"/>
               <w:rPr>
-                <w:rFonts w:ascii="Times New Roman" w:eastAsia="Times New Roman" w:hAnsi="Times New Roman" w:cs="Times New Roman"/>
+                <w:rFonts w:ascii="Times New Roman" w:hAnsi="Times New Roman" w:eastAsia="Times New Roman" w:cs="Times New Roman"/>
                 <w:sz w:val="24"/>
                 <w:szCs w:val="24"/>
                 <w:lang w:eastAsia="en-ID"/>
@@ -5952,7 +5952,7 @@
             </w:pPr>
             <w:r>
               <w:rPr>
-                <w:rFonts w:ascii="Times New Roman" w:eastAsia="Times New Roman" w:hAnsi="Times New Roman" w:cs="Times New Roman"/>
+                <w:rFonts w:ascii="Times New Roman" w:hAnsi="Times New Roman" w:eastAsia="Times New Roman" w:cs="Times New Roman"/>
                 <w:sz w:val="24"/>
                 <w:szCs w:val="24"/>
                 <w:lang w:eastAsia="en-ID"/>
@@ -5973,7 +5973,7 @@
               <w:spacing w:before="100" w:beforeAutospacing="1" w:after="100" w:afterAutospacing="1" w:line="276" w:lineRule="auto"/>
               <w:jc w:val="center"/>
               <w:rPr>
-                <w:rFonts w:ascii="Times New Roman" w:eastAsia="Times New Roman" w:hAnsi="Times New Roman" w:cs="Times New Roman"/>
+                <w:rFonts w:ascii="Times New Roman" w:hAnsi="Times New Roman" w:eastAsia="Times New Roman" w:cs="Times New Roman"/>
                 <w:sz w:val="24"/>
                 <w:szCs w:val="24"/>
                 <w:lang w:eastAsia="en-ID"/>
@@ -5981,7 +5981,7 @@
             </w:pPr>
             <w:r>
               <w:rPr>
-                <w:rFonts w:ascii="Times New Roman" w:eastAsia="Times New Roman" w:hAnsi="Times New Roman" w:cs="Times New Roman"/>
+                <w:rFonts w:ascii="Times New Roman" w:hAnsi="Times New Roman" w:eastAsia="Times New Roman" w:cs="Times New Roman"/>
                 <w:sz w:val="24"/>
                 <w:szCs w:val="24"/>
                 <w:lang w:eastAsia="en-ID"/>
@@ -5999,7 +5999,7 @@
               <w:spacing w:before="100" w:beforeAutospacing="1" w:after="100" w:afterAutospacing="1" w:line="276" w:lineRule="auto"/>
               <w:jc w:val="both"/>
               <w:rPr>
-                <w:rFonts w:ascii="Times New Roman" w:eastAsia="Times New Roman" w:hAnsi="Times New Roman" w:cs="Times New Roman"/>
+                <w:rFonts w:ascii="Times New Roman" w:hAnsi="Times New Roman" w:eastAsia="Times New Roman" w:cs="Times New Roman"/>
                 <w:sz w:val="24"/>
                 <w:szCs w:val="24"/>
                 <w:lang w:eastAsia="en-ID"/>
@@ -6007,7 +6007,7 @@
             </w:pPr>
             <w:r>
               <w:rPr>
-                <w:rFonts w:ascii="Times New Roman" w:eastAsia="Times New Roman" w:hAnsi="Times New Roman" w:cs="Times New Roman"/>
+                <w:rFonts w:ascii="Times New Roman" w:hAnsi="Times New Roman" w:eastAsia="Times New Roman" w:cs="Times New Roman"/>
                 <w:sz w:val="24"/>
                 <w:szCs w:val="24"/>
                 <w:lang w:eastAsia="en-ID"/>
@@ -6016,7 +6016,7 @@
             </w:r>
             <w:r>
               <w:rPr>
-                <w:rFonts w:ascii="Times New Roman" w:eastAsia="Times New Roman" w:hAnsi="Times New Roman" w:cs="Times New Roman"/>
+                <w:rFonts w:ascii="Times New Roman" w:hAnsi="Times New Roman" w:eastAsia="Times New Roman" w:cs="Times New Roman"/>
                 <w:sz w:val="24"/>
                 <w:szCs w:val="24"/>
                 <w:lang w:eastAsia="en-ID"/>
@@ -6033,7 +6033,7 @@
             <w:pPr>
               <w:spacing w:before="100" w:beforeAutospacing="1" w:after="100" w:afterAutospacing="1" w:line="276" w:lineRule="auto"/>
               <w:rPr>
-                <w:rFonts w:ascii="Times New Roman" w:eastAsia="Times New Roman" w:hAnsi="Times New Roman" w:cs="Times New Roman"/>
+                <w:rFonts w:ascii="Times New Roman" w:hAnsi="Times New Roman" w:eastAsia="Times New Roman" w:cs="Times New Roman"/>
                 <w:sz w:val="24"/>
                 <w:szCs w:val="24"/>
                 <w:lang w:eastAsia="en-ID"/>
@@ -6041,7 +6041,7 @@
             </w:pPr>
             <w:r>
               <w:rPr>
-                <w:rFonts w:ascii="Times New Roman" w:eastAsia="Times New Roman" w:hAnsi="Times New Roman" w:cs="Times New Roman"/>
+                <w:rFonts w:ascii="Times New Roman" w:hAnsi="Times New Roman" w:eastAsia="Times New Roman" w:cs="Times New Roman"/>
                 <w:sz w:val="24"/>
                 <w:szCs w:val="24"/>
                 <w:lang w:eastAsia="en-ID"/>
@@ -6050,7 +6050,7 @@
             </w:r>
             <w:r>
               <w:rPr>
-                <w:rFonts w:ascii="Times New Roman" w:eastAsia="Times New Roman" w:hAnsi="Times New Roman" w:cs="Times New Roman"/>
+                <w:rFonts w:ascii="Times New Roman" w:hAnsi="Times New Roman" w:eastAsia="Times New Roman" w:cs="Times New Roman"/>
                 <w:sz w:val="24"/>
                 <w:szCs w:val="24"/>
                 <w:lang w:eastAsia="en-ID"/>
@@ -6068,7 +6068,7 @@
               <w:spacing w:before="100" w:beforeAutospacing="1" w:after="100" w:afterAutospacing="1" w:line="276" w:lineRule="auto"/>
               <w:jc w:val="both"/>
               <w:rPr>
-                <w:rFonts w:ascii="Times New Roman" w:eastAsia="Times New Roman" w:hAnsi="Times New Roman" w:cs="Times New Roman"/>
+                <w:rFonts w:ascii="Times New Roman" w:hAnsi="Times New Roman" w:eastAsia="Times New Roman" w:cs="Times New Roman"/>
                 <w:sz w:val="24"/>
                 <w:szCs w:val="24"/>
                 <w:lang w:eastAsia="en-ID"/>
@@ -6088,7 +6088,7 @@
               <w:spacing w:before="100" w:beforeAutospacing="1" w:after="100" w:afterAutospacing="1" w:line="276" w:lineRule="auto"/>
               <w:jc w:val="center"/>
               <w:rPr>
-                <w:rFonts w:ascii="Times New Roman" w:eastAsia="Times New Roman" w:hAnsi="Times New Roman" w:cs="Times New Roman"/>
+                <w:rFonts w:ascii="Times New Roman" w:hAnsi="Times New Roman" w:eastAsia="Times New Roman" w:cs="Times New Roman"/>
                 <w:sz w:val="24"/>
                 <w:szCs w:val="24"/>
                 <w:lang w:eastAsia="en-ID"/>
@@ -6096,7 +6096,7 @@
             </w:pPr>
             <w:r>
               <w:rPr>
-                <w:rFonts w:ascii="Times New Roman" w:eastAsia="Times New Roman" w:hAnsi="Times New Roman" w:cs="Times New Roman"/>
+                <w:rFonts w:ascii="Times New Roman" w:hAnsi="Times New Roman" w:eastAsia="Times New Roman" w:cs="Times New Roman"/>
                 <w:sz w:val="24"/>
                 <w:szCs w:val="24"/>
                 <w:lang w:eastAsia="en-ID"/>
@@ -6114,7 +6114,7 @@
               <w:spacing w:before="100" w:beforeAutospacing="1" w:after="100" w:afterAutospacing="1" w:line="276" w:lineRule="auto"/>
               <w:jc w:val="both"/>
               <w:rPr>
-                <w:rFonts w:ascii="Times New Roman" w:eastAsia="Times New Roman" w:hAnsi="Times New Roman" w:cs="Times New Roman"/>
+                <w:rFonts w:ascii="Times New Roman" w:hAnsi="Times New Roman" w:eastAsia="Times New Roman" w:cs="Times New Roman"/>
                 <w:sz w:val="24"/>
                 <w:szCs w:val="24"/>
                 <w:lang w:eastAsia="en-ID"/>
@@ -6122,7 +6122,7 @@
             </w:pPr>
             <w:r>
               <w:rPr>
-                <w:rFonts w:ascii="Times New Roman" w:eastAsia="Times New Roman" w:hAnsi="Times New Roman" w:cs="Times New Roman"/>
+                <w:rFonts w:ascii="Times New Roman" w:hAnsi="Times New Roman" w:eastAsia="Times New Roman" w:cs="Times New Roman"/>
                 <w:sz w:val="24"/>
                 <w:szCs w:val="24"/>
                 <w:lang w:eastAsia="en-ID"/>
@@ -6139,7 +6139,7 @@
             <w:pPr>
               <w:spacing w:before="100" w:beforeAutospacing="1" w:after="100" w:afterAutospacing="1" w:line="276" w:lineRule="auto"/>
               <w:rPr>
-                <w:rFonts w:ascii="Times New Roman" w:eastAsia="Times New Roman" w:hAnsi="Times New Roman" w:cs="Times New Roman"/>
+                <w:rFonts w:ascii="Times New Roman" w:hAnsi="Times New Roman" w:eastAsia="Times New Roman" w:cs="Times New Roman"/>
                 <w:sz w:val="24"/>
                 <w:szCs w:val="24"/>
                 <w:lang w:eastAsia="en-ID"/>
@@ -6147,7 +6147,7 @@
             </w:pPr>
             <w:r>
               <w:rPr>
-                <w:rFonts w:ascii="Times New Roman" w:eastAsia="Times New Roman" w:hAnsi="Times New Roman" w:cs="Times New Roman"/>
+                <w:rFonts w:ascii="Times New Roman" w:hAnsi="Times New Roman" w:eastAsia="Times New Roman" w:cs="Times New Roman"/>
                 <w:sz w:val="24"/>
                 <w:szCs w:val="24"/>
                 <w:lang w:eastAsia="en-ID"/>
@@ -6165,7 +6165,7 @@
               <w:spacing w:before="100" w:beforeAutospacing="1" w:after="100" w:afterAutospacing="1" w:line="276" w:lineRule="auto"/>
               <w:jc w:val="both"/>
               <w:rPr>
-                <w:rFonts w:ascii="Times New Roman" w:eastAsia="Times New Roman" w:hAnsi="Times New Roman" w:cs="Times New Roman"/>
+                <w:rFonts w:ascii="Times New Roman" w:hAnsi="Times New Roman" w:eastAsia="Times New Roman" w:cs="Times New Roman"/>
                 <w:sz w:val="24"/>
                 <w:szCs w:val="24"/>
                 <w:lang w:eastAsia="en-ID"/>
@@ -6185,7 +6185,7 @@
               <w:spacing w:before="100" w:beforeAutospacing="1" w:after="100" w:afterAutospacing="1" w:line="276" w:lineRule="auto"/>
               <w:jc w:val="center"/>
               <w:rPr>
-                <w:rFonts w:ascii="Times New Roman" w:eastAsia="Times New Roman" w:hAnsi="Times New Roman" w:cs="Times New Roman"/>
+                <w:rFonts w:ascii="Times New Roman" w:hAnsi="Times New Roman" w:eastAsia="Times New Roman" w:cs="Times New Roman"/>
                 <w:sz w:val="24"/>
                 <w:szCs w:val="24"/>
                 <w:lang w:eastAsia="en-ID"/>
@@ -6193,7 +6193,7 @@
             </w:pPr>
             <w:r>
               <w:rPr>
-                <w:rFonts w:ascii="Times New Roman" w:eastAsia="Times New Roman" w:hAnsi="Times New Roman" w:cs="Times New Roman"/>
+                <w:rFonts w:ascii="Times New Roman" w:hAnsi="Times New Roman" w:eastAsia="Times New Roman" w:cs="Times New Roman"/>
                 <w:sz w:val="24"/>
                 <w:szCs w:val="24"/>
                 <w:lang w:eastAsia="en-ID"/>
@@ -6211,7 +6211,7 @@
               <w:spacing w:before="100" w:beforeAutospacing="1" w:after="100" w:afterAutospacing="1" w:line="276" w:lineRule="auto"/>
               <w:jc w:val="both"/>
               <w:rPr>
-                <w:rFonts w:ascii="Times New Roman" w:eastAsia="Times New Roman" w:hAnsi="Times New Roman" w:cs="Times New Roman"/>
+                <w:rFonts w:ascii="Times New Roman" w:hAnsi="Times New Roman" w:eastAsia="Times New Roman" w:cs="Times New Roman"/>
                 <w:sz w:val="24"/>
                 <w:szCs w:val="24"/>
                 <w:lang w:eastAsia="en-ID"/>
@@ -6219,7 +6219,7 @@
             </w:pPr>
             <w:r>
               <w:rPr>
-                <w:rFonts w:ascii="Times New Roman" w:eastAsia="Times New Roman" w:hAnsi="Times New Roman" w:cs="Times New Roman"/>
+                <w:rFonts w:ascii="Times New Roman" w:hAnsi="Times New Roman" w:eastAsia="Times New Roman" w:cs="Times New Roman"/>
                 <w:sz w:val="24"/>
                 <w:szCs w:val="24"/>
                 <w:lang w:eastAsia="en-ID"/>
@@ -6236,7 +6236,7 @@
             <w:pPr>
               <w:spacing w:before="100" w:beforeAutospacing="1" w:after="100" w:afterAutospacing="1" w:line="276" w:lineRule="auto"/>
               <w:rPr>
-                <w:rFonts w:ascii="Times New Roman" w:eastAsia="Times New Roman" w:hAnsi="Times New Roman" w:cs="Times New Roman"/>
+                <w:rFonts w:ascii="Times New Roman" w:hAnsi="Times New Roman" w:eastAsia="Times New Roman" w:cs="Times New Roman"/>
                 <w:sz w:val="24"/>
                 <w:szCs w:val="24"/>
                 <w:lang w:eastAsia="en-ID"/>
@@ -6244,7 +6244,7 @@
             </w:pPr>
             <w:r>
               <w:rPr>
-                <w:rFonts w:ascii="Times New Roman" w:eastAsia="Times New Roman" w:hAnsi="Times New Roman" w:cs="Times New Roman"/>
+                <w:rFonts w:ascii="Times New Roman" w:hAnsi="Times New Roman" w:eastAsia="Times New Roman" w:cs="Times New Roman"/>
                 <w:sz w:val="24"/>
                 <w:szCs w:val="24"/>
                 <w:lang w:eastAsia="en-ID"/>
@@ -6262,7 +6262,7 @@
               <w:spacing w:before="100" w:beforeAutospacing="1" w:after="100" w:afterAutospacing="1" w:line="276" w:lineRule="auto"/>
               <w:jc w:val="both"/>
               <w:rPr>
-                <w:rFonts w:ascii="Times New Roman" w:eastAsia="Times New Roman" w:hAnsi="Times New Roman" w:cs="Times New Roman"/>
+                <w:rFonts w:ascii="Times New Roman" w:hAnsi="Times New Roman" w:eastAsia="Times New Roman" w:cs="Times New Roman"/>
                 <w:sz w:val="24"/>
                 <w:szCs w:val="24"/>
                 <w:lang w:eastAsia="en-ID"/>
@@ -6283,7 +6283,7 @@
               <w:spacing w:before="100" w:beforeAutospacing="1" w:after="100" w:afterAutospacing="1" w:line="276" w:lineRule="auto"/>
               <w:jc w:val="both"/>
               <w:rPr>
-                <w:rFonts w:ascii="Times New Roman" w:eastAsia="Times New Roman" w:hAnsi="Times New Roman" w:cs="Times New Roman"/>
+                <w:rFonts w:ascii="Times New Roman" w:hAnsi="Times New Roman" w:eastAsia="Times New Roman" w:cs="Times New Roman"/>
                 <w:sz w:val="24"/>
                 <w:szCs w:val="24"/>
                 <w:lang w:eastAsia="en-ID"/>
@@ -6291,7 +6291,7 @@
             </w:pPr>
             <w:r>
               <w:rPr>
-                <w:rFonts w:ascii="Times New Roman" w:eastAsia="Times New Roman" w:hAnsi="Times New Roman" w:cs="Times New Roman"/>
+                <w:rFonts w:ascii="Times New Roman" w:hAnsi="Times New Roman" w:eastAsia="Times New Roman" w:cs="Times New Roman"/>
                 <w:b/>
                 <w:bCs/>
                 <w:sz w:val="24"/>
@@ -6314,7 +6314,7 @@
               <w:spacing w:before="100" w:beforeAutospacing="1" w:after="100" w:afterAutospacing="1" w:line="276" w:lineRule="auto"/>
               <w:jc w:val="center"/>
               <w:rPr>
-                <w:rFonts w:ascii="Times New Roman" w:eastAsia="Times New Roman" w:hAnsi="Times New Roman" w:cs="Times New Roman"/>
+                <w:rFonts w:ascii="Times New Roman" w:hAnsi="Times New Roman" w:eastAsia="Times New Roman" w:cs="Times New Roman"/>
                 <w:sz w:val="24"/>
                 <w:szCs w:val="24"/>
                 <w:lang w:eastAsia="en-ID"/>
@@ -6322,7 +6322,7 @@
             </w:pPr>
             <w:r>
               <w:rPr>
-                <w:rFonts w:ascii="Times New Roman" w:eastAsia="Times New Roman" w:hAnsi="Times New Roman" w:cs="Times New Roman"/>
+                <w:rFonts w:ascii="Times New Roman" w:hAnsi="Times New Roman" w:eastAsia="Times New Roman" w:cs="Times New Roman"/>
                 <w:sz w:val="24"/>
                 <w:szCs w:val="24"/>
                 <w:lang w:eastAsia="en-ID"/>
@@ -6340,7 +6340,7 @@
               <w:spacing w:before="100" w:beforeAutospacing="1" w:after="100" w:afterAutospacing="1" w:line="276" w:lineRule="auto"/>
               <w:jc w:val="both"/>
               <w:rPr>
-                <w:rFonts w:ascii="Times New Roman" w:eastAsia="Times New Roman" w:hAnsi="Times New Roman" w:cs="Times New Roman"/>
+                <w:rFonts w:ascii="Times New Roman" w:hAnsi="Times New Roman" w:eastAsia="Times New Roman" w:cs="Times New Roman"/>
                 <w:sz w:val="24"/>
                 <w:szCs w:val="24"/>
                 <w:lang w:eastAsia="en-ID"/>
@@ -6348,7 +6348,7 @@
             </w:pPr>
             <w:r>
               <w:rPr>
-                <w:rFonts w:ascii="Times New Roman" w:eastAsia="Times New Roman" w:hAnsi="Times New Roman" w:cs="Times New Roman"/>
+                <w:rFonts w:ascii="Times New Roman" w:hAnsi="Times New Roman" w:eastAsia="Times New Roman" w:cs="Times New Roman"/>
                 <w:sz w:val="24"/>
                 <w:szCs w:val="24"/>
                 <w:lang w:eastAsia="en-ID"/>
@@ -6365,7 +6365,7 @@
             <w:pPr>
               <w:spacing w:before="100" w:beforeAutospacing="1" w:after="100" w:afterAutospacing="1" w:line="276" w:lineRule="auto"/>
               <w:rPr>
-                <w:rFonts w:ascii="Times New Roman" w:eastAsia="Times New Roman" w:hAnsi="Times New Roman" w:cs="Times New Roman"/>
+                <w:rFonts w:ascii="Times New Roman" w:hAnsi="Times New Roman" w:eastAsia="Times New Roman" w:cs="Times New Roman"/>
                 <w:sz w:val="24"/>
                 <w:szCs w:val="24"/>
                 <w:lang w:eastAsia="en-ID"/>
@@ -6373,7 +6373,7 @@
             </w:pPr>
             <w:r>
               <w:rPr>
-                <w:rFonts w:ascii="Times New Roman" w:eastAsia="Times New Roman" w:hAnsi="Times New Roman" w:cs="Times New Roman"/>
+                <w:rFonts w:ascii="Times New Roman" w:hAnsi="Times New Roman" w:eastAsia="Times New Roman" w:cs="Times New Roman"/>
                 <w:sz w:val="24"/>
                 <w:szCs w:val="24"/>
                 <w:lang w:eastAsia="en-ID"/>
@@ -6391,7 +6391,7 @@
               <w:spacing w:before="100" w:beforeAutospacing="1" w:after="100" w:afterAutospacing="1" w:line="276" w:lineRule="auto"/>
               <w:jc w:val="both"/>
               <w:rPr>
-                <w:rFonts w:ascii="Times New Roman" w:eastAsia="Times New Roman" w:hAnsi="Times New Roman" w:cs="Times New Roman"/>
+                <w:rFonts w:ascii="Times New Roman" w:hAnsi="Times New Roman" w:eastAsia="Times New Roman" w:cs="Times New Roman"/>
                 <w:sz w:val="24"/>
                 <w:szCs w:val="24"/>
                 <w:lang w:eastAsia="en-ID"/>
@@ -6411,7 +6411,7 @@
               <w:spacing w:before="100" w:beforeAutospacing="1" w:after="100" w:afterAutospacing="1" w:line="276" w:lineRule="auto"/>
               <w:jc w:val="center"/>
               <w:rPr>
-                <w:rFonts w:ascii="Times New Roman" w:eastAsia="Times New Roman" w:hAnsi="Times New Roman" w:cs="Times New Roman"/>
+                <w:rFonts w:ascii="Times New Roman" w:hAnsi="Times New Roman" w:eastAsia="Times New Roman" w:cs="Times New Roman"/>
                 <w:sz w:val="24"/>
                 <w:szCs w:val="24"/>
                 <w:lang w:eastAsia="en-ID"/>
@@ -6419,7 +6419,7 @@
             </w:pPr>
             <w:r>
               <w:rPr>
-                <w:rFonts w:ascii="Times New Roman" w:eastAsia="Times New Roman" w:hAnsi="Times New Roman" w:cs="Times New Roman"/>
+                <w:rFonts w:ascii="Times New Roman" w:hAnsi="Times New Roman" w:eastAsia="Times New Roman" w:cs="Times New Roman"/>
                 <w:sz w:val="24"/>
                 <w:szCs w:val="24"/>
                 <w:lang w:eastAsia="en-ID"/>
@@ -6437,7 +6437,7 @@
               <w:spacing w:before="100" w:beforeAutospacing="1" w:after="100" w:afterAutospacing="1" w:line="276" w:lineRule="auto"/>
               <w:jc w:val="both"/>
               <w:rPr>
-                <w:rFonts w:ascii="Times New Roman" w:eastAsia="Times New Roman" w:hAnsi="Times New Roman" w:cs="Times New Roman"/>
+                <w:rFonts w:ascii="Times New Roman" w:hAnsi="Times New Roman" w:eastAsia="Times New Roman" w:cs="Times New Roman"/>
                 <w:sz w:val="24"/>
                 <w:szCs w:val="24"/>
                 <w:lang w:eastAsia="en-ID"/>
@@ -6445,7 +6445,7 @@
             </w:pPr>
             <w:r>
               <w:rPr>
-                <w:rFonts w:ascii="Times New Roman" w:eastAsia="Times New Roman" w:hAnsi="Times New Roman" w:cs="Times New Roman"/>
+                <w:rFonts w:ascii="Times New Roman" w:hAnsi="Times New Roman" w:eastAsia="Times New Roman" w:cs="Times New Roman"/>
                 <w:sz w:val="24"/>
                 <w:szCs w:val="24"/>
                 <w:lang w:eastAsia="en-ID"/>
@@ -6462,7 +6462,7 @@
             <w:pPr>
               <w:spacing w:before="100" w:beforeAutospacing="1" w:after="100" w:afterAutospacing="1" w:line="276" w:lineRule="auto"/>
               <w:rPr>
-                <w:rFonts w:ascii="Times New Roman" w:eastAsia="Times New Roman" w:hAnsi="Times New Roman" w:cs="Times New Roman"/>
+                <w:rFonts w:ascii="Times New Roman" w:hAnsi="Times New Roman" w:eastAsia="Times New Roman" w:cs="Times New Roman"/>
                 <w:sz w:val="24"/>
                 <w:szCs w:val="24"/>
                 <w:lang w:eastAsia="en-ID"/>
@@ -6470,7 +6470,7 @@
             </w:pPr>
             <w:r>
               <w:rPr>
-                <w:rFonts w:ascii="Times New Roman" w:eastAsia="Times New Roman" w:hAnsi="Times New Roman" w:cs="Times New Roman"/>
+                <w:rFonts w:ascii="Times New Roman" w:hAnsi="Times New Roman" w:eastAsia="Times New Roman" w:cs="Times New Roman"/>
                 <w:sz w:val="24"/>
                 <w:szCs w:val="24"/>
                 <w:lang w:eastAsia="en-ID"/>
@@ -6479,7 +6479,7 @@
             </w:r>
             <w:r>
               <w:rPr>
-                <w:rFonts w:ascii="Times New Roman" w:eastAsia="Times New Roman" w:hAnsi="Times New Roman" w:cs="Times New Roman"/>
+                <w:rFonts w:ascii="Times New Roman" w:hAnsi="Times New Roman" w:eastAsia="Times New Roman" w:cs="Times New Roman"/>
                 <w:sz w:val="24"/>
                 <w:szCs w:val="24"/>
                 <w:lang w:eastAsia="en-ID"/>
@@ -6497,7 +6497,7 @@
               <w:spacing w:before="100" w:beforeAutospacing="1" w:after="100" w:afterAutospacing="1" w:line="276" w:lineRule="auto"/>
               <w:jc w:val="both"/>
               <w:rPr>
-                <w:rFonts w:ascii="Times New Roman" w:eastAsia="Times New Roman" w:hAnsi="Times New Roman" w:cs="Times New Roman"/>
+                <w:rFonts w:ascii="Times New Roman" w:hAnsi="Times New Roman" w:eastAsia="Times New Roman" w:cs="Times New Roman"/>
                 <w:sz w:val="24"/>
                 <w:szCs w:val="24"/>
                 <w:lang w:eastAsia="en-ID"/>
@@ -6517,7 +6517,7 @@
               <w:spacing w:before="100" w:beforeAutospacing="1" w:after="100" w:afterAutospacing="1" w:line="276" w:lineRule="auto"/>
               <w:jc w:val="center"/>
               <w:rPr>
-                <w:rFonts w:ascii="Times New Roman" w:eastAsia="Times New Roman" w:hAnsi="Times New Roman" w:cs="Times New Roman"/>
+                <w:rFonts w:ascii="Times New Roman" w:hAnsi="Times New Roman" w:eastAsia="Times New Roman" w:cs="Times New Roman"/>
                 <w:sz w:val="24"/>
                 <w:szCs w:val="24"/>
                 <w:lang w:eastAsia="en-ID"/>
@@ -6525,7 +6525,7 @@
             </w:pPr>
             <w:r>
               <w:rPr>
-                <w:rFonts w:ascii="Times New Roman" w:eastAsia="Times New Roman" w:hAnsi="Times New Roman" w:cs="Times New Roman"/>
+                <w:rFonts w:ascii="Times New Roman" w:hAnsi="Times New Roman" w:eastAsia="Times New Roman" w:cs="Times New Roman"/>
                 <w:sz w:val="24"/>
                 <w:szCs w:val="24"/>
                 <w:lang w:eastAsia="en-ID"/>
@@ -6543,7 +6543,7 @@
               <w:spacing w:before="100" w:beforeAutospacing="1" w:after="100" w:afterAutospacing="1" w:line="276" w:lineRule="auto"/>
               <w:jc w:val="both"/>
               <w:rPr>
-                <w:rFonts w:ascii="Times New Roman" w:eastAsia="Times New Roman" w:hAnsi="Times New Roman" w:cs="Times New Roman"/>
+                <w:rFonts w:ascii="Times New Roman" w:hAnsi="Times New Roman" w:eastAsia="Times New Roman" w:cs="Times New Roman"/>
                 <w:sz w:val="24"/>
                 <w:szCs w:val="24"/>
                 <w:lang w:eastAsia="en-ID"/>
@@ -6551,7 +6551,7 @@
             </w:pPr>
             <w:r>
               <w:rPr>
-                <w:rFonts w:ascii="Times New Roman" w:eastAsia="Times New Roman" w:hAnsi="Times New Roman" w:cs="Times New Roman"/>
+                <w:rFonts w:ascii="Times New Roman" w:hAnsi="Times New Roman" w:eastAsia="Times New Roman" w:cs="Times New Roman"/>
                 <w:sz w:val="24"/>
                 <w:szCs w:val="24"/>
                 <w:lang w:eastAsia="en-ID"/>
@@ -6568,7 +6568,7 @@
             <w:pPr>
               <w:spacing w:before="100" w:beforeAutospacing="1" w:after="100" w:afterAutospacing="1" w:line="276" w:lineRule="auto"/>
               <w:rPr>
-                <w:rFonts w:ascii="Times New Roman" w:eastAsia="Times New Roman" w:hAnsi="Times New Roman" w:cs="Times New Roman"/>
+                <w:rFonts w:ascii="Times New Roman" w:hAnsi="Times New Roman" w:eastAsia="Times New Roman" w:cs="Times New Roman"/>
                 <w:sz w:val="24"/>
                 <w:szCs w:val="24"/>
                 <w:lang w:eastAsia="en-ID"/>
@@ -6576,7 +6576,7 @@
             </w:pPr>
             <w:r>
               <w:rPr>
-                <w:rFonts w:ascii="Times New Roman" w:eastAsia="Times New Roman" w:hAnsi="Times New Roman" w:cs="Times New Roman"/>
+                <w:rFonts w:ascii="Times New Roman" w:hAnsi="Times New Roman" w:eastAsia="Times New Roman" w:cs="Times New Roman"/>
                 <w:sz w:val="24"/>
                 <w:szCs w:val="24"/>
                 <w:lang w:eastAsia="en-ID"/>
@@ -6585,7 +6585,7 @@
             </w:r>
             <w:r>
               <w:rPr>
-                <w:rFonts w:ascii="Times New Roman" w:eastAsia="Times New Roman" w:hAnsi="Times New Roman" w:cs="Times New Roman"/>
+                <w:rFonts w:ascii="Times New Roman" w:hAnsi="Times New Roman" w:eastAsia="Times New Roman" w:cs="Times New Roman"/>
                 <w:sz w:val="24"/>
                 <w:szCs w:val="24"/>
                 <w:lang w:eastAsia="en-ID"/>
@@ -6603,7 +6603,7 @@
               <w:spacing w:before="100" w:beforeAutospacing="1" w:after="100" w:afterAutospacing="1" w:line="276" w:lineRule="auto"/>
               <w:jc w:val="both"/>
               <w:rPr>
-                <w:rFonts w:ascii="Times New Roman" w:eastAsia="Times New Roman" w:hAnsi="Times New Roman" w:cs="Times New Roman"/>
+                <w:rFonts w:ascii="Times New Roman" w:hAnsi="Times New Roman" w:eastAsia="Times New Roman" w:cs="Times New Roman"/>
                 <w:sz w:val="24"/>
                 <w:szCs w:val="24"/>
                 <w:lang w:eastAsia="en-ID"/>
@@ -6623,7 +6623,7 @@
               <w:spacing w:before="100" w:beforeAutospacing="1" w:after="100" w:afterAutospacing="1" w:line="276" w:lineRule="auto"/>
               <w:jc w:val="center"/>
               <w:rPr>
-                <w:rFonts w:ascii="Times New Roman" w:eastAsia="Times New Roman" w:hAnsi="Times New Roman" w:cs="Times New Roman"/>
+                <w:rFonts w:ascii="Times New Roman" w:hAnsi="Times New Roman" w:eastAsia="Times New Roman" w:cs="Times New Roman"/>
                 <w:sz w:val="24"/>
                 <w:szCs w:val="24"/>
                 <w:lang w:eastAsia="en-ID"/>
@@ -6640,7 +6640,7 @@
               <w:spacing w:before="100" w:beforeAutospacing="1" w:after="100" w:afterAutospacing="1" w:line="276" w:lineRule="auto"/>
               <w:jc w:val="both"/>
               <w:rPr>
-                <w:rFonts w:ascii="Times New Roman" w:eastAsia="Times New Roman" w:hAnsi="Times New Roman" w:cs="Times New Roman"/>
+                <w:rFonts w:ascii="Times New Roman" w:hAnsi="Times New Roman" w:eastAsia="Times New Roman" w:cs="Times New Roman"/>
                 <w:sz w:val="24"/>
                 <w:szCs w:val="24"/>
                 <w:lang w:eastAsia="en-ID"/>
@@ -6656,7 +6656,7 @@
             <w:pPr>
               <w:spacing w:before="100" w:beforeAutospacing="1" w:after="100" w:afterAutospacing="1" w:line="276" w:lineRule="auto"/>
               <w:rPr>
-                <w:rFonts w:ascii="Times New Roman" w:eastAsia="Times New Roman" w:hAnsi="Times New Roman" w:cs="Times New Roman"/>
+                <w:rFonts w:ascii="Times New Roman" w:hAnsi="Times New Roman" w:eastAsia="Times New Roman" w:cs="Times New Roman"/>
                 <w:sz w:val="24"/>
                 <w:szCs w:val="24"/>
                 <w:lang w:eastAsia="en-ID"/>
@@ -6673,7 +6673,7 @@
               <w:spacing w:before="100" w:beforeAutospacing="1" w:after="100" w:afterAutospacing="1" w:line="276" w:lineRule="auto"/>
               <w:jc w:val="both"/>
               <w:rPr>
-                <w:rFonts w:ascii="Times New Roman" w:eastAsia="Times New Roman" w:hAnsi="Times New Roman" w:cs="Times New Roman"/>
+                <w:rFonts w:ascii="Times New Roman" w:hAnsi="Times New Roman" w:eastAsia="Times New Roman" w:cs="Times New Roman"/>
                 <w:sz w:val="24"/>
                 <w:szCs w:val="24"/>
                 <w:lang w:eastAsia="en-ID"/>
@@ -6697,7 +6697,7 @@
         <w:ind w:left="786"/>
         <w:jc w:val="both"/>
         <w:rPr>
-          <w:rFonts w:ascii="Times New Roman" w:eastAsia="Times New Roman" w:hAnsi="Times New Roman" w:cs="Times New Roman"/>
+          <w:rFonts w:ascii="Times New Roman" w:hAnsi="Times New Roman" w:eastAsia="Times New Roman" w:cs="Times New Roman"/>
           <w:sz w:val="24"/>
           <w:szCs w:val="24"/>
           <w:lang w:eastAsia="en-ID"/>
@@ -6705,7 +6705,7 @@
       </w:pPr>
       <w:r>
         <w:rPr>
-          <w:rFonts w:ascii="Times New Roman" w:eastAsia="Times New Roman" w:hAnsi="Times New Roman" w:cs="Times New Roman"/>
+          <w:rFonts w:ascii="Times New Roman" w:hAnsi="Times New Roman" w:eastAsia="Times New Roman" w:cs="Times New Roman"/>
           <w:sz w:val="24"/>
           <w:szCs w:val="24"/>
           <w:lang w:eastAsia="en-ID"/>
@@ -6714,7 +6714,7 @@
       </w:r>
       <w:r>
         <w:rPr>
-          <w:rFonts w:ascii="Times New Roman" w:eastAsia="Times New Roman" w:hAnsi="Times New Roman" w:cs="Times New Roman"/>
+          <w:rFonts w:ascii="Times New Roman" w:hAnsi="Times New Roman" w:eastAsia="Times New Roman" w:cs="Times New Roman"/>
           <w:sz w:val="24"/>
           <w:szCs w:val="24"/>
           <w:lang w:eastAsia="en-ID"/>
@@ -6723,7 +6723,7 @@
       </w:r>
       <w:r>
         <w:rPr>
-          <w:rFonts w:ascii="Times New Roman" w:eastAsia="Times New Roman" w:hAnsi="Times New Roman" w:cs="Times New Roman"/>
+          <w:rFonts w:ascii="Times New Roman" w:hAnsi="Times New Roman" w:eastAsia="Times New Roman" w:cs="Times New Roman"/>
           <w:sz w:val="24"/>
           <w:szCs w:val="24"/>
           <w:lang w:eastAsia="en-ID"/>
@@ -6732,7 +6732,7 @@
       </w:r>
       <w:r>
         <w:rPr>
-          <w:rFonts w:ascii="Times New Roman" w:eastAsia="Times New Roman" w:hAnsi="Times New Roman" w:cs="Times New Roman"/>
+          <w:rFonts w:ascii="Times New Roman" w:hAnsi="Times New Roman" w:eastAsia="Times New Roman" w:cs="Times New Roman"/>
           <w:sz w:val="24"/>
           <w:szCs w:val="24"/>
           <w:lang w:eastAsia="en-ID"/>
@@ -6741,7 +6741,7 @@
       </w:r>
       <w:r>
         <w:rPr>
-          <w:rFonts w:ascii="Times New Roman" w:eastAsia="Times New Roman" w:hAnsi="Times New Roman" w:cs="Times New Roman"/>
+          <w:rFonts w:ascii="Times New Roman" w:hAnsi="Times New Roman" w:eastAsia="Times New Roman" w:cs="Times New Roman"/>
           <w:sz w:val="24"/>
           <w:szCs w:val="24"/>
           <w:lang w:eastAsia="en-ID"/>
@@ -6750,7 +6750,7 @@
       </w:r>
       <w:r>
         <w:rPr>
-          <w:rFonts w:ascii="Times New Roman" w:eastAsia="Times New Roman" w:hAnsi="Times New Roman" w:cs="Times New Roman"/>
+          <w:rFonts w:ascii="Times New Roman" w:hAnsi="Times New Roman" w:eastAsia="Times New Roman" w:cs="Times New Roman"/>
           <w:sz w:val="24"/>
           <w:szCs w:val="24"/>
           <w:lang w:eastAsia="en-ID"/>
@@ -6759,7 +6759,7 @@
       </w:r>
       <w:r>
         <w:rPr>
-          <w:rFonts w:ascii="Times New Roman" w:eastAsia="Times New Roman" w:hAnsi="Times New Roman" w:cs="Times New Roman"/>
+          <w:rFonts w:ascii="Times New Roman" w:hAnsi="Times New Roman" w:eastAsia="Times New Roman" w:cs="Times New Roman"/>
           <w:sz w:val="24"/>
           <w:szCs w:val="24"/>
           <w:lang w:eastAsia="en-ID"/>
@@ -6768,7 +6768,7 @@
       </w:r>
       <w:r>
         <w:rPr>
-          <w:rFonts w:ascii="Times New Roman" w:eastAsia="Times New Roman" w:hAnsi="Times New Roman" w:cs="Times New Roman"/>
+          <w:rFonts w:ascii="Times New Roman" w:hAnsi="Times New Roman" w:eastAsia="Times New Roman" w:cs="Times New Roman"/>
           <w:sz w:val="24"/>
           <w:szCs w:val="24"/>
           <w:lang w:eastAsia="en-ID"/>
@@ -6777,7 +6777,7 @@
       </w:r>
       <w:r>
         <w:rPr>
-          <w:rFonts w:ascii="Times New Roman" w:eastAsia="Times New Roman" w:hAnsi="Times New Roman" w:cs="Times New Roman"/>
+          <w:rFonts w:ascii="Times New Roman" w:hAnsi="Times New Roman" w:eastAsia="Times New Roman" w:cs="Times New Roman"/>
           <w:sz w:val="24"/>
           <w:szCs w:val="24"/>
           <w:lang w:eastAsia="en-ID"/>
@@ -6799,7 +6799,7 @@
         <w:ind w:left="786"/>
         <w:jc w:val="both"/>
         <w:rPr>
-          <w:rFonts w:ascii="Times New Roman" w:eastAsia="Times New Roman" w:hAnsi="Times New Roman" w:cs="Times New Roman"/>
+          <w:rFonts w:ascii="Times New Roman" w:hAnsi="Times New Roman" w:eastAsia="Times New Roman" w:cs="Times New Roman"/>
           <w:sz w:val="24"/>
           <w:szCs w:val="24"/>
           <w:lang w:eastAsia="en-ID"/>
@@ -6807,7 +6807,7 @@
       </w:pPr>
       <w:r>
         <w:rPr>
-          <w:rFonts w:ascii="Times New Roman" w:eastAsia="Times New Roman" w:hAnsi="Times New Roman" w:cs="Times New Roman"/>
+          <w:rFonts w:ascii="Times New Roman" w:hAnsi="Times New Roman" w:eastAsia="Times New Roman" w:cs="Times New Roman"/>
           <w:sz w:val="24"/>
           <w:szCs w:val="24"/>
           <w:lang w:eastAsia="en-ID"/>
@@ -6829,7 +6829,7 @@
         <w:ind w:left="786"/>
         <w:jc w:val="both"/>
         <w:rPr>
-          <w:rFonts w:ascii="Times New Roman" w:eastAsia="Times New Roman" w:hAnsi="Times New Roman" w:cs="Times New Roman"/>
+          <w:rFonts w:ascii="Times New Roman" w:hAnsi="Times New Roman" w:eastAsia="Times New Roman" w:cs="Times New Roman"/>
           <w:sz w:val="24"/>
           <w:szCs w:val="24"/>
           <w:lang w:eastAsia="en-ID"/>
@@ -6837,7 +6837,7 @@
       </w:pPr>
       <w:r>
         <w:rPr>
-          <w:rFonts w:ascii="Times New Roman" w:eastAsia="Times New Roman" w:hAnsi="Times New Roman" w:cs="Times New Roman"/>
+          <w:rFonts w:ascii="Times New Roman" w:hAnsi="Times New Roman" w:eastAsia="Times New Roman" w:cs="Times New Roman"/>
           <w:sz w:val="24"/>
           <w:szCs w:val="24"/>
           <w:lang w:eastAsia="en-ID"/>
@@ -6859,7 +6859,7 @@
         <w:ind w:left="786"/>
         <w:jc w:val="both"/>
         <w:rPr>
-          <w:rFonts w:ascii="Times New Roman" w:eastAsia="Times New Roman" w:hAnsi="Times New Roman" w:cs="Times New Roman"/>
+          <w:rFonts w:ascii="Times New Roman" w:hAnsi="Times New Roman" w:eastAsia="Times New Roman" w:cs="Times New Roman"/>
           <w:sz w:val="24"/>
           <w:szCs w:val="24"/>
           <w:lang w:eastAsia="en-ID"/>
@@ -6867,7 +6867,7 @@
       </w:pPr>
       <w:r>
         <w:rPr>
-          <w:rFonts w:ascii="Times New Roman" w:eastAsia="Times New Roman" w:hAnsi="Times New Roman" w:cs="Times New Roman"/>
+          <w:rFonts w:ascii="Times New Roman" w:hAnsi="Times New Roman" w:eastAsia="Times New Roman" w:cs="Times New Roman"/>
           <w:sz w:val="24"/>
           <w:szCs w:val="24"/>
           <w:lang w:eastAsia="en-ID"/>
@@ -6877,7 +6877,7 @@
       </w:r>
       <w:r>
         <w:rPr>
-          <w:rFonts w:ascii="Times New Roman" w:eastAsia="Times New Roman" w:hAnsi="Times New Roman" w:cs="Times New Roman"/>
+          <w:rFonts w:ascii="Times New Roman" w:hAnsi="Times New Roman" w:eastAsia="Times New Roman" w:cs="Times New Roman"/>
           <w:sz w:val="24"/>
           <w:szCs w:val="24"/>
           <w:lang w:eastAsia="en-ID"/>
@@ -6891,7 +6891,7 @@
         <w:ind w:left="66"/>
         <w:jc w:val="both"/>
         <w:rPr>
-          <w:rFonts w:ascii="Times New Roman" w:eastAsia="Times New Roman" w:hAnsi="Times New Roman" w:cs="Times New Roman"/>
+          <w:rFonts w:ascii="Times New Roman" w:hAnsi="Times New Roman" w:eastAsia="Times New Roman" w:cs="Times New Roman"/>
           <w:sz w:val="24"/>
           <w:szCs w:val="24"/>
           <w:lang w:eastAsia="en-ID"/>
@@ -6899,7 +6899,7 @@
       </w:pPr>
       <w:r>
         <w:rPr>
-          <w:rFonts w:ascii="Times New Roman" w:eastAsia="Times New Roman" w:hAnsi="Times New Roman" w:cs="Times New Roman"/>
+          <w:rFonts w:ascii="Times New Roman" w:hAnsi="Times New Roman" w:eastAsia="Times New Roman" w:cs="Times New Roman"/>
           <w:sz w:val="24"/>
           <w:szCs w:val="24"/>
           <w:lang w:eastAsia="en-ID"/>
@@ -6908,7 +6908,7 @@
       </w:r>
       <w:r>
         <w:rPr>
-          <w:rFonts w:ascii="Times New Roman" w:eastAsia="Times New Roman" w:hAnsi="Times New Roman" w:cs="Times New Roman"/>
+          <w:rFonts w:ascii="Times New Roman" w:hAnsi="Times New Roman" w:eastAsia="Times New Roman" w:cs="Times New Roman"/>
           <w:sz w:val="24"/>
           <w:szCs w:val="24"/>
           <w:lang w:eastAsia="en-ID"/>
@@ -6917,7 +6917,7 @@
       </w:r>
       <w:r>
         <w:rPr>
-          <w:rFonts w:ascii="Times New Roman" w:eastAsia="Times New Roman" w:hAnsi="Times New Roman" w:cs="Times New Roman"/>
+          <w:rFonts w:ascii="Times New Roman" w:hAnsi="Times New Roman" w:eastAsia="Times New Roman" w:cs="Times New Roman"/>
           <w:sz w:val="24"/>
           <w:szCs w:val="24"/>
           <w:lang w:eastAsia="en-ID"/>
@@ -6926,7 +6926,7 @@
       </w:r>
       <w:r>
         <w:rPr>
-          <w:rFonts w:ascii="Times New Roman" w:eastAsia="Times New Roman" w:hAnsi="Times New Roman" w:cs="Times New Roman"/>
+          <w:rFonts w:ascii="Times New Roman" w:hAnsi="Times New Roman" w:eastAsia="Times New Roman" w:cs="Times New Roman"/>
           <w:sz w:val="24"/>
           <w:szCs w:val="24"/>
           <w:lang w:eastAsia="en-ID"/>
@@ -6948,7 +6948,7 @@
       <w:pPr>
         <w:rPr>
           <w:rStyle w:val="Strong"/>
-          <w:rFonts w:ascii="Times New Roman" w:eastAsiaTheme="majorEastAsia" w:hAnsi="Times New Roman" w:cstheme="majorBidi"/>
+          <w:rFonts w:ascii="Times New Roman" w:hAnsi="Times New Roman" w:eastAsiaTheme="majorEastAsia" w:cstheme="majorBidi"/>
           <w:bCs w:val="0"/>
           <w:color w:val="000000" w:themeColor="text1"/>
           <w:sz w:val="28"/>
@@ -6975,7 +6975,7 @@
           <w:szCs w:val="28"/>
         </w:rPr>
       </w:pPr>
-      <w:bookmarkStart w:id="10" w:name="_Toc226034602"/>
+      <w:bookmarkStart w:name="_Toc226034602" w:id="10"/>
       <w:r>
         <w:rPr>
           <w:rStyle w:val="Strong"/>
@@ -7001,7 +7001,7 @@
           <w:lang w:eastAsia="en-ID"/>
         </w:rPr>
       </w:pPr>
-      <w:bookmarkStart w:id="11" w:name="_Toc226034603"/>
+      <w:bookmarkStart w:name="_Toc226034603" w:id="11"/>
       <w:r>
         <w:rPr>
           <w:rStyle w:val="Strong"/>
@@ -7027,7 +7027,7 @@
           <w:lang w:eastAsia="en-ID"/>
         </w:rPr>
       </w:pPr>
-      <w:bookmarkStart w:id="12" w:name="_Toc226034604"/>
+      <w:bookmarkStart w:name="_Toc226034604" w:id="12"/>
       <w:r>
         <w:rPr>
           <w:lang w:eastAsia="en-ID"/>
@@ -7047,7 +7047,7 @@
           <w:lang w:eastAsia="en-ID"/>
         </w:rPr>
       </w:pPr>
-      <w:bookmarkStart w:id="13" w:name="_Toc226034605"/>
+      <w:bookmarkStart w:name="_Toc226034605" w:id="13"/>
       <w:r>
         <w:rPr>
           <w:lang w:eastAsia="en-ID"/>
@@ -7069,7 +7069,7 @@
           <w:lang w:eastAsia="en-ID"/>
         </w:rPr>
         <w:drawing>
-          <wp:anchor distT="0" distB="0" distL="114300" distR="114300" simplePos="0" relativeHeight="251659264" behindDoc="1" locked="0" layoutInCell="1" allowOverlap="1" wp14:anchorId="2E730D4B" wp14:editId="2A97C9FB">
+          <wp:anchor distT="0" distB="0" distL="114300" distR="114300" simplePos="0" relativeHeight="251659264" behindDoc="1" locked="0" layoutInCell="1" allowOverlap="1" wp14:editId="2A97C9FB" wp14:anchorId="2E730D4B">
             <wp:simplePos x="0" y="0"/>
             <wp:positionH relativeFrom="column">
               <wp:posOffset>685800</wp:posOffset>
@@ -7328,7 +7328,7 @@
           <w:lang w:eastAsia="en-ID"/>
         </w:rPr>
       </w:pPr>
-      <w:bookmarkStart w:id="14" w:name="_Toc226034606"/>
+      <w:bookmarkStart w:name="_Toc226034606" w:id="14"/>
       <w:r>
         <w:rPr>
           <w:lang w:eastAsia="en-ID"/>
@@ -7398,7 +7398,7 @@
           <w:lang w:eastAsia="en-ID"/>
         </w:rPr>
       </w:pPr>
-      <w:bookmarkStart w:id="15" w:name="_Toc226034607"/>
+      <w:bookmarkStart w:name="_Toc226034607" w:id="15"/>
       <w:r>
         <w:rPr>
           <w:lang w:eastAsia="en-ID"/>
@@ -7419,7 +7419,7 @@
           <w:lang w:eastAsia="en-ID"/>
         </w:rPr>
       </w:pPr>
-      <w:bookmarkStart w:id="16" w:name="_Toc226034608"/>
+      <w:bookmarkStart w:name="_Toc226034608" w:id="16"/>
       <w:r>
         <w:rPr>
           <w:lang w:eastAsia="en-ID"/>
@@ -7439,7 +7439,7 @@
           <w:lang w:eastAsia="en-ID"/>
         </w:rPr>
       </w:pPr>
-      <w:bookmarkStart w:id="17" w:name="_Toc226034609"/>
+      <w:bookmarkStart w:name="_Toc226034609" w:id="17"/>
       <w:bookmarkEnd w:id="17"/>
     </w:p>
     <w:p>
@@ -7453,7 +7453,7 @@
           <w:lang w:eastAsia="en-ID"/>
         </w:rPr>
       </w:pPr>
-      <w:bookmarkStart w:id="18" w:name="_Toc226034610"/>
+      <w:bookmarkStart w:name="_Toc226034610" w:id="18"/>
       <w:r>
         <w:rPr>
           <w:lang w:eastAsia="en-ID"/>
@@ -7523,7 +7523,7 @@
           <w:lang w:eastAsia="en-ID"/>
         </w:rPr>
       </w:pPr>
-      <w:bookmarkStart w:id="19" w:name="_Toc226034611"/>
+      <w:bookmarkStart w:name="_Toc226034611" w:id="19"/>
       <w:r>
         <w:rPr>
           <w:lang w:eastAsia="en-ID"/>
@@ -7556,7 +7556,7 @@
           <w:lang w:eastAsia="en-ID"/>
         </w:rPr>
       </w:pPr>
-      <w:bookmarkStart w:id="20" w:name="_Toc226034612"/>
+      <w:bookmarkStart w:name="_Toc226034612" w:id="20"/>
       <w:r>
         <w:rPr>
           <w:lang w:eastAsia="en-ID"/>
@@ -7595,7 +7595,7 @@
           <w:lang w:eastAsia="en-ID"/>
         </w:rPr>
       </w:pPr>
-      <w:bookmarkStart w:id="21" w:name="_Toc226034613"/>
+      <w:bookmarkStart w:name="_Toc226034613" w:id="21"/>
       <w:r>
         <w:rPr>
           <w:lang w:eastAsia="en-ID"/>
@@ -7617,13 +7617,13 @@
           <w:lang w:eastAsia="en-ID"/>
         </w:rPr>
       </w:pPr>
-      <w:bookmarkStart w:id="22" w:name="_Toc226034614"/>
+      <w:bookmarkStart w:name="_Toc226034614" w:id="22"/>
       <w:r>
         <w:rPr>
           <w:noProof/>
         </w:rPr>
         <w:drawing>
-          <wp:anchor distT="0" distB="0" distL="114300" distR="114300" simplePos="0" relativeHeight="251658240" behindDoc="0" locked="0" layoutInCell="1" allowOverlap="1" wp14:anchorId="79E49557" wp14:editId="73CE12D4">
+          <wp:anchor distT="0" distB="0" distL="114300" distR="114300" simplePos="0" relativeHeight="251658240" behindDoc="0" locked="0" layoutInCell="1" allowOverlap="1" wp14:editId="73CE12D4" wp14:anchorId="79E49557">
             <wp:simplePos x="0" y="0"/>
             <wp:positionH relativeFrom="column">
               <wp:posOffset>278765</wp:posOffset>
@@ -7713,7 +7713,7 @@
           <w:lang w:eastAsia="en-ID"/>
         </w:rPr>
       </w:pPr>
-      <w:bookmarkStart w:id="23" w:name="_Toc226034615"/>
+      <w:bookmarkStart w:name="_Toc226034615" w:id="23"/>
       <w:r>
         <w:rPr>
           <w:lang w:eastAsia="en-ID"/>
@@ -7730,7 +7730,7 @@
           <w:numId w:val="22"/>
         </w:numPr>
         <w:rPr>
-          <w:rFonts w:ascii="Courier New" w:eastAsia="Times New Roman" w:hAnsi="Courier New" w:cs="Courier New"/>
+          <w:rFonts w:ascii="Courier New" w:hAnsi="Courier New" w:eastAsia="Times New Roman" w:cs="Courier New"/>
           <w:b w:val="0"/>
           <w:bCs/>
           <w:sz w:val="20"/>
@@ -7738,7 +7738,7 @@
           <w:lang w:eastAsia="en-ID"/>
         </w:rPr>
       </w:pPr>
-      <w:bookmarkStart w:id="24" w:name="_Toc226034616"/>
+      <w:bookmarkStart w:name="_Toc226034616" w:id="24"/>
       <w:r>
         <w:rPr>
           <w:b w:val="0"/>
@@ -7749,7 +7749,7 @@
       </w:r>
       <w:r>
         <w:rPr>
-          <w:rFonts w:ascii="Courier New" w:eastAsia="Times New Roman" w:hAnsi="Courier New" w:cs="Courier New"/>
+          <w:rFonts w:ascii="Courier New" w:hAnsi="Courier New" w:eastAsia="Times New Roman" w:cs="Courier New"/>
           <w:b w:val="0"/>
           <w:bCs/>
           <w:sz w:val="20"/>
@@ -7761,7 +7761,7 @@
       <w:bookmarkEnd w:id="24"/>
       <w:r>
         <w:rPr>
-          <w:rFonts w:ascii="Courier New" w:eastAsia="Times New Roman" w:hAnsi="Courier New" w:cs="Courier New"/>
+          <w:rFonts w:ascii="Courier New" w:hAnsi="Courier New" w:eastAsia="Times New Roman" w:cs="Courier New"/>
           <w:b w:val="0"/>
           <w:bCs/>
           <w:sz w:val="20"/>
@@ -7777,7 +7777,7 @@
         <w:spacing w:after="0" w:line="240" w:lineRule="auto"/>
         <w:ind w:left="1080"/>
         <w:rPr>
-          <w:rFonts w:ascii="Times New Roman" w:eastAsia="Times New Roman" w:hAnsi="Times New Roman" w:cs="Times New Roman"/>
+          <w:rFonts w:ascii="Times New Roman" w:hAnsi="Times New Roman" w:eastAsia="Times New Roman" w:cs="Times New Roman"/>
           <w:sz w:val="24"/>
           <w:szCs w:val="24"/>
           <w:lang w:eastAsia="en-ID"/>
@@ -7785,7 +7785,7 @@
       </w:pPr>
       <w:r>
         <w:rPr>
-          <w:rFonts w:ascii="Times New Roman" w:eastAsia="Times New Roman" w:hAnsi="Times New Roman" w:cs="Times New Roman"/>
+          <w:rFonts w:ascii="Times New Roman" w:hAnsi="Times New Roman" w:eastAsia="Times New Roman" w:cs="Times New Roman"/>
           <w:sz w:val="24"/>
           <w:szCs w:val="24"/>
           <w:lang w:eastAsia="en-ID"/>
@@ -7794,7 +7794,7 @@
       </w:r>
       <w:r>
         <w:rPr>
-          <w:rFonts w:ascii="Courier New" w:eastAsia="Times New Roman" w:hAnsi="Courier New" w:cs="Courier New"/>
+          <w:rFonts w:ascii="Courier New" w:hAnsi="Courier New" w:eastAsia="Times New Roman" w:cs="Courier New"/>
           <w:sz w:val="20"/>
           <w:szCs w:val="20"/>
           <w:lang w:eastAsia="en-ID"/>
@@ -8421,7 +8421,7 @@
           <w:lang w:eastAsia="en-ID"/>
         </w:rPr>
       </w:pPr>
-      <w:bookmarkStart w:id="25" w:name="_Toc226034617"/>
+      <w:bookmarkStart w:name="_Toc226034617" w:id="25"/>
       <w:r>
         <w:rPr>
           <w:b w:val="0"/>
@@ -9108,7 +9108,7 @@
           <w:lang w:eastAsia="en-ID"/>
         </w:rPr>
       </w:pPr>
-      <w:bookmarkStart w:id="26" w:name="_Toc226034618"/>
+      <w:bookmarkStart w:name="_Toc226034618" w:id="26"/>
       <w:r>
         <w:rPr>
           <w:b w:val="0"/>
@@ -9576,7 +9576,7 @@
           <w:lang w:eastAsia="en-ID"/>
         </w:rPr>
       </w:pPr>
-      <w:bookmarkStart w:id="27" w:name="_Toc226034619"/>
+      <w:bookmarkStart w:name="_Toc226034619" w:id="27"/>
       <w:r>
         <w:rPr>
           <w:b w:val="0"/>
@@ -10108,7 +10108,7 @@
           <w:lang w:eastAsia="en-ID"/>
         </w:rPr>
       </w:pPr>
-      <w:bookmarkStart w:id="28" w:name="_Toc226034620"/>
+      <w:bookmarkStart w:name="_Toc226034620" w:id="28"/>
       <w:r>
         <w:rPr>
           <w:b w:val="0"/>
@@ -10640,7 +10640,7 @@
           <w:lang w:eastAsia="en-ID"/>
         </w:rPr>
       </w:pPr>
-      <w:bookmarkStart w:id="29" w:name="_Toc226034621"/>
+      <w:bookmarkStart w:name="_Toc226034621" w:id="29"/>
       <w:r>
         <w:rPr>
           <w:b w:val="0"/>
@@ -11687,7 +11687,7 @@
       <w:pPr>
         <w:rPr>
           <w:rStyle w:val="Strong"/>
-          <w:rFonts w:ascii="Times New Roman" w:eastAsia="Times New Roman" w:hAnsi="Times New Roman" w:cs="Times New Roman"/>
+          <w:rFonts w:ascii="Times New Roman" w:hAnsi="Times New Roman" w:eastAsia="Times New Roman" w:cs="Times New Roman"/>
           <w:bCs w:val="0"/>
           <w:color w:val="000000" w:themeColor="text1"/>
           <w:sz w:val="28"/>
@@ -11719,7 +11719,7 @@
           <w:lang w:eastAsia="en-ID"/>
         </w:rPr>
       </w:pPr>
-      <w:bookmarkStart w:id="30" w:name="_Toc226034622"/>
+      <w:bookmarkStart w:name="_Toc226034622" w:id="30"/>
       <w:r>
         <w:rPr>
           <w:rStyle w:val="Strong"/>
@@ -11747,7 +11747,7 @@
           <w:lang w:eastAsia="en-ID"/>
         </w:rPr>
       </w:pPr>
-      <w:bookmarkStart w:id="31" w:name="_Toc226034623"/>
+      <w:bookmarkStart w:name="_Toc226034623" w:id="31"/>
       <w:r>
         <w:rPr>
           <w:rStyle w:val="Strong"/>
@@ -11770,7 +11770,7 @@
         </w:numPr>
         <w:ind w:left="426"/>
       </w:pPr>
-      <w:bookmarkStart w:id="32" w:name="_Toc226034624"/>
+      <w:bookmarkStart w:name="_Toc226034624" w:id="32"/>
       <w:r>
         <w:t>Dokumentasi Fungsi / Prosedur Program</w:t>
       </w:r>
@@ -11784,7 +11784,7 @@
           <w:numId w:val="8"/>
         </w:numPr>
       </w:pPr>
-      <w:bookmarkStart w:id="33" w:name="_Toc226034625"/>
+      <w:bookmarkStart w:name="_Toc226034625" w:id="33"/>
       <w:r>
         <w:t>Nama Modul/Fungsi: proses_login()</w:t>
       </w:r>
@@ -12034,7 +12034,7 @@
               <w:shd w:val="clear" w:color="auto" w:fill="1F1F1F"/>
               <w:spacing w:line="285" w:lineRule="atLeast"/>
               <w:rPr>
-                <w:rFonts w:ascii="Consolas" w:eastAsia="Times New Roman" w:hAnsi="Consolas" w:cs="Times New Roman"/>
+                <w:rFonts w:ascii="Consolas" w:hAnsi="Consolas" w:eastAsia="Times New Roman" w:cs="Times New Roman"/>
                 <w:color w:val="CCCCCC"/>
                 <w:sz w:val="21"/>
                 <w:szCs w:val="21"/>
@@ -12043,7 +12043,7 @@
             </w:pPr>
             <w:r>
               <w:rPr>
-                <w:rFonts w:ascii="Consolas" w:eastAsia="Times New Roman" w:hAnsi="Consolas" w:cs="Times New Roman"/>
+                <w:rFonts w:ascii="Consolas" w:hAnsi="Consolas" w:eastAsia="Times New Roman" w:cs="Times New Roman"/>
                 <w:color w:val="569CD6"/>
                 <w:sz w:val="21"/>
                 <w:szCs w:val="21"/>
@@ -12057,7 +12057,7 @@
               <w:shd w:val="clear" w:color="auto" w:fill="1F1F1F"/>
               <w:spacing w:line="285" w:lineRule="atLeast"/>
               <w:rPr>
-                <w:rFonts w:ascii="Consolas" w:eastAsia="Times New Roman" w:hAnsi="Consolas" w:cs="Times New Roman"/>
+                <w:rFonts w:ascii="Consolas" w:hAnsi="Consolas" w:eastAsia="Times New Roman" w:cs="Times New Roman"/>
                 <w:color w:val="CCCCCC"/>
                 <w:sz w:val="21"/>
                 <w:szCs w:val="21"/>
@@ -12066,7 +12066,7 @@
             </w:pPr>
             <w:r>
               <w:rPr>
-                <w:rFonts w:ascii="Consolas" w:eastAsia="Times New Roman" w:hAnsi="Consolas" w:cs="Times New Roman"/>
+                <w:rFonts w:ascii="Consolas" w:hAnsi="Consolas" w:eastAsia="Times New Roman" w:cs="Times New Roman"/>
                 <w:color w:val="DCDCAA"/>
                 <w:sz w:val="21"/>
                 <w:szCs w:val="21"/>
@@ -12076,7 +12076,7 @@
             </w:r>
             <w:r>
               <w:rPr>
-                <w:rFonts w:ascii="Consolas" w:eastAsia="Times New Roman" w:hAnsi="Consolas" w:cs="Times New Roman"/>
+                <w:rFonts w:ascii="Consolas" w:hAnsi="Consolas" w:eastAsia="Times New Roman" w:cs="Times New Roman"/>
                 <w:color w:val="D4D4D4"/>
                 <w:sz w:val="21"/>
                 <w:szCs w:val="21"/>
@@ -12090,7 +12090,7 @@
               <w:shd w:val="clear" w:color="auto" w:fill="1F1F1F"/>
               <w:spacing w:line="285" w:lineRule="atLeast"/>
               <w:rPr>
-                <w:rFonts w:ascii="Consolas" w:eastAsia="Times New Roman" w:hAnsi="Consolas" w:cs="Times New Roman"/>
+                <w:rFonts w:ascii="Consolas" w:hAnsi="Consolas" w:eastAsia="Times New Roman" w:cs="Times New Roman"/>
                 <w:color w:val="CCCCCC"/>
                 <w:sz w:val="21"/>
                 <w:szCs w:val="21"/>
@@ -12099,7 +12099,7 @@
             </w:pPr>
             <w:r>
               <w:rPr>
-                <w:rFonts w:ascii="Consolas" w:eastAsia="Times New Roman" w:hAnsi="Consolas" w:cs="Times New Roman"/>
+                <w:rFonts w:ascii="Consolas" w:hAnsi="Consolas" w:eastAsia="Times New Roman" w:cs="Times New Roman"/>
                 <w:color w:val="C586C0"/>
                 <w:sz w:val="21"/>
                 <w:szCs w:val="21"/>
@@ -12109,7 +12109,7 @@
             </w:r>
             <w:r>
               <w:rPr>
-                <w:rFonts w:ascii="Consolas" w:eastAsia="Times New Roman" w:hAnsi="Consolas" w:cs="Times New Roman"/>
+                <w:rFonts w:ascii="Consolas" w:hAnsi="Consolas" w:eastAsia="Times New Roman" w:cs="Times New Roman"/>
                 <w:color w:val="D4D4D4"/>
                 <w:sz w:val="21"/>
                 <w:szCs w:val="21"/>
@@ -12119,7 +12119,7 @@
             </w:r>
             <w:r>
               <w:rPr>
-                <w:rFonts w:ascii="Consolas" w:eastAsia="Times New Roman" w:hAnsi="Consolas" w:cs="Times New Roman"/>
+                <w:rFonts w:ascii="Consolas" w:hAnsi="Consolas" w:eastAsia="Times New Roman" w:cs="Times New Roman"/>
                 <w:color w:val="CE9178"/>
                 <w:sz w:val="21"/>
                 <w:szCs w:val="21"/>
@@ -12129,7 +12129,7 @@
             </w:r>
             <w:r>
               <w:rPr>
-                <w:rFonts w:ascii="Consolas" w:eastAsia="Times New Roman" w:hAnsi="Consolas" w:cs="Times New Roman"/>
+                <w:rFonts w:ascii="Consolas" w:hAnsi="Consolas" w:eastAsia="Times New Roman" w:cs="Times New Roman"/>
                 <w:color w:val="D4D4D4"/>
                 <w:sz w:val="21"/>
                 <w:szCs w:val="21"/>
@@ -12143,7 +12143,7 @@
               <w:shd w:val="clear" w:color="auto" w:fill="1F1F1F"/>
               <w:spacing w:line="285" w:lineRule="atLeast"/>
               <w:rPr>
-                <w:rFonts w:ascii="Consolas" w:eastAsia="Times New Roman" w:hAnsi="Consolas" w:cs="Times New Roman"/>
+                <w:rFonts w:ascii="Consolas" w:hAnsi="Consolas" w:eastAsia="Times New Roman" w:cs="Times New Roman"/>
                 <w:color w:val="CCCCCC"/>
                 <w:sz w:val="21"/>
                 <w:szCs w:val="21"/>
@@ -12156,7 +12156,7 @@
               <w:shd w:val="clear" w:color="auto" w:fill="1F1F1F"/>
               <w:spacing w:line="285" w:lineRule="atLeast"/>
               <w:rPr>
-                <w:rFonts w:ascii="Consolas" w:eastAsia="Times New Roman" w:hAnsi="Consolas" w:cs="Times New Roman"/>
+                <w:rFonts w:ascii="Consolas" w:hAnsi="Consolas" w:eastAsia="Times New Roman" w:cs="Times New Roman"/>
                 <w:color w:val="CCCCCC"/>
                 <w:sz w:val="21"/>
                 <w:szCs w:val="21"/>
@@ -12165,7 +12165,7 @@
             </w:pPr>
             <w:r>
               <w:rPr>
-                <w:rFonts w:ascii="Consolas" w:eastAsia="Times New Roman" w:hAnsi="Consolas" w:cs="Times New Roman"/>
+                <w:rFonts w:ascii="Consolas" w:hAnsi="Consolas" w:eastAsia="Times New Roman" w:cs="Times New Roman"/>
                 <w:color w:val="C586C0"/>
                 <w:sz w:val="21"/>
                 <w:szCs w:val="21"/>
@@ -12175,7 +12175,7 @@
             </w:r>
             <w:r>
               <w:rPr>
-                <w:rFonts w:ascii="Consolas" w:eastAsia="Times New Roman" w:hAnsi="Consolas" w:cs="Times New Roman"/>
+                <w:rFonts w:ascii="Consolas" w:hAnsi="Consolas" w:eastAsia="Times New Roman" w:cs="Times New Roman"/>
                 <w:color w:val="D4D4D4"/>
                 <w:sz w:val="21"/>
                 <w:szCs w:val="21"/>
@@ -12185,7 +12185,7 @@
             </w:r>
             <w:r>
               <w:rPr>
-                <w:rFonts w:ascii="Consolas" w:eastAsia="Times New Roman" w:hAnsi="Consolas" w:cs="Times New Roman"/>
+                <w:rFonts w:ascii="Consolas" w:hAnsi="Consolas" w:eastAsia="Times New Roman" w:cs="Times New Roman"/>
                 <w:color w:val="DCDCAA"/>
                 <w:sz w:val="21"/>
                 <w:szCs w:val="21"/>
@@ -12195,7 +12195,7 @@
             </w:r>
             <w:r>
               <w:rPr>
-                <w:rFonts w:ascii="Consolas" w:eastAsia="Times New Roman" w:hAnsi="Consolas" w:cs="Times New Roman"/>
+                <w:rFonts w:ascii="Consolas" w:hAnsi="Consolas" w:eastAsia="Times New Roman" w:cs="Times New Roman"/>
                 <w:color w:val="D4D4D4"/>
                 <w:sz w:val="21"/>
                 <w:szCs w:val="21"/>
@@ -12205,7 +12205,7 @@
             </w:r>
             <w:r>
               <w:rPr>
-                <w:rFonts w:ascii="Consolas" w:eastAsia="Times New Roman" w:hAnsi="Consolas" w:cs="Times New Roman"/>
+                <w:rFonts w:ascii="Consolas" w:hAnsi="Consolas" w:eastAsia="Times New Roman" w:cs="Times New Roman"/>
                 <w:color w:val="9CDCFE"/>
                 <w:sz w:val="21"/>
                 <w:szCs w:val="21"/>
@@ -12215,7 +12215,7 @@
             </w:r>
             <w:r>
               <w:rPr>
-                <w:rFonts w:ascii="Consolas" w:eastAsia="Times New Roman" w:hAnsi="Consolas" w:cs="Times New Roman"/>
+                <w:rFonts w:ascii="Consolas" w:hAnsi="Consolas" w:eastAsia="Times New Roman" w:cs="Times New Roman"/>
                 <w:color w:val="D4D4D4"/>
                 <w:sz w:val="21"/>
                 <w:szCs w:val="21"/>
@@ -12225,7 +12225,7 @@
             </w:r>
             <w:r>
               <w:rPr>
-                <w:rFonts w:ascii="Consolas" w:eastAsia="Times New Roman" w:hAnsi="Consolas" w:cs="Times New Roman"/>
+                <w:rFonts w:ascii="Consolas" w:hAnsi="Consolas" w:eastAsia="Times New Roman" w:cs="Times New Roman"/>
                 <w:color w:val="CE9178"/>
                 <w:sz w:val="21"/>
                 <w:szCs w:val="21"/>
@@ -12235,7 +12235,7 @@
             </w:r>
             <w:r>
               <w:rPr>
-                <w:rFonts w:ascii="Consolas" w:eastAsia="Times New Roman" w:hAnsi="Consolas" w:cs="Times New Roman"/>
+                <w:rFonts w:ascii="Consolas" w:hAnsi="Consolas" w:eastAsia="Times New Roman" w:cs="Times New Roman"/>
                 <w:color w:val="D4D4D4"/>
                 <w:sz w:val="21"/>
                 <w:szCs w:val="21"/>
@@ -12249,7 +12249,7 @@
               <w:shd w:val="clear" w:color="auto" w:fill="1F1F1F"/>
               <w:spacing w:line="285" w:lineRule="atLeast"/>
               <w:rPr>
-                <w:rFonts w:ascii="Consolas" w:eastAsia="Times New Roman" w:hAnsi="Consolas" w:cs="Times New Roman"/>
+                <w:rFonts w:ascii="Consolas" w:hAnsi="Consolas" w:eastAsia="Times New Roman" w:cs="Times New Roman"/>
                 <w:color w:val="CCCCCC"/>
                 <w:sz w:val="21"/>
                 <w:szCs w:val="21"/>
@@ -12262,7 +12262,7 @@
               <w:shd w:val="clear" w:color="auto" w:fill="1F1F1F"/>
               <w:spacing w:line="285" w:lineRule="atLeast"/>
               <w:rPr>
-                <w:rFonts w:ascii="Consolas" w:eastAsia="Times New Roman" w:hAnsi="Consolas" w:cs="Times New Roman"/>
+                <w:rFonts w:ascii="Consolas" w:hAnsi="Consolas" w:eastAsia="Times New Roman" w:cs="Times New Roman"/>
                 <w:color w:val="CCCCCC"/>
                 <w:sz w:val="21"/>
                 <w:szCs w:val="21"/>
@@ -12271,7 +12271,7 @@
             </w:pPr>
             <w:r>
               <w:rPr>
-                <w:rFonts w:ascii="Consolas" w:eastAsia="Times New Roman" w:hAnsi="Consolas" w:cs="Times New Roman"/>
+                <w:rFonts w:ascii="Consolas" w:hAnsi="Consolas" w:eastAsia="Times New Roman" w:cs="Times New Roman"/>
                 <w:color w:val="D4D4D4"/>
                 <w:sz w:val="21"/>
                 <w:szCs w:val="21"/>
@@ -12281,7 +12281,7 @@
             </w:r>
             <w:r>
               <w:rPr>
-                <w:rFonts w:ascii="Consolas" w:eastAsia="Times New Roman" w:hAnsi="Consolas" w:cs="Times New Roman"/>
+                <w:rFonts w:ascii="Consolas" w:hAnsi="Consolas" w:eastAsia="Times New Roman" w:cs="Times New Roman"/>
                 <w:color w:val="9CDCFE"/>
                 <w:sz w:val="21"/>
                 <w:szCs w:val="21"/>
@@ -12291,7 +12291,7 @@
             </w:r>
             <w:r>
               <w:rPr>
-                <w:rFonts w:ascii="Consolas" w:eastAsia="Times New Roman" w:hAnsi="Consolas" w:cs="Times New Roman"/>
+                <w:rFonts w:ascii="Consolas" w:hAnsi="Consolas" w:eastAsia="Times New Roman" w:cs="Times New Roman"/>
                 <w:color w:val="D4D4D4"/>
                 <w:sz w:val="21"/>
                 <w:szCs w:val="21"/>
@@ -12301,7 +12301,7 @@
             </w:r>
             <w:r>
               <w:rPr>
-                <w:rFonts w:ascii="Consolas" w:eastAsia="Times New Roman" w:hAnsi="Consolas" w:cs="Times New Roman"/>
+                <w:rFonts w:ascii="Consolas" w:hAnsi="Consolas" w:eastAsia="Times New Roman" w:cs="Times New Roman"/>
                 <w:color w:val="9CDCFE"/>
                 <w:sz w:val="21"/>
                 <w:szCs w:val="21"/>
@@ -12311,7 +12311,7 @@
             </w:r>
             <w:r>
               <w:rPr>
-                <w:rFonts w:ascii="Consolas" w:eastAsia="Times New Roman" w:hAnsi="Consolas" w:cs="Times New Roman"/>
+                <w:rFonts w:ascii="Consolas" w:hAnsi="Consolas" w:eastAsia="Times New Roman" w:cs="Times New Roman"/>
                 <w:color w:val="D4D4D4"/>
                 <w:sz w:val="21"/>
                 <w:szCs w:val="21"/>
@@ -12321,7 +12321,7 @@
             </w:r>
             <w:r>
               <w:rPr>
-                <w:rFonts w:ascii="Consolas" w:eastAsia="Times New Roman" w:hAnsi="Consolas" w:cs="Times New Roman"/>
+                <w:rFonts w:ascii="Consolas" w:hAnsi="Consolas" w:eastAsia="Times New Roman" w:cs="Times New Roman"/>
                 <w:color w:val="CE9178"/>
                 <w:sz w:val="21"/>
                 <w:szCs w:val="21"/>
@@ -12331,7 +12331,7 @@
             </w:r>
             <w:r>
               <w:rPr>
-                <w:rFonts w:ascii="Consolas" w:eastAsia="Times New Roman" w:hAnsi="Consolas" w:cs="Times New Roman"/>
+                <w:rFonts w:ascii="Consolas" w:hAnsi="Consolas" w:eastAsia="Times New Roman" w:cs="Times New Roman"/>
                 <w:color w:val="D4D4D4"/>
                 <w:sz w:val="21"/>
                 <w:szCs w:val="21"/>
@@ -12345,7 +12345,7 @@
               <w:shd w:val="clear" w:color="auto" w:fill="1F1F1F"/>
               <w:spacing w:line="285" w:lineRule="atLeast"/>
               <w:rPr>
-                <w:rFonts w:ascii="Consolas" w:eastAsia="Times New Roman" w:hAnsi="Consolas" w:cs="Times New Roman"/>
+                <w:rFonts w:ascii="Consolas" w:hAnsi="Consolas" w:eastAsia="Times New Roman" w:cs="Times New Roman"/>
                 <w:color w:val="CCCCCC"/>
                 <w:sz w:val="21"/>
                 <w:szCs w:val="21"/>
@@ -12354,7 +12354,7 @@
             </w:pPr>
             <w:r>
               <w:rPr>
-                <w:rFonts w:ascii="Consolas" w:eastAsia="Times New Roman" w:hAnsi="Consolas" w:cs="Times New Roman"/>
+                <w:rFonts w:ascii="Consolas" w:hAnsi="Consolas" w:eastAsia="Times New Roman" w:cs="Times New Roman"/>
                 <w:color w:val="D4D4D4"/>
                 <w:sz w:val="21"/>
                 <w:szCs w:val="21"/>
@@ -12364,7 +12364,7 @@
             </w:r>
             <w:r>
               <w:rPr>
-                <w:rFonts w:ascii="Consolas" w:eastAsia="Times New Roman" w:hAnsi="Consolas" w:cs="Times New Roman"/>
+                <w:rFonts w:ascii="Consolas" w:hAnsi="Consolas" w:eastAsia="Times New Roman" w:cs="Times New Roman"/>
                 <w:color w:val="9CDCFE"/>
                 <w:sz w:val="21"/>
                 <w:szCs w:val="21"/>
@@ -12374,7 +12374,7 @@
             </w:r>
             <w:r>
               <w:rPr>
-                <w:rFonts w:ascii="Consolas" w:eastAsia="Times New Roman" w:hAnsi="Consolas" w:cs="Times New Roman"/>
+                <w:rFonts w:ascii="Consolas" w:hAnsi="Consolas" w:eastAsia="Times New Roman" w:cs="Times New Roman"/>
                 <w:color w:val="D4D4D4"/>
                 <w:sz w:val="21"/>
                 <w:szCs w:val="21"/>
@@ -12384,7 +12384,7 @@
             </w:r>
             <w:r>
               <w:rPr>
-                <w:rFonts w:ascii="Consolas" w:eastAsia="Times New Roman" w:hAnsi="Consolas" w:cs="Times New Roman"/>
+                <w:rFonts w:ascii="Consolas" w:hAnsi="Consolas" w:eastAsia="Times New Roman" w:cs="Times New Roman"/>
                 <w:color w:val="9CDCFE"/>
                 <w:sz w:val="21"/>
                 <w:szCs w:val="21"/>
@@ -12394,7 +12394,7 @@
             </w:r>
             <w:r>
               <w:rPr>
-                <w:rFonts w:ascii="Consolas" w:eastAsia="Times New Roman" w:hAnsi="Consolas" w:cs="Times New Roman"/>
+                <w:rFonts w:ascii="Consolas" w:hAnsi="Consolas" w:eastAsia="Times New Roman" w:cs="Times New Roman"/>
                 <w:color w:val="D4D4D4"/>
                 <w:sz w:val="21"/>
                 <w:szCs w:val="21"/>
@@ -12404,7 +12404,7 @@
             </w:r>
             <w:r>
               <w:rPr>
-                <w:rFonts w:ascii="Consolas" w:eastAsia="Times New Roman" w:hAnsi="Consolas" w:cs="Times New Roman"/>
+                <w:rFonts w:ascii="Consolas" w:hAnsi="Consolas" w:eastAsia="Times New Roman" w:cs="Times New Roman"/>
                 <w:color w:val="CE9178"/>
                 <w:sz w:val="21"/>
                 <w:szCs w:val="21"/>
@@ -12414,7 +12414,7 @@
             </w:r>
             <w:r>
               <w:rPr>
-                <w:rFonts w:ascii="Consolas" w:eastAsia="Times New Roman" w:hAnsi="Consolas" w:cs="Times New Roman"/>
+                <w:rFonts w:ascii="Consolas" w:hAnsi="Consolas" w:eastAsia="Times New Roman" w:cs="Times New Roman"/>
                 <w:color w:val="D4D4D4"/>
                 <w:sz w:val="21"/>
                 <w:szCs w:val="21"/>
@@ -12428,7 +12428,7 @@
               <w:shd w:val="clear" w:color="auto" w:fill="1F1F1F"/>
               <w:spacing w:line="285" w:lineRule="atLeast"/>
               <w:rPr>
-                <w:rFonts w:ascii="Consolas" w:eastAsia="Times New Roman" w:hAnsi="Consolas" w:cs="Times New Roman"/>
+                <w:rFonts w:ascii="Consolas" w:hAnsi="Consolas" w:eastAsia="Times New Roman" w:cs="Times New Roman"/>
                 <w:color w:val="CCCCCC"/>
                 <w:sz w:val="21"/>
                 <w:szCs w:val="21"/>
@@ -12441,7 +12441,7 @@
               <w:shd w:val="clear" w:color="auto" w:fill="1F1F1F"/>
               <w:spacing w:line="285" w:lineRule="atLeast"/>
               <w:rPr>
-                <w:rFonts w:ascii="Consolas" w:eastAsia="Times New Roman" w:hAnsi="Consolas" w:cs="Times New Roman"/>
+                <w:rFonts w:ascii="Consolas" w:hAnsi="Consolas" w:eastAsia="Times New Roman" w:cs="Times New Roman"/>
                 <w:color w:val="CCCCCC"/>
                 <w:sz w:val="21"/>
                 <w:szCs w:val="21"/>
@@ -12450,7 +12450,7 @@
             </w:pPr>
             <w:r>
               <w:rPr>
-                <w:rFonts w:ascii="Consolas" w:eastAsia="Times New Roman" w:hAnsi="Consolas" w:cs="Times New Roman"/>
+                <w:rFonts w:ascii="Consolas" w:hAnsi="Consolas" w:eastAsia="Times New Roman" w:cs="Times New Roman"/>
                 <w:color w:val="D4D4D4"/>
                 <w:sz w:val="21"/>
                 <w:szCs w:val="21"/>
@@ -12460,7 +12460,7 @@
             </w:r>
             <w:r>
               <w:rPr>
-                <w:rFonts w:ascii="Consolas" w:eastAsia="Times New Roman" w:hAnsi="Consolas" w:cs="Times New Roman"/>
+                <w:rFonts w:ascii="Consolas" w:hAnsi="Consolas" w:eastAsia="Times New Roman" w:cs="Times New Roman"/>
                 <w:color w:val="6A9955"/>
                 <w:sz w:val="21"/>
                 <w:szCs w:val="21"/>
@@ -12474,7 +12474,7 @@
               <w:shd w:val="clear" w:color="auto" w:fill="1F1F1F"/>
               <w:spacing w:line="285" w:lineRule="atLeast"/>
               <w:rPr>
-                <w:rFonts w:ascii="Consolas" w:eastAsia="Times New Roman" w:hAnsi="Consolas" w:cs="Times New Roman"/>
+                <w:rFonts w:ascii="Consolas" w:hAnsi="Consolas" w:eastAsia="Times New Roman" w:cs="Times New Roman"/>
                 <w:color w:val="CCCCCC"/>
                 <w:sz w:val="21"/>
                 <w:szCs w:val="21"/>
@@ -12483,7 +12483,7 @@
             </w:pPr>
             <w:r>
               <w:rPr>
-                <w:rFonts w:ascii="Consolas" w:eastAsia="Times New Roman" w:hAnsi="Consolas" w:cs="Times New Roman"/>
+                <w:rFonts w:ascii="Consolas" w:hAnsi="Consolas" w:eastAsia="Times New Roman" w:cs="Times New Roman"/>
                 <w:color w:val="D4D4D4"/>
                 <w:sz w:val="21"/>
                 <w:szCs w:val="21"/>
@@ -12493,7 +12493,7 @@
             </w:r>
             <w:r>
               <w:rPr>
-                <w:rFonts w:ascii="Consolas" w:eastAsia="Times New Roman" w:hAnsi="Consolas" w:cs="Times New Roman"/>
+                <w:rFonts w:ascii="Consolas" w:hAnsi="Consolas" w:eastAsia="Times New Roman" w:cs="Times New Roman"/>
                 <w:color w:val="9CDCFE"/>
                 <w:sz w:val="21"/>
                 <w:szCs w:val="21"/>
@@ -12503,7 +12503,7 @@
             </w:r>
             <w:r>
               <w:rPr>
-                <w:rFonts w:ascii="Consolas" w:eastAsia="Times New Roman" w:hAnsi="Consolas" w:cs="Times New Roman"/>
+                <w:rFonts w:ascii="Consolas" w:hAnsi="Consolas" w:eastAsia="Times New Roman" w:cs="Times New Roman"/>
                 <w:color w:val="D4D4D4"/>
                 <w:sz w:val="21"/>
                 <w:szCs w:val="21"/>
@@ -12513,7 +12513,7 @@
             </w:r>
             <w:r>
               <w:rPr>
-                <w:rFonts w:ascii="Consolas" w:eastAsia="Times New Roman" w:hAnsi="Consolas" w:cs="Times New Roman"/>
+                <w:rFonts w:ascii="Consolas" w:hAnsi="Consolas" w:eastAsia="Times New Roman" w:cs="Times New Roman"/>
                 <w:color w:val="DCDCAA"/>
                 <w:sz w:val="21"/>
                 <w:szCs w:val="21"/>
@@ -12523,7 +12523,7 @@
             </w:r>
             <w:r>
               <w:rPr>
-                <w:rFonts w:ascii="Consolas" w:eastAsia="Times New Roman" w:hAnsi="Consolas" w:cs="Times New Roman"/>
+                <w:rFonts w:ascii="Consolas" w:hAnsi="Consolas" w:eastAsia="Times New Roman" w:cs="Times New Roman"/>
                 <w:color w:val="D4D4D4"/>
                 <w:sz w:val="21"/>
                 <w:szCs w:val="21"/>
@@ -12533,7 +12533,7 @@
             </w:r>
             <w:r>
               <w:rPr>
-                <w:rFonts w:ascii="Consolas" w:eastAsia="Times New Roman" w:hAnsi="Consolas" w:cs="Times New Roman"/>
+                <w:rFonts w:ascii="Consolas" w:hAnsi="Consolas" w:eastAsia="Times New Roman" w:cs="Times New Roman"/>
                 <w:color w:val="9CDCFE"/>
                 <w:sz w:val="21"/>
                 <w:szCs w:val="21"/>
@@ -12543,7 +12543,7 @@
             </w:r>
             <w:r>
               <w:rPr>
-                <w:rFonts w:ascii="Consolas" w:eastAsia="Times New Roman" w:hAnsi="Consolas" w:cs="Times New Roman"/>
+                <w:rFonts w:ascii="Consolas" w:hAnsi="Consolas" w:eastAsia="Times New Roman" w:cs="Times New Roman"/>
                 <w:color w:val="D4D4D4"/>
                 <w:sz w:val="21"/>
                 <w:szCs w:val="21"/>
@@ -12553,7 +12553,7 @@
             </w:r>
             <w:r>
               <w:rPr>
-                <w:rFonts w:ascii="Consolas" w:eastAsia="Times New Roman" w:hAnsi="Consolas" w:cs="Times New Roman"/>
+                <w:rFonts w:ascii="Consolas" w:hAnsi="Consolas" w:eastAsia="Times New Roman" w:cs="Times New Roman"/>
                 <w:color w:val="CE9178"/>
                 <w:sz w:val="21"/>
                 <w:szCs w:val="21"/>
@@ -12563,7 +12563,7 @@
             </w:r>
             <w:r>
               <w:rPr>
-                <w:rFonts w:ascii="Consolas" w:eastAsia="Times New Roman" w:hAnsi="Consolas" w:cs="Times New Roman"/>
+                <w:rFonts w:ascii="Consolas" w:hAnsi="Consolas" w:eastAsia="Times New Roman" w:cs="Times New Roman"/>
                 <w:color w:val="569CD6"/>
                 <w:sz w:val="21"/>
                 <w:szCs w:val="21"/>
@@ -12573,7 +12573,7 @@
             </w:r>
             <w:r>
               <w:rPr>
-                <w:rFonts w:ascii="Consolas" w:eastAsia="Times New Roman" w:hAnsi="Consolas" w:cs="Times New Roman"/>
+                <w:rFonts w:ascii="Consolas" w:hAnsi="Consolas" w:eastAsia="Times New Roman" w:cs="Times New Roman"/>
                 <w:color w:val="CE9178"/>
                 <w:sz w:val="21"/>
                 <w:szCs w:val="21"/>
@@ -12583,7 +12583,7 @@
             </w:r>
             <w:r>
               <w:rPr>
-                <w:rFonts w:ascii="Consolas" w:eastAsia="Times New Roman" w:hAnsi="Consolas" w:cs="Times New Roman"/>
+                <w:rFonts w:ascii="Consolas" w:hAnsi="Consolas" w:eastAsia="Times New Roman" w:cs="Times New Roman"/>
                 <w:color w:val="D4D4D4"/>
                 <w:sz w:val="21"/>
                 <w:szCs w:val="21"/>
@@ -12593,7 +12593,7 @@
             </w:r>
             <w:r>
               <w:rPr>
-                <w:rFonts w:ascii="Consolas" w:eastAsia="Times New Roman" w:hAnsi="Consolas" w:cs="Times New Roman"/>
+                <w:rFonts w:ascii="Consolas" w:hAnsi="Consolas" w:eastAsia="Times New Roman" w:cs="Times New Roman"/>
                 <w:color w:val="CE9178"/>
                 <w:sz w:val="21"/>
                 <w:szCs w:val="21"/>
@@ -12603,7 +12603,7 @@
             </w:r>
             <w:r>
               <w:rPr>
-                <w:rFonts w:ascii="Consolas" w:eastAsia="Times New Roman" w:hAnsi="Consolas" w:cs="Times New Roman"/>
+                <w:rFonts w:ascii="Consolas" w:hAnsi="Consolas" w:eastAsia="Times New Roman" w:cs="Times New Roman"/>
                 <w:color w:val="569CD6"/>
                 <w:sz w:val="21"/>
                 <w:szCs w:val="21"/>
@@ -12613,7 +12613,7 @@
             </w:r>
             <w:r>
               <w:rPr>
-                <w:rFonts w:ascii="Consolas" w:eastAsia="Times New Roman" w:hAnsi="Consolas" w:cs="Times New Roman"/>
+                <w:rFonts w:ascii="Consolas" w:hAnsi="Consolas" w:eastAsia="Times New Roman" w:cs="Times New Roman"/>
                 <w:color w:val="CE9178"/>
                 <w:sz w:val="21"/>
                 <w:szCs w:val="21"/>
@@ -12623,7 +12623,7 @@
             </w:r>
             <w:r>
               <w:rPr>
-                <w:rFonts w:ascii="Consolas" w:eastAsia="Times New Roman" w:hAnsi="Consolas" w:cs="Times New Roman"/>
+                <w:rFonts w:ascii="Consolas" w:hAnsi="Consolas" w:eastAsia="Times New Roman" w:cs="Times New Roman"/>
                 <w:color w:val="569CD6"/>
                 <w:sz w:val="21"/>
                 <w:szCs w:val="21"/>
@@ -12633,7 +12633,7 @@
             </w:r>
             <w:r>
               <w:rPr>
-                <w:rFonts w:ascii="Consolas" w:eastAsia="Times New Roman" w:hAnsi="Consolas" w:cs="Times New Roman"/>
+                <w:rFonts w:ascii="Consolas" w:hAnsi="Consolas" w:eastAsia="Times New Roman" w:cs="Times New Roman"/>
                 <w:color w:val="CE9178"/>
                 <w:sz w:val="21"/>
                 <w:szCs w:val="21"/>
@@ -12643,7 +12643,7 @@
             </w:r>
             <w:r>
               <w:rPr>
-                <w:rFonts w:ascii="Consolas" w:eastAsia="Times New Roman" w:hAnsi="Consolas" w:cs="Times New Roman"/>
+                <w:rFonts w:ascii="Consolas" w:hAnsi="Consolas" w:eastAsia="Times New Roman" w:cs="Times New Roman"/>
                 <w:color w:val="D4D4D4"/>
                 <w:sz w:val="21"/>
                 <w:szCs w:val="21"/>
@@ -12653,7 +12653,7 @@
             </w:r>
             <w:r>
               <w:rPr>
-                <w:rFonts w:ascii="Consolas" w:eastAsia="Times New Roman" w:hAnsi="Consolas" w:cs="Times New Roman"/>
+                <w:rFonts w:ascii="Consolas" w:hAnsi="Consolas" w:eastAsia="Times New Roman" w:cs="Times New Roman"/>
                 <w:color w:val="CE9178"/>
                 <w:sz w:val="21"/>
                 <w:szCs w:val="21"/>
@@ -12663,7 +12663,7 @@
             </w:r>
             <w:r>
               <w:rPr>
-                <w:rFonts w:ascii="Consolas" w:eastAsia="Times New Roman" w:hAnsi="Consolas" w:cs="Times New Roman"/>
+                <w:rFonts w:ascii="Consolas" w:hAnsi="Consolas" w:eastAsia="Times New Roman" w:cs="Times New Roman"/>
                 <w:color w:val="9CDCFE"/>
                 <w:sz w:val="21"/>
                 <w:szCs w:val="21"/>
@@ -12673,7 +12673,7 @@
             </w:r>
             <w:r>
               <w:rPr>
-                <w:rFonts w:ascii="Consolas" w:eastAsia="Times New Roman" w:hAnsi="Consolas" w:cs="Times New Roman"/>
+                <w:rFonts w:ascii="Consolas" w:hAnsi="Consolas" w:eastAsia="Times New Roman" w:cs="Times New Roman"/>
                 <w:color w:val="CE9178"/>
                 <w:sz w:val="21"/>
                 <w:szCs w:val="21"/>
@@ -12683,7 +12683,7 @@
             </w:r>
             <w:r>
               <w:rPr>
-                <w:rFonts w:ascii="Consolas" w:eastAsia="Times New Roman" w:hAnsi="Consolas" w:cs="Times New Roman"/>
+                <w:rFonts w:ascii="Consolas" w:hAnsi="Consolas" w:eastAsia="Times New Roman" w:cs="Times New Roman"/>
                 <w:color w:val="D4D4D4"/>
                 <w:sz w:val="21"/>
                 <w:szCs w:val="21"/>
@@ -12697,7 +12697,7 @@
               <w:shd w:val="clear" w:color="auto" w:fill="1F1F1F"/>
               <w:spacing w:line="285" w:lineRule="atLeast"/>
               <w:rPr>
-                <w:rFonts w:ascii="Consolas" w:eastAsia="Times New Roman" w:hAnsi="Consolas" w:cs="Times New Roman"/>
+                <w:rFonts w:ascii="Consolas" w:hAnsi="Consolas" w:eastAsia="Times New Roman" w:cs="Times New Roman"/>
                 <w:color w:val="CCCCCC"/>
                 <w:sz w:val="21"/>
                 <w:szCs w:val="21"/>
@@ -12706,7 +12706,7 @@
             </w:pPr>
             <w:r>
               <w:rPr>
-                <w:rFonts w:ascii="Consolas" w:eastAsia="Times New Roman" w:hAnsi="Consolas" w:cs="Times New Roman"/>
+                <w:rFonts w:ascii="Consolas" w:hAnsi="Consolas" w:eastAsia="Times New Roman" w:cs="Times New Roman"/>
                 <w:color w:val="D4D4D4"/>
                 <w:sz w:val="21"/>
                 <w:szCs w:val="21"/>
@@ -12716,7 +12716,7 @@
             </w:r>
             <w:r>
               <w:rPr>
-                <w:rFonts w:ascii="Consolas" w:eastAsia="Times New Roman" w:hAnsi="Consolas" w:cs="Times New Roman"/>
+                <w:rFonts w:ascii="Consolas" w:hAnsi="Consolas" w:eastAsia="Times New Roman" w:cs="Times New Roman"/>
                 <w:color w:val="9CDCFE"/>
                 <w:sz w:val="21"/>
                 <w:szCs w:val="21"/>
@@ -12726,7 +12726,7 @@
             </w:r>
             <w:r>
               <w:rPr>
-                <w:rFonts w:ascii="Consolas" w:eastAsia="Times New Roman" w:hAnsi="Consolas" w:cs="Times New Roman"/>
+                <w:rFonts w:ascii="Consolas" w:hAnsi="Consolas" w:eastAsia="Times New Roman" w:cs="Times New Roman"/>
                 <w:color w:val="D4D4D4"/>
                 <w:sz w:val="21"/>
                 <w:szCs w:val="21"/>
@@ -12736,7 +12736,7 @@
             </w:r>
             <w:r>
               <w:rPr>
-                <w:rFonts w:ascii="Consolas" w:eastAsia="Times New Roman" w:hAnsi="Consolas" w:cs="Times New Roman"/>
+                <w:rFonts w:ascii="Consolas" w:hAnsi="Consolas" w:eastAsia="Times New Roman" w:cs="Times New Roman"/>
                 <w:color w:val="DCDCAA"/>
                 <w:sz w:val="21"/>
                 <w:szCs w:val="21"/>
@@ -12746,7 +12746,7 @@
             </w:r>
             <w:r>
               <w:rPr>
-                <w:rFonts w:ascii="Consolas" w:eastAsia="Times New Roman" w:hAnsi="Consolas" w:cs="Times New Roman"/>
+                <w:rFonts w:ascii="Consolas" w:hAnsi="Consolas" w:eastAsia="Times New Roman" w:cs="Times New Roman"/>
                 <w:color w:val="D4D4D4"/>
                 <w:sz w:val="21"/>
                 <w:szCs w:val="21"/>
@@ -12756,7 +12756,7 @@
             </w:r>
             <w:r>
               <w:rPr>
-                <w:rFonts w:ascii="Consolas" w:eastAsia="Times New Roman" w:hAnsi="Consolas" w:cs="Times New Roman"/>
+                <w:rFonts w:ascii="Consolas" w:hAnsi="Consolas" w:eastAsia="Times New Roman" w:cs="Times New Roman"/>
                 <w:color w:val="9CDCFE"/>
                 <w:sz w:val="21"/>
                 <w:szCs w:val="21"/>
@@ -12766,7 +12766,7 @@
             </w:r>
             <w:r>
               <w:rPr>
-                <w:rFonts w:ascii="Consolas" w:eastAsia="Times New Roman" w:hAnsi="Consolas" w:cs="Times New Roman"/>
+                <w:rFonts w:ascii="Consolas" w:hAnsi="Consolas" w:eastAsia="Times New Roman" w:cs="Times New Roman"/>
                 <w:color w:val="D4D4D4"/>
                 <w:sz w:val="21"/>
                 <w:szCs w:val="21"/>
@@ -12780,7 +12780,7 @@
               <w:shd w:val="clear" w:color="auto" w:fill="1F1F1F"/>
               <w:spacing w:line="285" w:lineRule="atLeast"/>
               <w:rPr>
-                <w:rFonts w:ascii="Consolas" w:eastAsia="Times New Roman" w:hAnsi="Consolas" w:cs="Times New Roman"/>
+                <w:rFonts w:ascii="Consolas" w:hAnsi="Consolas" w:eastAsia="Times New Roman" w:cs="Times New Roman"/>
                 <w:color w:val="CCCCCC"/>
                 <w:sz w:val="21"/>
                 <w:szCs w:val="21"/>
@@ -12793,7 +12793,7 @@
               <w:shd w:val="clear" w:color="auto" w:fill="1F1F1F"/>
               <w:spacing w:line="285" w:lineRule="atLeast"/>
               <w:rPr>
-                <w:rFonts w:ascii="Consolas" w:eastAsia="Times New Roman" w:hAnsi="Consolas" w:cs="Times New Roman"/>
+                <w:rFonts w:ascii="Consolas" w:hAnsi="Consolas" w:eastAsia="Times New Roman" w:cs="Times New Roman"/>
                 <w:color w:val="CCCCCC"/>
                 <w:sz w:val="21"/>
                 <w:szCs w:val="21"/>
@@ -12802,7 +12802,7 @@
             </w:pPr>
             <w:r>
               <w:rPr>
-                <w:rFonts w:ascii="Consolas" w:eastAsia="Times New Roman" w:hAnsi="Consolas" w:cs="Times New Roman"/>
+                <w:rFonts w:ascii="Consolas" w:hAnsi="Consolas" w:eastAsia="Times New Roman" w:cs="Times New Roman"/>
                 <w:color w:val="D4D4D4"/>
                 <w:sz w:val="21"/>
                 <w:szCs w:val="21"/>
@@ -12812,7 +12812,7 @@
             </w:r>
             <w:r>
               <w:rPr>
-                <w:rFonts w:ascii="Consolas" w:eastAsia="Times New Roman" w:hAnsi="Consolas" w:cs="Times New Roman"/>
+                <w:rFonts w:ascii="Consolas" w:hAnsi="Consolas" w:eastAsia="Times New Roman" w:cs="Times New Roman"/>
                 <w:color w:val="C586C0"/>
                 <w:sz w:val="21"/>
                 <w:szCs w:val="21"/>
@@ -12822,7 +12822,7 @@
             </w:r>
             <w:r>
               <w:rPr>
-                <w:rFonts w:ascii="Consolas" w:eastAsia="Times New Roman" w:hAnsi="Consolas" w:cs="Times New Roman"/>
+                <w:rFonts w:ascii="Consolas" w:hAnsi="Consolas" w:eastAsia="Times New Roman" w:cs="Times New Roman"/>
                 <w:color w:val="D4D4D4"/>
                 <w:sz w:val="21"/>
                 <w:szCs w:val="21"/>
@@ -12832,7 +12832,7 @@
             </w:r>
             <w:r>
               <w:rPr>
-                <w:rFonts w:ascii="Consolas" w:eastAsia="Times New Roman" w:hAnsi="Consolas" w:cs="Times New Roman"/>
+                <w:rFonts w:ascii="Consolas" w:hAnsi="Consolas" w:eastAsia="Times New Roman" w:cs="Times New Roman"/>
                 <w:color w:val="9CDCFE"/>
                 <w:sz w:val="21"/>
                 <w:szCs w:val="21"/>
@@ -12842,7 +12842,7 @@
             </w:r>
             <w:r>
               <w:rPr>
-                <w:rFonts w:ascii="Consolas" w:eastAsia="Times New Roman" w:hAnsi="Consolas" w:cs="Times New Roman"/>
+                <w:rFonts w:ascii="Consolas" w:hAnsi="Consolas" w:eastAsia="Times New Roman" w:cs="Times New Roman"/>
                 <w:color w:val="D4D4D4"/>
                 <w:sz w:val="21"/>
                 <w:szCs w:val="21"/>
@@ -12856,7 +12856,7 @@
               <w:shd w:val="clear" w:color="auto" w:fill="1F1F1F"/>
               <w:spacing w:line="285" w:lineRule="atLeast"/>
               <w:rPr>
-                <w:rFonts w:ascii="Consolas" w:eastAsia="Times New Roman" w:hAnsi="Consolas" w:cs="Times New Roman"/>
+                <w:rFonts w:ascii="Consolas" w:hAnsi="Consolas" w:eastAsia="Times New Roman" w:cs="Times New Roman"/>
                 <w:color w:val="CCCCCC"/>
                 <w:sz w:val="21"/>
                 <w:szCs w:val="21"/>
@@ -12865,7 +12865,7 @@
             </w:pPr>
             <w:r>
               <w:rPr>
-                <w:rFonts w:ascii="Consolas" w:eastAsia="Times New Roman" w:hAnsi="Consolas" w:cs="Times New Roman"/>
+                <w:rFonts w:ascii="Consolas" w:hAnsi="Consolas" w:eastAsia="Times New Roman" w:cs="Times New Roman"/>
                 <w:color w:val="D4D4D4"/>
                 <w:sz w:val="21"/>
                 <w:szCs w:val="21"/>
@@ -12875,7 +12875,7 @@
             </w:r>
             <w:r>
               <w:rPr>
-                <w:rFonts w:ascii="Consolas" w:eastAsia="Times New Roman" w:hAnsi="Consolas" w:cs="Times New Roman"/>
+                <w:rFonts w:ascii="Consolas" w:hAnsi="Consolas" w:eastAsia="Times New Roman" w:cs="Times New Roman"/>
                 <w:color w:val="6A9955"/>
                 <w:sz w:val="21"/>
                 <w:szCs w:val="21"/>
@@ -12889,7 +12889,7 @@
               <w:shd w:val="clear" w:color="auto" w:fill="1F1F1F"/>
               <w:spacing w:line="285" w:lineRule="atLeast"/>
               <w:rPr>
-                <w:rFonts w:ascii="Consolas" w:eastAsia="Times New Roman" w:hAnsi="Consolas" w:cs="Times New Roman"/>
+                <w:rFonts w:ascii="Consolas" w:hAnsi="Consolas" w:eastAsia="Times New Roman" w:cs="Times New Roman"/>
                 <w:color w:val="CCCCCC"/>
                 <w:sz w:val="21"/>
                 <w:szCs w:val="21"/>
@@ -12898,7 +12898,7 @@
             </w:pPr>
             <w:r>
               <w:rPr>
-                <w:rFonts w:ascii="Consolas" w:eastAsia="Times New Roman" w:hAnsi="Consolas" w:cs="Times New Roman"/>
+                <w:rFonts w:ascii="Consolas" w:hAnsi="Consolas" w:eastAsia="Times New Roman" w:cs="Times New Roman"/>
                 <w:color w:val="D4D4D4"/>
                 <w:sz w:val="21"/>
                 <w:szCs w:val="21"/>
@@ -12908,7 +12908,7 @@
             </w:r>
             <w:r>
               <w:rPr>
-                <w:rFonts w:ascii="Consolas" w:eastAsia="Times New Roman" w:hAnsi="Consolas" w:cs="Times New Roman"/>
+                <w:rFonts w:ascii="Consolas" w:hAnsi="Consolas" w:eastAsia="Times New Roman" w:cs="Times New Roman"/>
                 <w:color w:val="C586C0"/>
                 <w:sz w:val="21"/>
                 <w:szCs w:val="21"/>
@@ -12918,7 +12918,7 @@
             </w:r>
             <w:r>
               <w:rPr>
-                <w:rFonts w:ascii="Consolas" w:eastAsia="Times New Roman" w:hAnsi="Consolas" w:cs="Times New Roman"/>
+                <w:rFonts w:ascii="Consolas" w:hAnsi="Consolas" w:eastAsia="Times New Roman" w:cs="Times New Roman"/>
                 <w:color w:val="D4D4D4"/>
                 <w:sz w:val="21"/>
                 <w:szCs w:val="21"/>
@@ -12928,7 +12928,7 @@
             </w:r>
             <w:r>
               <w:rPr>
-                <w:rFonts w:ascii="Consolas" w:eastAsia="Times New Roman" w:hAnsi="Consolas" w:cs="Times New Roman"/>
+                <w:rFonts w:ascii="Consolas" w:hAnsi="Consolas" w:eastAsia="Times New Roman" w:cs="Times New Roman"/>
                 <w:color w:val="DCDCAA"/>
                 <w:sz w:val="21"/>
                 <w:szCs w:val="21"/>
@@ -12938,7 +12938,7 @@
             </w:r>
             <w:r>
               <w:rPr>
-                <w:rFonts w:ascii="Consolas" w:eastAsia="Times New Roman" w:hAnsi="Consolas" w:cs="Times New Roman"/>
+                <w:rFonts w:ascii="Consolas" w:hAnsi="Consolas" w:eastAsia="Times New Roman" w:cs="Times New Roman"/>
                 <w:color w:val="D4D4D4"/>
                 <w:sz w:val="21"/>
                 <w:szCs w:val="21"/>
@@ -12948,7 +12948,7 @@
             </w:r>
             <w:r>
               <w:rPr>
-                <w:rFonts w:ascii="Consolas" w:eastAsia="Times New Roman" w:hAnsi="Consolas" w:cs="Times New Roman"/>
+                <w:rFonts w:ascii="Consolas" w:hAnsi="Consolas" w:eastAsia="Times New Roman" w:cs="Times New Roman"/>
                 <w:color w:val="9CDCFE"/>
                 <w:sz w:val="21"/>
                 <w:szCs w:val="21"/>
@@ -12958,7 +12958,7 @@
             </w:r>
             <w:r>
               <w:rPr>
-                <w:rFonts w:ascii="Consolas" w:eastAsia="Times New Roman" w:hAnsi="Consolas" w:cs="Times New Roman"/>
+                <w:rFonts w:ascii="Consolas" w:hAnsi="Consolas" w:eastAsia="Times New Roman" w:cs="Times New Roman"/>
                 <w:color w:val="D4D4D4"/>
                 <w:sz w:val="21"/>
                 <w:szCs w:val="21"/>
@@ -12968,7 +12968,7 @@
             </w:r>
             <w:r>
               <w:rPr>
-                <w:rFonts w:ascii="Consolas" w:eastAsia="Times New Roman" w:hAnsi="Consolas" w:cs="Times New Roman"/>
+                <w:rFonts w:ascii="Consolas" w:hAnsi="Consolas" w:eastAsia="Times New Roman" w:cs="Times New Roman"/>
                 <w:color w:val="9CDCFE"/>
                 <w:sz w:val="21"/>
                 <w:szCs w:val="21"/>
@@ -12978,7 +12978,7 @@
             </w:r>
             <w:r>
               <w:rPr>
-                <w:rFonts w:ascii="Consolas" w:eastAsia="Times New Roman" w:hAnsi="Consolas" w:cs="Times New Roman"/>
+                <w:rFonts w:ascii="Consolas" w:hAnsi="Consolas" w:eastAsia="Times New Roman" w:cs="Times New Roman"/>
                 <w:color w:val="D4D4D4"/>
                 <w:sz w:val="21"/>
                 <w:szCs w:val="21"/>
@@ -12988,7 +12988,7 @@
             </w:r>
             <w:r>
               <w:rPr>
-                <w:rFonts w:ascii="Consolas" w:eastAsia="Times New Roman" w:hAnsi="Consolas" w:cs="Times New Roman"/>
+                <w:rFonts w:ascii="Consolas" w:hAnsi="Consolas" w:eastAsia="Times New Roman" w:cs="Times New Roman"/>
                 <w:color w:val="CE9178"/>
                 <w:sz w:val="21"/>
                 <w:szCs w:val="21"/>
@@ -12998,7 +12998,7 @@
             </w:r>
             <w:r>
               <w:rPr>
-                <w:rFonts w:ascii="Consolas" w:eastAsia="Times New Roman" w:hAnsi="Consolas" w:cs="Times New Roman"/>
+                <w:rFonts w:ascii="Consolas" w:hAnsi="Consolas" w:eastAsia="Times New Roman" w:cs="Times New Roman"/>
                 <w:color w:val="D4D4D4"/>
                 <w:sz w:val="21"/>
                 <w:szCs w:val="21"/>
@@ -13012,7 +13012,7 @@
               <w:shd w:val="clear" w:color="auto" w:fill="1F1F1F"/>
               <w:spacing w:line="285" w:lineRule="atLeast"/>
               <w:rPr>
-                <w:rFonts w:ascii="Consolas" w:eastAsia="Times New Roman" w:hAnsi="Consolas" w:cs="Times New Roman"/>
+                <w:rFonts w:ascii="Consolas" w:hAnsi="Consolas" w:eastAsia="Times New Roman" w:cs="Times New Roman"/>
                 <w:color w:val="CCCCCC"/>
                 <w:sz w:val="21"/>
                 <w:szCs w:val="21"/>
@@ -13025,7 +13025,7 @@
               <w:shd w:val="clear" w:color="auto" w:fill="1F1F1F"/>
               <w:spacing w:line="285" w:lineRule="atLeast"/>
               <w:rPr>
-                <w:rFonts w:ascii="Consolas" w:eastAsia="Times New Roman" w:hAnsi="Consolas" w:cs="Times New Roman"/>
+                <w:rFonts w:ascii="Consolas" w:hAnsi="Consolas" w:eastAsia="Times New Roman" w:cs="Times New Roman"/>
                 <w:color w:val="CCCCCC"/>
                 <w:sz w:val="21"/>
                 <w:szCs w:val="21"/>
@@ -13034,7 +13034,7 @@
             </w:pPr>
             <w:r>
               <w:rPr>
-                <w:rFonts w:ascii="Consolas" w:eastAsia="Times New Roman" w:hAnsi="Consolas" w:cs="Times New Roman"/>
+                <w:rFonts w:ascii="Consolas" w:hAnsi="Consolas" w:eastAsia="Times New Roman" w:cs="Times New Roman"/>
                 <w:color w:val="D4D4D4"/>
                 <w:sz w:val="21"/>
                 <w:szCs w:val="21"/>
@@ -13044,7 +13044,7 @@
             </w:r>
             <w:r>
               <w:rPr>
-                <w:rFonts w:ascii="Consolas" w:eastAsia="Times New Roman" w:hAnsi="Consolas" w:cs="Times New Roman"/>
+                <w:rFonts w:ascii="Consolas" w:hAnsi="Consolas" w:eastAsia="Times New Roman" w:cs="Times New Roman"/>
                 <w:color w:val="6A9955"/>
                 <w:sz w:val="21"/>
                 <w:szCs w:val="21"/>
@@ -13058,7 +13058,7 @@
               <w:shd w:val="clear" w:color="auto" w:fill="1F1F1F"/>
               <w:spacing w:line="285" w:lineRule="atLeast"/>
               <w:rPr>
-                <w:rFonts w:ascii="Consolas" w:eastAsia="Times New Roman" w:hAnsi="Consolas" w:cs="Times New Roman"/>
+                <w:rFonts w:ascii="Consolas" w:hAnsi="Consolas" w:eastAsia="Times New Roman" w:cs="Times New Roman"/>
                 <w:color w:val="CCCCCC"/>
                 <w:sz w:val="21"/>
                 <w:szCs w:val="21"/>
@@ -13067,7 +13067,7 @@
             </w:pPr>
             <w:r>
               <w:rPr>
-                <w:rFonts w:ascii="Consolas" w:eastAsia="Times New Roman" w:hAnsi="Consolas" w:cs="Times New Roman"/>
+                <w:rFonts w:ascii="Consolas" w:hAnsi="Consolas" w:eastAsia="Times New Roman" w:cs="Times New Roman"/>
                 <w:color w:val="D4D4D4"/>
                 <w:sz w:val="21"/>
                 <w:szCs w:val="21"/>
@@ -13077,7 +13077,7 @@
             </w:r>
             <w:r>
               <w:rPr>
-                <w:rFonts w:ascii="Consolas" w:eastAsia="Times New Roman" w:hAnsi="Consolas" w:cs="Times New Roman"/>
+                <w:rFonts w:ascii="Consolas" w:hAnsi="Consolas" w:eastAsia="Times New Roman" w:cs="Times New Roman"/>
                 <w:color w:val="9CDCFE"/>
                 <w:sz w:val="21"/>
                 <w:szCs w:val="21"/>
@@ -13087,7 +13087,7 @@
             </w:r>
             <w:r>
               <w:rPr>
-                <w:rFonts w:ascii="Consolas" w:eastAsia="Times New Roman" w:hAnsi="Consolas" w:cs="Times New Roman"/>
+                <w:rFonts w:ascii="Consolas" w:hAnsi="Consolas" w:eastAsia="Times New Roman" w:cs="Times New Roman"/>
                 <w:color w:val="D4D4D4"/>
                 <w:sz w:val="21"/>
                 <w:szCs w:val="21"/>
@@ -13097,7 +13097,7 @@
             </w:r>
             <w:r>
               <w:rPr>
-                <w:rFonts w:ascii="Consolas" w:eastAsia="Times New Roman" w:hAnsi="Consolas" w:cs="Times New Roman"/>
+                <w:rFonts w:ascii="Consolas" w:hAnsi="Consolas" w:eastAsia="Times New Roman" w:cs="Times New Roman"/>
                 <w:color w:val="CE9178"/>
                 <w:sz w:val="21"/>
                 <w:szCs w:val="21"/>
@@ -13107,7 +13107,7 @@
             </w:r>
             <w:r>
               <w:rPr>
-                <w:rFonts w:ascii="Consolas" w:eastAsia="Times New Roman" w:hAnsi="Consolas" w:cs="Times New Roman"/>
+                <w:rFonts w:ascii="Consolas" w:hAnsi="Consolas" w:eastAsia="Times New Roman" w:cs="Times New Roman"/>
                 <w:color w:val="D4D4D4"/>
                 <w:sz w:val="21"/>
                 <w:szCs w:val="21"/>
@@ -13117,7 +13117,7 @@
             </w:r>
             <w:r>
               <w:rPr>
-                <w:rFonts w:ascii="Consolas" w:eastAsia="Times New Roman" w:hAnsi="Consolas" w:cs="Times New Roman"/>
+                <w:rFonts w:ascii="Consolas" w:hAnsi="Consolas" w:eastAsia="Times New Roman" w:cs="Times New Roman"/>
                 <w:color w:val="9CDCFE"/>
                 <w:sz w:val="21"/>
                 <w:szCs w:val="21"/>
@@ -13127,7 +13127,7 @@
             </w:r>
             <w:r>
               <w:rPr>
-                <w:rFonts w:ascii="Consolas" w:eastAsia="Times New Roman" w:hAnsi="Consolas" w:cs="Times New Roman"/>
+                <w:rFonts w:ascii="Consolas" w:hAnsi="Consolas" w:eastAsia="Times New Roman" w:cs="Times New Roman"/>
                 <w:color w:val="D4D4D4"/>
                 <w:sz w:val="21"/>
                 <w:szCs w:val="21"/>
@@ -13137,7 +13137,7 @@
             </w:r>
             <w:r>
               <w:rPr>
-                <w:rFonts w:ascii="Consolas" w:eastAsia="Times New Roman" w:hAnsi="Consolas" w:cs="Times New Roman"/>
+                <w:rFonts w:ascii="Consolas" w:hAnsi="Consolas" w:eastAsia="Times New Roman" w:cs="Times New Roman"/>
                 <w:color w:val="CE9178"/>
                 <w:sz w:val="21"/>
                 <w:szCs w:val="21"/>
@@ -13147,7 +13147,7 @@
             </w:r>
             <w:r>
               <w:rPr>
-                <w:rFonts w:ascii="Consolas" w:eastAsia="Times New Roman" w:hAnsi="Consolas" w:cs="Times New Roman"/>
+                <w:rFonts w:ascii="Consolas" w:hAnsi="Consolas" w:eastAsia="Times New Roman" w:cs="Times New Roman"/>
                 <w:color w:val="D4D4D4"/>
                 <w:sz w:val="21"/>
                 <w:szCs w:val="21"/>
@@ -13161,7 +13161,7 @@
               <w:shd w:val="clear" w:color="auto" w:fill="1F1F1F"/>
               <w:spacing w:line="285" w:lineRule="atLeast"/>
               <w:rPr>
-                <w:rFonts w:ascii="Consolas" w:eastAsia="Times New Roman" w:hAnsi="Consolas" w:cs="Times New Roman"/>
+                <w:rFonts w:ascii="Consolas" w:hAnsi="Consolas" w:eastAsia="Times New Roman" w:cs="Times New Roman"/>
                 <w:color w:val="CCCCCC"/>
                 <w:sz w:val="21"/>
                 <w:szCs w:val="21"/>
@@ -13170,7 +13170,7 @@
             </w:pPr>
             <w:r>
               <w:rPr>
-                <w:rFonts w:ascii="Consolas" w:eastAsia="Times New Roman" w:hAnsi="Consolas" w:cs="Times New Roman"/>
+                <w:rFonts w:ascii="Consolas" w:hAnsi="Consolas" w:eastAsia="Times New Roman" w:cs="Times New Roman"/>
                 <w:color w:val="D4D4D4"/>
                 <w:sz w:val="21"/>
                 <w:szCs w:val="21"/>
@@ -13180,7 +13180,7 @@
             </w:r>
             <w:r>
               <w:rPr>
-                <w:rFonts w:ascii="Consolas" w:eastAsia="Times New Roman" w:hAnsi="Consolas" w:cs="Times New Roman"/>
+                <w:rFonts w:ascii="Consolas" w:hAnsi="Consolas" w:eastAsia="Times New Roman" w:cs="Times New Roman"/>
                 <w:color w:val="9CDCFE"/>
                 <w:sz w:val="21"/>
                 <w:szCs w:val="21"/>
@@ -13190,7 +13190,7 @@
             </w:r>
             <w:r>
               <w:rPr>
-                <w:rFonts w:ascii="Consolas" w:eastAsia="Times New Roman" w:hAnsi="Consolas" w:cs="Times New Roman"/>
+                <w:rFonts w:ascii="Consolas" w:hAnsi="Consolas" w:eastAsia="Times New Roman" w:cs="Times New Roman"/>
                 <w:color w:val="D4D4D4"/>
                 <w:sz w:val="21"/>
                 <w:szCs w:val="21"/>
@@ -13200,7 +13200,7 @@
             </w:r>
             <w:r>
               <w:rPr>
-                <w:rFonts w:ascii="Consolas" w:eastAsia="Times New Roman" w:hAnsi="Consolas" w:cs="Times New Roman"/>
+                <w:rFonts w:ascii="Consolas" w:hAnsi="Consolas" w:eastAsia="Times New Roman" w:cs="Times New Roman"/>
                 <w:color w:val="CE9178"/>
                 <w:sz w:val="21"/>
                 <w:szCs w:val="21"/>
@@ -13210,7 +13210,7 @@
             </w:r>
             <w:r>
               <w:rPr>
-                <w:rFonts w:ascii="Consolas" w:eastAsia="Times New Roman" w:hAnsi="Consolas" w:cs="Times New Roman"/>
+                <w:rFonts w:ascii="Consolas" w:hAnsi="Consolas" w:eastAsia="Times New Roman" w:cs="Times New Roman"/>
                 <w:color w:val="D4D4D4"/>
                 <w:sz w:val="21"/>
                 <w:szCs w:val="21"/>
@@ -13220,7 +13220,7 @@
             </w:r>
             <w:r>
               <w:rPr>
-                <w:rFonts w:ascii="Consolas" w:eastAsia="Times New Roman" w:hAnsi="Consolas" w:cs="Times New Roman"/>
+                <w:rFonts w:ascii="Consolas" w:hAnsi="Consolas" w:eastAsia="Times New Roman" w:cs="Times New Roman"/>
                 <w:color w:val="9CDCFE"/>
                 <w:sz w:val="21"/>
                 <w:szCs w:val="21"/>
@@ -13230,7 +13230,7 @@
             </w:r>
             <w:r>
               <w:rPr>
-                <w:rFonts w:ascii="Consolas" w:eastAsia="Times New Roman" w:hAnsi="Consolas" w:cs="Times New Roman"/>
+                <w:rFonts w:ascii="Consolas" w:hAnsi="Consolas" w:eastAsia="Times New Roman" w:cs="Times New Roman"/>
                 <w:color w:val="D4D4D4"/>
                 <w:sz w:val="21"/>
                 <w:szCs w:val="21"/>
@@ -13240,7 +13240,7 @@
             </w:r>
             <w:r>
               <w:rPr>
-                <w:rFonts w:ascii="Consolas" w:eastAsia="Times New Roman" w:hAnsi="Consolas" w:cs="Times New Roman"/>
+                <w:rFonts w:ascii="Consolas" w:hAnsi="Consolas" w:eastAsia="Times New Roman" w:cs="Times New Roman"/>
                 <w:color w:val="CE9178"/>
                 <w:sz w:val="21"/>
                 <w:szCs w:val="21"/>
@@ -13250,7 +13250,7 @@
             </w:r>
             <w:r>
               <w:rPr>
-                <w:rFonts w:ascii="Consolas" w:eastAsia="Times New Roman" w:hAnsi="Consolas" w:cs="Times New Roman"/>
+                <w:rFonts w:ascii="Consolas" w:hAnsi="Consolas" w:eastAsia="Times New Roman" w:cs="Times New Roman"/>
                 <w:color w:val="D4D4D4"/>
                 <w:sz w:val="21"/>
                 <w:szCs w:val="21"/>
@@ -13264,7 +13264,7 @@
               <w:shd w:val="clear" w:color="auto" w:fill="1F1F1F"/>
               <w:spacing w:line="285" w:lineRule="atLeast"/>
               <w:rPr>
-                <w:rFonts w:ascii="Consolas" w:eastAsia="Times New Roman" w:hAnsi="Consolas" w:cs="Times New Roman"/>
+                <w:rFonts w:ascii="Consolas" w:hAnsi="Consolas" w:eastAsia="Times New Roman" w:cs="Times New Roman"/>
                 <w:color w:val="CCCCCC"/>
                 <w:sz w:val="21"/>
                 <w:szCs w:val="21"/>
@@ -13273,7 +13273,7 @@
             </w:pPr>
             <w:r>
               <w:rPr>
-                <w:rFonts w:ascii="Consolas" w:eastAsia="Times New Roman" w:hAnsi="Consolas" w:cs="Times New Roman"/>
+                <w:rFonts w:ascii="Consolas" w:hAnsi="Consolas" w:eastAsia="Times New Roman" w:cs="Times New Roman"/>
                 <w:color w:val="D4D4D4"/>
                 <w:sz w:val="21"/>
                 <w:szCs w:val="21"/>
@@ -13283,7 +13283,7 @@
             </w:r>
             <w:r>
               <w:rPr>
-                <w:rFonts w:ascii="Consolas" w:eastAsia="Times New Roman" w:hAnsi="Consolas" w:cs="Times New Roman"/>
+                <w:rFonts w:ascii="Consolas" w:hAnsi="Consolas" w:eastAsia="Times New Roman" w:cs="Times New Roman"/>
                 <w:color w:val="9CDCFE"/>
                 <w:sz w:val="21"/>
                 <w:szCs w:val="21"/>
@@ -13293,7 +13293,7 @@
             </w:r>
             <w:r>
               <w:rPr>
-                <w:rFonts w:ascii="Consolas" w:eastAsia="Times New Roman" w:hAnsi="Consolas" w:cs="Times New Roman"/>
+                <w:rFonts w:ascii="Consolas" w:hAnsi="Consolas" w:eastAsia="Times New Roman" w:cs="Times New Roman"/>
                 <w:color w:val="D4D4D4"/>
                 <w:sz w:val="21"/>
                 <w:szCs w:val="21"/>
@@ -13303,7 +13303,7 @@
             </w:r>
             <w:r>
               <w:rPr>
-                <w:rFonts w:ascii="Consolas" w:eastAsia="Times New Roman" w:hAnsi="Consolas" w:cs="Times New Roman"/>
+                <w:rFonts w:ascii="Consolas" w:hAnsi="Consolas" w:eastAsia="Times New Roman" w:cs="Times New Roman"/>
                 <w:color w:val="CE9178"/>
                 <w:sz w:val="21"/>
                 <w:szCs w:val="21"/>
@@ -13313,7 +13313,7 @@
             </w:r>
             <w:r>
               <w:rPr>
-                <w:rFonts w:ascii="Consolas" w:eastAsia="Times New Roman" w:hAnsi="Consolas" w:cs="Times New Roman"/>
+                <w:rFonts w:ascii="Consolas" w:hAnsi="Consolas" w:eastAsia="Times New Roman" w:cs="Times New Roman"/>
                 <w:color w:val="D4D4D4"/>
                 <w:sz w:val="21"/>
                 <w:szCs w:val="21"/>
@@ -13323,7 +13323,7 @@
             </w:r>
             <w:r>
               <w:rPr>
-                <w:rFonts w:ascii="Consolas" w:eastAsia="Times New Roman" w:hAnsi="Consolas" w:cs="Times New Roman"/>
+                <w:rFonts w:ascii="Consolas" w:hAnsi="Consolas" w:eastAsia="Times New Roman" w:cs="Times New Roman"/>
                 <w:color w:val="9CDCFE"/>
                 <w:sz w:val="21"/>
                 <w:szCs w:val="21"/>
@@ -13333,7 +13333,7 @@
             </w:r>
             <w:r>
               <w:rPr>
-                <w:rFonts w:ascii="Consolas" w:eastAsia="Times New Roman" w:hAnsi="Consolas" w:cs="Times New Roman"/>
+                <w:rFonts w:ascii="Consolas" w:hAnsi="Consolas" w:eastAsia="Times New Roman" w:cs="Times New Roman"/>
                 <w:color w:val="D4D4D4"/>
                 <w:sz w:val="21"/>
                 <w:szCs w:val="21"/>
@@ -13343,7 +13343,7 @@
             </w:r>
             <w:r>
               <w:rPr>
-                <w:rFonts w:ascii="Consolas" w:eastAsia="Times New Roman" w:hAnsi="Consolas" w:cs="Times New Roman"/>
+                <w:rFonts w:ascii="Consolas" w:hAnsi="Consolas" w:eastAsia="Times New Roman" w:cs="Times New Roman"/>
                 <w:color w:val="CE9178"/>
                 <w:sz w:val="21"/>
                 <w:szCs w:val="21"/>
@@ -13353,7 +13353,7 @@
             </w:r>
             <w:r>
               <w:rPr>
-                <w:rFonts w:ascii="Consolas" w:eastAsia="Times New Roman" w:hAnsi="Consolas" w:cs="Times New Roman"/>
+                <w:rFonts w:ascii="Consolas" w:hAnsi="Consolas" w:eastAsia="Times New Roman" w:cs="Times New Roman"/>
                 <w:color w:val="D4D4D4"/>
                 <w:sz w:val="21"/>
                 <w:szCs w:val="21"/>
@@ -13367,7 +13367,7 @@
               <w:shd w:val="clear" w:color="auto" w:fill="1F1F1F"/>
               <w:spacing w:line="285" w:lineRule="atLeast"/>
               <w:rPr>
-                <w:rFonts w:ascii="Consolas" w:eastAsia="Times New Roman" w:hAnsi="Consolas" w:cs="Times New Roman"/>
+                <w:rFonts w:ascii="Consolas" w:hAnsi="Consolas" w:eastAsia="Times New Roman" w:cs="Times New Roman"/>
                 <w:color w:val="CCCCCC"/>
                 <w:sz w:val="21"/>
                 <w:szCs w:val="21"/>
@@ -13376,7 +13376,7 @@
             </w:pPr>
             <w:r>
               <w:rPr>
-                <w:rFonts w:ascii="Consolas" w:eastAsia="Times New Roman" w:hAnsi="Consolas" w:cs="Times New Roman"/>
+                <w:rFonts w:ascii="Consolas" w:hAnsi="Consolas" w:eastAsia="Times New Roman" w:cs="Times New Roman"/>
                 <w:color w:val="D4D4D4"/>
                 <w:sz w:val="21"/>
                 <w:szCs w:val="21"/>
@@ -13386,7 +13386,7 @@
             </w:r>
             <w:r>
               <w:rPr>
-                <w:rFonts w:ascii="Consolas" w:eastAsia="Times New Roman" w:hAnsi="Consolas" w:cs="Times New Roman"/>
+                <w:rFonts w:ascii="Consolas" w:hAnsi="Consolas" w:eastAsia="Times New Roman" w:cs="Times New Roman"/>
                 <w:color w:val="9CDCFE"/>
                 <w:sz w:val="21"/>
                 <w:szCs w:val="21"/>
@@ -13396,7 +13396,7 @@
             </w:r>
             <w:r>
               <w:rPr>
-                <w:rFonts w:ascii="Consolas" w:eastAsia="Times New Roman" w:hAnsi="Consolas" w:cs="Times New Roman"/>
+                <w:rFonts w:ascii="Consolas" w:hAnsi="Consolas" w:eastAsia="Times New Roman" w:cs="Times New Roman"/>
                 <w:color w:val="D4D4D4"/>
                 <w:sz w:val="21"/>
                 <w:szCs w:val="21"/>
@@ -13406,7 +13406,7 @@
             </w:r>
             <w:r>
               <w:rPr>
-                <w:rFonts w:ascii="Consolas" w:eastAsia="Times New Roman" w:hAnsi="Consolas" w:cs="Times New Roman"/>
+                <w:rFonts w:ascii="Consolas" w:hAnsi="Consolas" w:eastAsia="Times New Roman" w:cs="Times New Roman"/>
                 <w:color w:val="CE9178"/>
                 <w:sz w:val="21"/>
                 <w:szCs w:val="21"/>
@@ -13416,7 +13416,7 @@
             </w:r>
             <w:r>
               <w:rPr>
-                <w:rFonts w:ascii="Consolas" w:eastAsia="Times New Roman" w:hAnsi="Consolas" w:cs="Times New Roman"/>
+                <w:rFonts w:ascii="Consolas" w:hAnsi="Consolas" w:eastAsia="Times New Roman" w:cs="Times New Roman"/>
                 <w:color w:val="D4D4D4"/>
                 <w:sz w:val="21"/>
                 <w:szCs w:val="21"/>
@@ -13426,7 +13426,7 @@
             </w:r>
             <w:r>
               <w:rPr>
-                <w:rFonts w:ascii="Consolas" w:eastAsia="Times New Roman" w:hAnsi="Consolas" w:cs="Times New Roman"/>
+                <w:rFonts w:ascii="Consolas" w:hAnsi="Consolas" w:eastAsia="Times New Roman" w:cs="Times New Roman"/>
                 <w:color w:val="9CDCFE"/>
                 <w:sz w:val="21"/>
                 <w:szCs w:val="21"/>
@@ -13436,7 +13436,7 @@
             </w:r>
             <w:r>
               <w:rPr>
-                <w:rFonts w:ascii="Consolas" w:eastAsia="Times New Roman" w:hAnsi="Consolas" w:cs="Times New Roman"/>
+                <w:rFonts w:ascii="Consolas" w:hAnsi="Consolas" w:eastAsia="Times New Roman" w:cs="Times New Roman"/>
                 <w:color w:val="D4D4D4"/>
                 <w:sz w:val="21"/>
                 <w:szCs w:val="21"/>
@@ -13446,7 +13446,7 @@
             </w:r>
             <w:r>
               <w:rPr>
-                <w:rFonts w:ascii="Consolas" w:eastAsia="Times New Roman" w:hAnsi="Consolas" w:cs="Times New Roman"/>
+                <w:rFonts w:ascii="Consolas" w:hAnsi="Consolas" w:eastAsia="Times New Roman" w:cs="Times New Roman"/>
                 <w:color w:val="CE9178"/>
                 <w:sz w:val="21"/>
                 <w:szCs w:val="21"/>
@@ -13456,7 +13456,7 @@
             </w:r>
             <w:r>
               <w:rPr>
-                <w:rFonts w:ascii="Consolas" w:eastAsia="Times New Roman" w:hAnsi="Consolas" w:cs="Times New Roman"/>
+                <w:rFonts w:ascii="Consolas" w:hAnsi="Consolas" w:eastAsia="Times New Roman" w:cs="Times New Roman"/>
                 <w:color w:val="D4D4D4"/>
                 <w:sz w:val="21"/>
                 <w:szCs w:val="21"/>
@@ -13470,7 +13470,7 @@
               <w:shd w:val="clear" w:color="auto" w:fill="1F1F1F"/>
               <w:spacing w:line="285" w:lineRule="atLeast"/>
               <w:rPr>
-                <w:rFonts w:ascii="Consolas" w:eastAsia="Times New Roman" w:hAnsi="Consolas" w:cs="Times New Roman"/>
+                <w:rFonts w:ascii="Consolas" w:hAnsi="Consolas" w:eastAsia="Times New Roman" w:cs="Times New Roman"/>
                 <w:color w:val="CCCCCC"/>
                 <w:sz w:val="21"/>
                 <w:szCs w:val="21"/>
@@ -13479,7 +13479,7 @@
             </w:pPr>
             <w:r>
               <w:rPr>
-                <w:rFonts w:ascii="Consolas" w:eastAsia="Times New Roman" w:hAnsi="Consolas" w:cs="Times New Roman"/>
+                <w:rFonts w:ascii="Consolas" w:hAnsi="Consolas" w:eastAsia="Times New Roman" w:cs="Times New Roman"/>
                 <w:color w:val="D4D4D4"/>
                 <w:sz w:val="21"/>
                 <w:szCs w:val="21"/>
@@ -13489,7 +13489,7 @@
             </w:r>
             <w:r>
               <w:rPr>
-                <w:rFonts w:ascii="Consolas" w:eastAsia="Times New Roman" w:hAnsi="Consolas" w:cs="Times New Roman"/>
+                <w:rFonts w:ascii="Consolas" w:hAnsi="Consolas" w:eastAsia="Times New Roman" w:cs="Times New Roman"/>
                 <w:color w:val="9CDCFE"/>
                 <w:sz w:val="21"/>
                 <w:szCs w:val="21"/>
@@ -13499,7 +13499,7 @@
             </w:r>
             <w:r>
               <w:rPr>
-                <w:rFonts w:ascii="Consolas" w:eastAsia="Times New Roman" w:hAnsi="Consolas" w:cs="Times New Roman"/>
+                <w:rFonts w:ascii="Consolas" w:hAnsi="Consolas" w:eastAsia="Times New Roman" w:cs="Times New Roman"/>
                 <w:color w:val="D4D4D4"/>
                 <w:sz w:val="21"/>
                 <w:szCs w:val="21"/>
@@ -13509,7 +13509,7 @@
             </w:r>
             <w:r>
               <w:rPr>
-                <w:rFonts w:ascii="Consolas" w:eastAsia="Times New Roman" w:hAnsi="Consolas" w:cs="Times New Roman"/>
+                <w:rFonts w:ascii="Consolas" w:hAnsi="Consolas" w:eastAsia="Times New Roman" w:cs="Times New Roman"/>
                 <w:color w:val="CE9178"/>
                 <w:sz w:val="21"/>
                 <w:szCs w:val="21"/>
@@ -13519,7 +13519,7 @@
             </w:r>
             <w:r>
               <w:rPr>
-                <w:rFonts w:ascii="Consolas" w:eastAsia="Times New Roman" w:hAnsi="Consolas" w:cs="Times New Roman"/>
+                <w:rFonts w:ascii="Consolas" w:hAnsi="Consolas" w:eastAsia="Times New Roman" w:cs="Times New Roman"/>
                 <w:color w:val="D4D4D4"/>
                 <w:sz w:val="21"/>
                 <w:szCs w:val="21"/>
@@ -13529,7 +13529,7 @@
             </w:r>
             <w:r>
               <w:rPr>
-                <w:rFonts w:ascii="Consolas" w:eastAsia="Times New Roman" w:hAnsi="Consolas" w:cs="Times New Roman"/>
+                <w:rFonts w:ascii="Consolas" w:hAnsi="Consolas" w:eastAsia="Times New Roman" w:cs="Times New Roman"/>
                 <w:color w:val="CE9178"/>
                 <w:sz w:val="21"/>
                 <w:szCs w:val="21"/>
@@ -13539,7 +13539,7 @@
             </w:r>
             <w:r>
               <w:rPr>
-                <w:rFonts w:ascii="Consolas" w:eastAsia="Times New Roman" w:hAnsi="Consolas" w:cs="Times New Roman"/>
+                <w:rFonts w:ascii="Consolas" w:hAnsi="Consolas" w:eastAsia="Times New Roman" w:cs="Times New Roman"/>
                 <w:color w:val="D4D4D4"/>
                 <w:sz w:val="21"/>
                 <w:szCs w:val="21"/>
@@ -13553,7 +13553,7 @@
               <w:shd w:val="clear" w:color="auto" w:fill="1F1F1F"/>
               <w:spacing w:line="285" w:lineRule="atLeast"/>
               <w:rPr>
-                <w:rFonts w:ascii="Consolas" w:eastAsia="Times New Roman" w:hAnsi="Consolas" w:cs="Times New Roman"/>
+                <w:rFonts w:ascii="Consolas" w:hAnsi="Consolas" w:eastAsia="Times New Roman" w:cs="Times New Roman"/>
                 <w:color w:val="CCCCCC"/>
                 <w:sz w:val="21"/>
                 <w:szCs w:val="21"/>
@@ -13566,7 +13566,7 @@
               <w:shd w:val="clear" w:color="auto" w:fill="1F1F1F"/>
               <w:spacing w:line="285" w:lineRule="atLeast"/>
               <w:rPr>
-                <w:rFonts w:ascii="Consolas" w:eastAsia="Times New Roman" w:hAnsi="Consolas" w:cs="Times New Roman"/>
+                <w:rFonts w:ascii="Consolas" w:hAnsi="Consolas" w:eastAsia="Times New Roman" w:cs="Times New Roman"/>
                 <w:color w:val="CCCCCC"/>
                 <w:sz w:val="21"/>
                 <w:szCs w:val="21"/>
@@ -13575,7 +13575,7 @@
             </w:pPr>
             <w:r>
               <w:rPr>
-                <w:rFonts w:ascii="Consolas" w:eastAsia="Times New Roman" w:hAnsi="Consolas" w:cs="Times New Roman"/>
+                <w:rFonts w:ascii="Consolas" w:hAnsi="Consolas" w:eastAsia="Times New Roman" w:cs="Times New Roman"/>
                 <w:color w:val="D4D4D4"/>
                 <w:sz w:val="21"/>
                 <w:szCs w:val="21"/>
@@ -13585,7 +13585,7 @@
             </w:r>
             <w:r>
               <w:rPr>
-                <w:rFonts w:ascii="Consolas" w:eastAsia="Times New Roman" w:hAnsi="Consolas" w:cs="Times New Roman"/>
+                <w:rFonts w:ascii="Consolas" w:hAnsi="Consolas" w:eastAsia="Times New Roman" w:cs="Times New Roman"/>
                 <w:color w:val="DCDCAA"/>
                 <w:sz w:val="21"/>
                 <w:szCs w:val="21"/>
@@ -13595,7 +13595,7 @@
             </w:r>
             <w:r>
               <w:rPr>
-                <w:rFonts w:ascii="Consolas" w:eastAsia="Times New Roman" w:hAnsi="Consolas" w:cs="Times New Roman"/>
+                <w:rFonts w:ascii="Consolas" w:hAnsi="Consolas" w:eastAsia="Times New Roman" w:cs="Times New Roman"/>
                 <w:color w:val="D4D4D4"/>
                 <w:sz w:val="21"/>
                 <w:szCs w:val="21"/>
@@ -13605,7 +13605,7 @@
             </w:r>
             <w:r>
               <w:rPr>
-                <w:rFonts w:ascii="Consolas" w:eastAsia="Times New Roman" w:hAnsi="Consolas" w:cs="Times New Roman"/>
+                <w:rFonts w:ascii="Consolas" w:hAnsi="Consolas" w:eastAsia="Times New Roman" w:cs="Times New Roman"/>
                 <w:color w:val="CE9178"/>
                 <w:sz w:val="21"/>
                 <w:szCs w:val="21"/>
@@ -13615,7 +13615,7 @@
             </w:r>
             <w:r>
               <w:rPr>
-                <w:rFonts w:ascii="Consolas" w:eastAsia="Times New Roman" w:hAnsi="Consolas" w:cs="Times New Roman"/>
+                <w:rFonts w:ascii="Consolas" w:hAnsi="Consolas" w:eastAsia="Times New Roman" w:cs="Times New Roman"/>
                 <w:color w:val="D4D4D4"/>
                 <w:sz w:val="21"/>
                 <w:szCs w:val="21"/>
@@ -13629,7 +13629,7 @@
               <w:shd w:val="clear" w:color="auto" w:fill="1F1F1F"/>
               <w:spacing w:line="285" w:lineRule="atLeast"/>
               <w:rPr>
-                <w:rFonts w:ascii="Consolas" w:eastAsia="Times New Roman" w:hAnsi="Consolas" w:cs="Times New Roman"/>
+                <w:rFonts w:ascii="Consolas" w:hAnsi="Consolas" w:eastAsia="Times New Roman" w:cs="Times New Roman"/>
                 <w:color w:val="CCCCCC"/>
                 <w:sz w:val="21"/>
                 <w:szCs w:val="21"/>
@@ -13638,7 +13638,7 @@
             </w:pPr>
             <w:r>
               <w:rPr>
-                <w:rFonts w:ascii="Consolas" w:eastAsia="Times New Roman" w:hAnsi="Consolas" w:cs="Times New Roman"/>
+                <w:rFonts w:ascii="Consolas" w:hAnsi="Consolas" w:eastAsia="Times New Roman" w:cs="Times New Roman"/>
                 <w:color w:val="D4D4D4"/>
                 <w:sz w:val="21"/>
                 <w:szCs w:val="21"/>
@@ -13648,7 +13648,7 @@
             </w:r>
             <w:r>
               <w:rPr>
-                <w:rFonts w:ascii="Consolas" w:eastAsia="Times New Roman" w:hAnsi="Consolas" w:cs="Times New Roman"/>
+                <w:rFonts w:ascii="Consolas" w:hAnsi="Consolas" w:eastAsia="Times New Roman" w:cs="Times New Roman"/>
                 <w:color w:val="C586C0"/>
                 <w:sz w:val="21"/>
                 <w:szCs w:val="21"/>
@@ -13658,7 +13658,7 @@
             </w:r>
             <w:r>
               <w:rPr>
-                <w:rFonts w:ascii="Consolas" w:eastAsia="Times New Roman" w:hAnsi="Consolas" w:cs="Times New Roman"/>
+                <w:rFonts w:ascii="Consolas" w:hAnsi="Consolas" w:eastAsia="Times New Roman" w:cs="Times New Roman"/>
                 <w:color w:val="D4D4D4"/>
                 <w:sz w:val="21"/>
                 <w:szCs w:val="21"/>
@@ -13672,7 +13672,7 @@
               <w:shd w:val="clear" w:color="auto" w:fill="1F1F1F"/>
               <w:spacing w:line="285" w:lineRule="atLeast"/>
               <w:rPr>
-                <w:rFonts w:ascii="Consolas" w:eastAsia="Times New Roman" w:hAnsi="Consolas" w:cs="Times New Roman"/>
+                <w:rFonts w:ascii="Consolas" w:hAnsi="Consolas" w:eastAsia="Times New Roman" w:cs="Times New Roman"/>
                 <w:color w:val="CCCCCC"/>
                 <w:sz w:val="21"/>
                 <w:szCs w:val="21"/>
@@ -13685,7 +13685,7 @@
               <w:shd w:val="clear" w:color="auto" w:fill="1F1F1F"/>
               <w:spacing w:line="285" w:lineRule="atLeast"/>
               <w:rPr>
-                <w:rFonts w:ascii="Consolas" w:eastAsia="Times New Roman" w:hAnsi="Consolas" w:cs="Times New Roman"/>
+                <w:rFonts w:ascii="Consolas" w:hAnsi="Consolas" w:eastAsia="Times New Roman" w:cs="Times New Roman"/>
                 <w:color w:val="CCCCCC"/>
                 <w:sz w:val="21"/>
                 <w:szCs w:val="21"/>
@@ -13694,7 +13694,7 @@
             </w:pPr>
             <w:r>
               <w:rPr>
-                <w:rFonts w:ascii="Consolas" w:eastAsia="Times New Roman" w:hAnsi="Consolas" w:cs="Times New Roman"/>
+                <w:rFonts w:ascii="Consolas" w:hAnsi="Consolas" w:eastAsia="Times New Roman" w:cs="Times New Roman"/>
                 <w:color w:val="D4D4D4"/>
                 <w:sz w:val="21"/>
                 <w:szCs w:val="21"/>
@@ -13704,7 +13704,7 @@
             </w:r>
             <w:r>
               <w:rPr>
-                <w:rFonts w:ascii="Consolas" w:eastAsia="Times New Roman" w:hAnsi="Consolas" w:cs="Times New Roman"/>
+                <w:rFonts w:ascii="Consolas" w:hAnsi="Consolas" w:eastAsia="Times New Roman" w:cs="Times New Roman"/>
                 <w:color w:val="C586C0"/>
                 <w:sz w:val="21"/>
                 <w:szCs w:val="21"/>
@@ -13714,7 +13714,7 @@
             </w:r>
             <w:r>
               <w:rPr>
-                <w:rFonts w:ascii="Consolas" w:eastAsia="Times New Roman" w:hAnsi="Consolas" w:cs="Times New Roman"/>
+                <w:rFonts w:ascii="Consolas" w:hAnsi="Consolas" w:eastAsia="Times New Roman" w:cs="Times New Roman"/>
                 <w:color w:val="D4D4D4"/>
                 <w:sz w:val="21"/>
                 <w:szCs w:val="21"/>
@@ -13728,7 +13728,7 @@
               <w:shd w:val="clear" w:color="auto" w:fill="1F1F1F"/>
               <w:spacing w:line="285" w:lineRule="atLeast"/>
               <w:rPr>
-                <w:rFonts w:ascii="Consolas" w:eastAsia="Times New Roman" w:hAnsi="Consolas" w:cs="Times New Roman"/>
+                <w:rFonts w:ascii="Consolas" w:hAnsi="Consolas" w:eastAsia="Times New Roman" w:cs="Times New Roman"/>
                 <w:color w:val="CCCCCC"/>
                 <w:sz w:val="21"/>
                 <w:szCs w:val="21"/>
@@ -13737,7 +13737,7 @@
             </w:pPr>
             <w:r>
               <w:rPr>
-                <w:rFonts w:ascii="Consolas" w:eastAsia="Times New Roman" w:hAnsi="Consolas" w:cs="Times New Roman"/>
+                <w:rFonts w:ascii="Consolas" w:hAnsi="Consolas" w:eastAsia="Times New Roman" w:cs="Times New Roman"/>
                 <w:color w:val="D4D4D4"/>
                 <w:sz w:val="21"/>
                 <w:szCs w:val="21"/>
@@ -13747,7 +13747,7 @@
             </w:r>
             <w:r>
               <w:rPr>
-                <w:rFonts w:ascii="Consolas" w:eastAsia="Times New Roman" w:hAnsi="Consolas" w:cs="Times New Roman"/>
+                <w:rFonts w:ascii="Consolas" w:hAnsi="Consolas" w:eastAsia="Times New Roman" w:cs="Times New Roman"/>
                 <w:color w:val="DCDCAA"/>
                 <w:sz w:val="21"/>
                 <w:szCs w:val="21"/>
@@ -13757,7 +13757,7 @@
             </w:r>
             <w:r>
               <w:rPr>
-                <w:rFonts w:ascii="Consolas" w:eastAsia="Times New Roman" w:hAnsi="Consolas" w:cs="Times New Roman"/>
+                <w:rFonts w:ascii="Consolas" w:hAnsi="Consolas" w:eastAsia="Times New Roman" w:cs="Times New Roman"/>
                 <w:color w:val="D4D4D4"/>
                 <w:sz w:val="21"/>
                 <w:szCs w:val="21"/>
@@ -13767,7 +13767,7 @@
             </w:r>
             <w:r>
               <w:rPr>
-                <w:rFonts w:ascii="Consolas" w:eastAsia="Times New Roman" w:hAnsi="Consolas" w:cs="Times New Roman"/>
+                <w:rFonts w:ascii="Consolas" w:hAnsi="Consolas" w:eastAsia="Times New Roman" w:cs="Times New Roman"/>
                 <w:color w:val="CE9178"/>
                 <w:sz w:val="21"/>
                 <w:szCs w:val="21"/>
@@ -13777,7 +13777,7 @@
             </w:r>
             <w:r>
               <w:rPr>
-                <w:rFonts w:ascii="Consolas" w:eastAsia="Times New Roman" w:hAnsi="Consolas" w:cs="Times New Roman"/>
+                <w:rFonts w:ascii="Consolas" w:hAnsi="Consolas" w:eastAsia="Times New Roman" w:cs="Times New Roman"/>
                 <w:color w:val="D4D4D4"/>
                 <w:sz w:val="21"/>
                 <w:szCs w:val="21"/>
@@ -13791,7 +13791,7 @@
               <w:shd w:val="clear" w:color="auto" w:fill="1F1F1F"/>
               <w:spacing w:line="285" w:lineRule="atLeast"/>
               <w:rPr>
-                <w:rFonts w:ascii="Consolas" w:eastAsia="Times New Roman" w:hAnsi="Consolas" w:cs="Times New Roman"/>
+                <w:rFonts w:ascii="Consolas" w:hAnsi="Consolas" w:eastAsia="Times New Roman" w:cs="Times New Roman"/>
                 <w:color w:val="CCCCCC"/>
                 <w:sz w:val="21"/>
                 <w:szCs w:val="21"/>
@@ -13800,7 +13800,7 @@
             </w:pPr>
             <w:r>
               <w:rPr>
-                <w:rFonts w:ascii="Consolas" w:eastAsia="Times New Roman" w:hAnsi="Consolas" w:cs="Times New Roman"/>
+                <w:rFonts w:ascii="Consolas" w:hAnsi="Consolas" w:eastAsia="Times New Roman" w:cs="Times New Roman"/>
                 <w:color w:val="D4D4D4"/>
                 <w:sz w:val="21"/>
                 <w:szCs w:val="21"/>
@@ -13815,7 +13815,7 @@
               <w:shd w:val="clear" w:color="auto" w:fill="1F1F1F"/>
               <w:spacing w:line="285" w:lineRule="atLeast"/>
               <w:rPr>
-                <w:rFonts w:ascii="Consolas" w:eastAsia="Times New Roman" w:hAnsi="Consolas" w:cs="Times New Roman"/>
+                <w:rFonts w:ascii="Consolas" w:hAnsi="Consolas" w:eastAsia="Times New Roman" w:cs="Times New Roman"/>
                 <w:color w:val="CCCCCC"/>
                 <w:sz w:val="21"/>
                 <w:szCs w:val="21"/>
@@ -13828,7 +13828,7 @@
               <w:shd w:val="clear" w:color="auto" w:fill="1F1F1F"/>
               <w:spacing w:line="285" w:lineRule="atLeast"/>
               <w:rPr>
-                <w:rFonts w:ascii="Consolas" w:eastAsia="Times New Roman" w:hAnsi="Consolas" w:cs="Times New Roman"/>
+                <w:rFonts w:ascii="Consolas" w:hAnsi="Consolas" w:eastAsia="Times New Roman" w:cs="Times New Roman"/>
                 <w:color w:val="CCCCCC"/>
                 <w:sz w:val="21"/>
                 <w:szCs w:val="21"/>
@@ -13837,7 +13837,7 @@
             </w:pPr>
             <w:r>
               <w:rPr>
-                <w:rFonts w:ascii="Consolas" w:eastAsia="Times New Roman" w:hAnsi="Consolas" w:cs="Times New Roman"/>
+                <w:rFonts w:ascii="Consolas" w:hAnsi="Consolas" w:eastAsia="Times New Roman" w:cs="Times New Roman"/>
                 <w:color w:val="D4D4D4"/>
                 <w:sz w:val="21"/>
                 <w:szCs w:val="21"/>
@@ -13847,7 +13847,7 @@
             </w:r>
             <w:r>
               <w:rPr>
-                <w:rFonts w:ascii="Consolas" w:eastAsia="Times New Roman" w:hAnsi="Consolas" w:cs="Times New Roman"/>
+                <w:rFonts w:ascii="Consolas" w:hAnsi="Consolas" w:eastAsia="Times New Roman" w:cs="Times New Roman"/>
                 <w:color w:val="C586C0"/>
                 <w:sz w:val="21"/>
                 <w:szCs w:val="21"/>
@@ -13857,7 +13857,7 @@
             </w:r>
             <w:r>
               <w:rPr>
-                <w:rFonts w:ascii="Consolas" w:eastAsia="Times New Roman" w:hAnsi="Consolas" w:cs="Times New Roman"/>
+                <w:rFonts w:ascii="Consolas" w:hAnsi="Consolas" w:eastAsia="Times New Roman" w:cs="Times New Roman"/>
                 <w:color w:val="D4D4D4"/>
                 <w:sz w:val="21"/>
                 <w:szCs w:val="21"/>
@@ -13871,7 +13871,7 @@
               <w:shd w:val="clear" w:color="auto" w:fill="1F1F1F"/>
               <w:spacing w:line="285" w:lineRule="atLeast"/>
               <w:rPr>
-                <w:rFonts w:ascii="Consolas" w:eastAsia="Times New Roman" w:hAnsi="Consolas" w:cs="Times New Roman"/>
+                <w:rFonts w:ascii="Consolas" w:hAnsi="Consolas" w:eastAsia="Times New Roman" w:cs="Times New Roman"/>
                 <w:color w:val="CCCCCC"/>
                 <w:sz w:val="21"/>
                 <w:szCs w:val="21"/>
@@ -13880,7 +13880,7 @@
             </w:pPr>
             <w:r>
               <w:rPr>
-                <w:rFonts w:ascii="Consolas" w:eastAsia="Times New Roman" w:hAnsi="Consolas" w:cs="Times New Roman"/>
+                <w:rFonts w:ascii="Consolas" w:hAnsi="Consolas" w:eastAsia="Times New Roman" w:cs="Times New Roman"/>
                 <w:color w:val="D4D4D4"/>
                 <w:sz w:val="21"/>
                 <w:szCs w:val="21"/>
@@ -13890,7 +13890,7 @@
             </w:r>
             <w:r>
               <w:rPr>
-                <w:rFonts w:ascii="Consolas" w:eastAsia="Times New Roman" w:hAnsi="Consolas" w:cs="Times New Roman"/>
+                <w:rFonts w:ascii="Consolas" w:hAnsi="Consolas" w:eastAsia="Times New Roman" w:cs="Times New Roman"/>
                 <w:color w:val="DCDCAA"/>
                 <w:sz w:val="21"/>
                 <w:szCs w:val="21"/>
@@ -13900,7 +13900,7 @@
             </w:r>
             <w:r>
               <w:rPr>
-                <w:rFonts w:ascii="Consolas" w:eastAsia="Times New Roman" w:hAnsi="Consolas" w:cs="Times New Roman"/>
+                <w:rFonts w:ascii="Consolas" w:hAnsi="Consolas" w:eastAsia="Times New Roman" w:cs="Times New Roman"/>
                 <w:color w:val="D4D4D4"/>
                 <w:sz w:val="21"/>
                 <w:szCs w:val="21"/>
@@ -13910,7 +13910,7 @@
             </w:r>
             <w:r>
               <w:rPr>
-                <w:rFonts w:ascii="Consolas" w:eastAsia="Times New Roman" w:hAnsi="Consolas" w:cs="Times New Roman"/>
+                <w:rFonts w:ascii="Consolas" w:hAnsi="Consolas" w:eastAsia="Times New Roman" w:cs="Times New Roman"/>
                 <w:color w:val="CE9178"/>
                 <w:sz w:val="21"/>
                 <w:szCs w:val="21"/>
@@ -13920,7 +13920,7 @@
             </w:r>
             <w:r>
               <w:rPr>
-                <w:rFonts w:ascii="Consolas" w:eastAsia="Times New Roman" w:hAnsi="Consolas" w:cs="Times New Roman"/>
+                <w:rFonts w:ascii="Consolas" w:hAnsi="Consolas" w:eastAsia="Times New Roman" w:cs="Times New Roman"/>
                 <w:color w:val="D4D4D4"/>
                 <w:sz w:val="21"/>
                 <w:szCs w:val="21"/>
@@ -13934,7 +13934,7 @@
               <w:shd w:val="clear" w:color="auto" w:fill="1F1F1F"/>
               <w:spacing w:line="285" w:lineRule="atLeast"/>
               <w:rPr>
-                <w:rFonts w:ascii="Consolas" w:eastAsia="Times New Roman" w:hAnsi="Consolas" w:cs="Times New Roman"/>
+                <w:rFonts w:ascii="Consolas" w:hAnsi="Consolas" w:eastAsia="Times New Roman" w:cs="Times New Roman"/>
                 <w:color w:val="CCCCCC"/>
                 <w:sz w:val="21"/>
                 <w:szCs w:val="21"/>
@@ -13943,7 +13943,7 @@
             </w:pPr>
             <w:r>
               <w:rPr>
-                <w:rFonts w:ascii="Consolas" w:eastAsia="Times New Roman" w:hAnsi="Consolas" w:cs="Times New Roman"/>
+                <w:rFonts w:ascii="Consolas" w:hAnsi="Consolas" w:eastAsia="Times New Roman" w:cs="Times New Roman"/>
                 <w:color w:val="D4D4D4"/>
                 <w:sz w:val="21"/>
                 <w:szCs w:val="21"/>
@@ -13957,7 +13957,7 @@
               <w:shd w:val="clear" w:color="auto" w:fill="1F1F1F"/>
               <w:spacing w:line="285" w:lineRule="atLeast"/>
               <w:rPr>
-                <w:rFonts w:ascii="Consolas" w:eastAsia="Times New Roman" w:hAnsi="Consolas" w:cs="Times New Roman"/>
+                <w:rFonts w:ascii="Consolas" w:hAnsi="Consolas" w:eastAsia="Times New Roman" w:cs="Times New Roman"/>
                 <w:color w:val="CCCCCC"/>
                 <w:sz w:val="21"/>
                 <w:szCs w:val="21"/>
@@ -13966,7 +13966,7 @@
             </w:pPr>
             <w:r>
               <w:rPr>
-                <w:rFonts w:ascii="Consolas" w:eastAsia="Times New Roman" w:hAnsi="Consolas" w:cs="Times New Roman"/>
+                <w:rFonts w:ascii="Consolas" w:hAnsi="Consolas" w:eastAsia="Times New Roman" w:cs="Times New Roman"/>
                 <w:color w:val="D4D4D4"/>
                 <w:sz w:val="21"/>
                 <w:szCs w:val="21"/>
@@ -13980,7 +13980,7 @@
               <w:shd w:val="clear" w:color="auto" w:fill="1F1F1F"/>
               <w:spacing w:line="285" w:lineRule="atLeast"/>
               <w:rPr>
-                <w:rFonts w:ascii="Consolas" w:eastAsia="Times New Roman" w:hAnsi="Consolas" w:cs="Times New Roman"/>
+                <w:rFonts w:ascii="Consolas" w:hAnsi="Consolas" w:eastAsia="Times New Roman" w:cs="Times New Roman"/>
                 <w:color w:val="CCCCCC"/>
                 <w:sz w:val="21"/>
                 <w:szCs w:val="21"/>
@@ -13989,7 +13989,7 @@
             </w:pPr>
             <w:r>
               <w:rPr>
-                <w:rFonts w:ascii="Consolas" w:eastAsia="Times New Roman" w:hAnsi="Consolas" w:cs="Times New Roman"/>
+                <w:rFonts w:ascii="Consolas" w:hAnsi="Consolas" w:eastAsia="Times New Roman" w:cs="Times New Roman"/>
                 <w:color w:val="569CD6"/>
                 <w:sz w:val="21"/>
                 <w:szCs w:val="21"/>
@@ -14020,7 +14020,7 @@
           <w:numId w:val="8"/>
         </w:numPr>
       </w:pPr>
-      <w:bookmarkStart w:id="34" w:name="_Toc226034626"/>
+      <w:bookmarkStart w:name="_Toc226034626" w:id="34"/>
       <w:r>
         <w:t>Nama Modul/Fungsi:</w:t>
       </w:r>
@@ -14070,7 +14070,7 @@
         </w:numPr>
         <w:ind w:left="426"/>
       </w:pPr>
-      <w:bookmarkStart w:id="35" w:name="_Toc226034627"/>
+      <w:bookmarkStart w:name="_Toc226034627" w:id="35"/>
       <w:r>
         <w:t>Implementasi Antarmuka (Tangkapan Layar)</w:t>
       </w:r>
@@ -14101,7 +14101,7 @@
       <w:pPr>
         <w:rPr>
           <w:rStyle w:val="Strong"/>
-          <w:rFonts w:ascii="Times New Roman" w:eastAsia="Times New Roman" w:hAnsi="Times New Roman" w:cs="Times New Roman"/>
+          <w:rFonts w:ascii="Times New Roman" w:hAnsi="Times New Roman" w:eastAsia="Times New Roman" w:cs="Times New Roman"/>
           <w:bCs w:val="0"/>
           <w:color w:val="000000" w:themeColor="text1"/>
           <w:sz w:val="28"/>
@@ -14133,7 +14133,7 @@
           <w:lang w:eastAsia="en-ID"/>
         </w:rPr>
       </w:pPr>
-      <w:bookmarkStart w:id="36" w:name="_Toc226034628"/>
+      <w:bookmarkStart w:name="_Toc226034628" w:id="36"/>
       <w:r>
         <w:rPr>
           <w:rStyle w:val="Strong"/>
@@ -14161,7 +14161,7 @@
           <w:lang w:eastAsia="en-ID"/>
         </w:rPr>
       </w:pPr>
-      <w:bookmarkStart w:id="37" w:name="_Toc226034629"/>
+      <w:bookmarkStart w:name="_Toc226034629" w:id="37"/>
       <w:r>
         <w:rPr>
           <w:rStyle w:val="Strong"/>
@@ -14185,7 +14185,7 @@
         <w:spacing w:after="240"/>
         <w:ind w:left="426"/>
       </w:pPr>
-      <w:bookmarkStart w:id="38" w:name="_Toc226034630"/>
+      <w:bookmarkStart w:name="_Toc226034630" w:id="38"/>
       <w:r>
         <w:t>Skenario Pengujian (Test Case)</w:t>
       </w:r>
@@ -14438,7 +14438,7 @@
         <w:spacing w:after="240"/>
         <w:ind w:left="426"/>
       </w:pPr>
-      <w:bookmarkStart w:id="39" w:name="_Toc226034631"/>
+      <w:bookmarkStart w:name="_Toc226034631" w:id="39"/>
       <w:r>
         <w:t>Proses Debugging</w:t>
       </w:r>
@@ -14605,7 +14605,7 @@
       <w:pPr>
         <w:rPr>
           <w:rStyle w:val="Strong"/>
-          <w:rFonts w:ascii="Times New Roman" w:eastAsia="Times New Roman" w:hAnsi="Times New Roman" w:cs="Times New Roman"/>
+          <w:rFonts w:ascii="Times New Roman" w:hAnsi="Times New Roman" w:eastAsia="Times New Roman" w:cs="Times New Roman"/>
           <w:bCs w:val="0"/>
           <w:color w:val="000000" w:themeColor="text1"/>
           <w:sz w:val="28"/>
@@ -14637,7 +14637,7 @@
           <w:lang w:eastAsia="en-ID"/>
         </w:rPr>
       </w:pPr>
-      <w:bookmarkStart w:id="40" w:name="_Toc226034632"/>
+      <w:bookmarkStart w:name="_Toc226034632" w:id="40"/>
       <w:r>
         <w:rPr>
           <w:rStyle w:val="Strong"/>
@@ -14665,7 +14665,7 @@
           <w:lang w:eastAsia="en-ID"/>
         </w:rPr>
       </w:pPr>
-      <w:bookmarkStart w:id="41" w:name="_Toc226034633"/>
+      <w:bookmarkStart w:name="_Toc226034633" w:id="41"/>
       <w:r>
         <w:rPr>
           <w:rStyle w:val="Strong"/>
@@ -14687,7 +14687,7 @@
           <w:numId w:val="12"/>
         </w:numPr>
       </w:pPr>
-      <w:bookmarkStart w:id="42" w:name="_Toc226034634"/>
+      <w:bookmarkStart w:name="_Toc226034634" w:id="42"/>
       <w:r>
         <w:t>Laporan Evaluasi Fitur</w:t>
       </w:r>
@@ -14719,7 +14719,7 @@
           <w:numId w:val="14"/>
         </w:numPr>
       </w:pPr>
-      <w:bookmarkStart w:id="43" w:name="_Toc226034635"/>
+      <w:bookmarkStart w:name="_Toc226034635" w:id="43"/>
       <w:r>
         <w:t>Fitur yang sudah berjalan dengan baik:</w:t>
       </w:r>
@@ -14751,7 +14751,7 @@
           <w:numId w:val="14"/>
         </w:numPr>
       </w:pPr>
-      <w:bookmarkStart w:id="44" w:name="_Toc226034636"/>
+      <w:bookmarkStart w:name="_Toc226034636" w:id="44"/>
       <w:r>
         <w:t>Bug / Kekurangan yang belum diperbaiki:</w:t>
       </w:r>
@@ -14765,7 +14765,7 @@
           <w:numId w:val="14"/>
         </w:numPr>
       </w:pPr>
-      <w:bookmarkStart w:id="45" w:name="_Toc226034637"/>
+      <w:bookmarkStart w:name="_Toc226034637" w:id="45"/>
       <w:r>
         <w:t>Rencana Pengembangan Berikutnya:</w:t>
       </w:r>
@@ -14790,7 +14790,7 @@
       <w:pPr>
         <w:rPr>
           <w:rStyle w:val="Strong"/>
-          <w:rFonts w:ascii="Times New Roman" w:eastAsia="Times New Roman" w:hAnsi="Times New Roman" w:cs="Times New Roman"/>
+          <w:rFonts w:ascii="Times New Roman" w:hAnsi="Times New Roman" w:eastAsia="Times New Roman" w:cs="Times New Roman"/>
           <w:bCs w:val="0"/>
           <w:color w:val="000000" w:themeColor="text1"/>
           <w:sz w:val="28"/>
@@ -14822,7 +14822,7 @@
           <w:lang w:eastAsia="en-ID"/>
         </w:rPr>
       </w:pPr>
-      <w:bookmarkStart w:id="46" w:name="_Toc226034638"/>
+      <w:bookmarkStart w:name="_Toc226034638" w:id="46"/>
       <w:r>
         <w:rPr>
           <w:rStyle w:val="Strong"/>
@@ -15012,7 +15012,7 @@
         <w:ind w:left="720" w:hanging="360"/>
       </w:pPr>
       <w:rPr>
-        <w:rFonts w:ascii="Times New Roman" w:hAnsi="Times New Roman" w:cs="Times New Roman" w:hint="default"/>
+        <w:rFonts w:hint="default" w:ascii="Times New Roman" w:hAnsi="Times New Roman" w:cs="Times New Roman"/>
         <w:b/>
         <w:bCs/>
         <w:sz w:val="24"/>
@@ -15104,7 +15104,7 @@
         <w:ind w:left="720" w:hanging="360"/>
       </w:pPr>
       <w:rPr>
-        <w:rFonts w:ascii="Times New Roman" w:hAnsi="Times New Roman" w:cs="Times New Roman" w:hint="default"/>
+        <w:rFonts w:hint="default" w:ascii="Times New Roman" w:hAnsi="Times New Roman" w:cs="Times New Roman"/>
         <w:b/>
         <w:bCs/>
         <w:sz w:val="24"/>
@@ -15493,7 +15493,7 @@
         <w:ind w:left="1080" w:hanging="360"/>
       </w:pPr>
       <w:rPr>
-        <w:rFonts w:ascii="Times New Roman" w:hAnsi="Times New Roman" w:cs="Times New Roman" w:hint="default"/>
+        <w:rFonts w:hint="default" w:ascii="Times New Roman" w:hAnsi="Times New Roman" w:cs="Times New Roman"/>
         <w:b/>
         <w:i w:val="0"/>
         <w:sz w:val="20"/>
@@ -15586,7 +15586,7 @@
         <w:ind w:left="720" w:hanging="360"/>
       </w:pPr>
       <w:rPr>
-        <w:rFonts w:ascii="Times New Roman" w:hAnsi="Times New Roman" w:cs="Times New Roman" w:hint="default"/>
+        <w:rFonts w:hint="default" w:ascii="Times New Roman" w:hAnsi="Times New Roman" w:cs="Times New Roman"/>
         <w:b/>
         <w:bCs/>
         <w:sz w:val="24"/>
@@ -15803,7 +15803,7 @@
         <w:ind w:left="2160" w:hanging="360"/>
       </w:pPr>
       <w:rPr>
-        <w:rFonts w:ascii="Wingdings" w:hAnsi="Wingdings" w:hint="default"/>
+        <w:rFonts w:hint="default" w:ascii="Wingdings" w:hAnsi="Wingdings"/>
         <w:sz w:val="20"/>
       </w:rPr>
     </w:lvl>
@@ -15819,7 +15819,7 @@
         <w:ind w:left="2880" w:hanging="360"/>
       </w:pPr>
       <w:rPr>
-        <w:rFonts w:ascii="Wingdings" w:hAnsi="Wingdings" w:hint="default"/>
+        <w:rFonts w:hint="default" w:ascii="Wingdings" w:hAnsi="Wingdings"/>
         <w:sz w:val="20"/>
       </w:rPr>
     </w:lvl>
@@ -15835,7 +15835,7 @@
         <w:ind w:left="3600" w:hanging="360"/>
       </w:pPr>
       <w:rPr>
-        <w:rFonts w:ascii="Wingdings" w:hAnsi="Wingdings" w:hint="default"/>
+        <w:rFonts w:hint="default" w:ascii="Wingdings" w:hAnsi="Wingdings"/>
         <w:sz w:val="20"/>
       </w:rPr>
     </w:lvl>
@@ -15851,7 +15851,7 @@
         <w:ind w:left="4320" w:hanging="360"/>
       </w:pPr>
       <w:rPr>
-        <w:rFonts w:ascii="Wingdings" w:hAnsi="Wingdings" w:hint="default"/>
+        <w:rFonts w:hint="default" w:ascii="Wingdings" w:hAnsi="Wingdings"/>
         <w:sz w:val="20"/>
       </w:rPr>
     </w:lvl>
@@ -15867,7 +15867,7 @@
         <w:ind w:left="5040" w:hanging="360"/>
       </w:pPr>
       <w:rPr>
-        <w:rFonts w:ascii="Wingdings" w:hAnsi="Wingdings" w:hint="default"/>
+        <w:rFonts w:hint="default" w:ascii="Wingdings" w:hAnsi="Wingdings"/>
         <w:sz w:val="20"/>
       </w:rPr>
     </w:lvl>
@@ -15883,7 +15883,7 @@
         <w:ind w:left="5760" w:hanging="360"/>
       </w:pPr>
       <w:rPr>
-        <w:rFonts w:ascii="Wingdings" w:hAnsi="Wingdings" w:hint="default"/>
+        <w:rFonts w:hint="default" w:ascii="Wingdings" w:hAnsi="Wingdings"/>
         <w:sz w:val="20"/>
       </w:rPr>
     </w:lvl>
@@ -15899,7 +15899,7 @@
         <w:ind w:left="6480" w:hanging="360"/>
       </w:pPr>
       <w:rPr>
-        <w:rFonts w:ascii="Wingdings" w:hAnsi="Wingdings" w:hint="default"/>
+        <w:rFonts w:hint="default" w:ascii="Wingdings" w:hAnsi="Wingdings"/>
         <w:sz w:val="20"/>
       </w:rPr>
     </w:lvl>
@@ -15917,7 +15917,7 @@
         <w:ind w:left="720" w:hanging="360"/>
       </w:pPr>
       <w:rPr>
-        <w:rFonts w:ascii="Times New Roman" w:hAnsi="Times New Roman" w:cs="Times New Roman" w:hint="default"/>
+        <w:rFonts w:hint="default" w:ascii="Times New Roman" w:hAnsi="Times New Roman" w:cs="Times New Roman"/>
         <w:b/>
         <w:bCs/>
         <w:sz w:val="24"/>
@@ -16009,7 +16009,7 @@
         <w:ind w:left="1080" w:hanging="360"/>
       </w:pPr>
       <w:rPr>
-        <w:rFonts w:ascii="Times New Roman" w:hAnsi="Times New Roman" w:cs="Times New Roman" w:hint="default"/>
+        <w:rFonts w:hint="default" w:ascii="Times New Roman" w:hAnsi="Times New Roman" w:cs="Times New Roman"/>
         <w:b/>
         <w:i w:val="0"/>
         <w:sz w:val="20"/>
@@ -16421,7 +16421,7 @@
         <w:ind w:left="1080" w:hanging="360"/>
       </w:pPr>
       <w:rPr>
-        <w:rFonts w:ascii="Times New Roman" w:hAnsi="Times New Roman" w:cs="Times New Roman" w:hint="default"/>
+        <w:rFonts w:hint="default" w:ascii="Times New Roman" w:hAnsi="Times New Roman" w:cs="Times New Roman"/>
         <w:b/>
         <w:i w:val="0"/>
         <w:sz w:val="20"/>
@@ -16514,7 +16514,7 @@
         <w:ind w:left="720" w:hanging="360"/>
       </w:pPr>
       <w:rPr>
-        <w:rFonts w:ascii="Times New Roman" w:hAnsi="Times New Roman" w:cs="Times New Roman" w:hint="default"/>
+        <w:rFonts w:hint="default" w:ascii="Times New Roman" w:hAnsi="Times New Roman" w:cs="Times New Roman"/>
         <w:b/>
         <w:bCs/>
         <w:sz w:val="24"/>
@@ -16788,7 +16788,7 @@
         <w:ind w:left="720" w:hanging="360"/>
       </w:pPr>
       <w:rPr>
-        <w:rFonts w:ascii="Times New Roman" w:hAnsi="Times New Roman" w:cs="Times New Roman" w:hint="default"/>
+        <w:rFonts w:hint="default" w:ascii="Times New Roman" w:hAnsi="Times New Roman" w:cs="Times New Roman"/>
         <w:b/>
         <w:i w:val="0"/>
         <w:sz w:val="20"/>
@@ -16921,7 +16921,7 @@
         <w:ind w:left="2160" w:hanging="360"/>
       </w:pPr>
       <w:rPr>
-        <w:rFonts w:ascii="Wingdings" w:hAnsi="Wingdings" w:hint="default"/>
+        <w:rFonts w:hint="default" w:ascii="Wingdings" w:hAnsi="Wingdings"/>
         <w:sz w:val="20"/>
       </w:rPr>
     </w:lvl>
@@ -16937,7 +16937,7 @@
         <w:ind w:left="2880" w:hanging="360"/>
       </w:pPr>
       <w:rPr>
-        <w:rFonts w:ascii="Wingdings" w:hAnsi="Wingdings" w:hint="default"/>
+        <w:rFonts w:hint="default" w:ascii="Wingdings" w:hAnsi="Wingdings"/>
         <w:sz w:val="20"/>
       </w:rPr>
     </w:lvl>
@@ -16953,7 +16953,7 @@
         <w:ind w:left="3600" w:hanging="360"/>
       </w:pPr>
       <w:rPr>
-        <w:rFonts w:ascii="Wingdings" w:hAnsi="Wingdings" w:hint="default"/>
+        <w:rFonts w:hint="default" w:ascii="Wingdings" w:hAnsi="Wingdings"/>
         <w:sz w:val="20"/>
       </w:rPr>
     </w:lvl>
@@ -16969,7 +16969,7 @@
         <w:ind w:left="4320" w:hanging="360"/>
       </w:pPr>
       <w:rPr>
-        <w:rFonts w:ascii="Wingdings" w:hAnsi="Wingdings" w:hint="default"/>
+        <w:rFonts w:hint="default" w:ascii="Wingdings" w:hAnsi="Wingdings"/>
         <w:sz w:val="20"/>
       </w:rPr>
     </w:lvl>
@@ -16985,7 +16985,7 @@
         <w:ind w:left="5040" w:hanging="360"/>
       </w:pPr>
       <w:rPr>
-        <w:rFonts w:ascii="Wingdings" w:hAnsi="Wingdings" w:hint="default"/>
+        <w:rFonts w:hint="default" w:ascii="Wingdings" w:hAnsi="Wingdings"/>
         <w:sz w:val="20"/>
       </w:rPr>
     </w:lvl>
@@ -17001,7 +17001,7 @@
         <w:ind w:left="5760" w:hanging="360"/>
       </w:pPr>
       <w:rPr>
-        <w:rFonts w:ascii="Wingdings" w:hAnsi="Wingdings" w:hint="default"/>
+        <w:rFonts w:hint="default" w:ascii="Wingdings" w:hAnsi="Wingdings"/>
         <w:sz w:val="20"/>
       </w:rPr>
     </w:lvl>
@@ -17017,7 +17017,7 @@
         <w:ind w:left="6480" w:hanging="360"/>
       </w:pPr>
       <w:rPr>
-        <w:rFonts w:ascii="Wingdings" w:hAnsi="Wingdings" w:hint="default"/>
+        <w:rFonts w:hint="default" w:ascii="Wingdings" w:hAnsi="Wingdings"/>
         <w:sz w:val="20"/>
       </w:rPr>
     </w:lvl>
@@ -17075,7 +17075,7 @@
         <w:ind w:left="2160" w:hanging="360"/>
       </w:pPr>
       <w:rPr>
-        <w:rFonts w:ascii="Wingdings" w:hAnsi="Wingdings" w:hint="default"/>
+        <w:rFonts w:hint="default" w:ascii="Wingdings" w:hAnsi="Wingdings"/>
         <w:sz w:val="20"/>
       </w:rPr>
     </w:lvl>
@@ -17091,7 +17091,7 @@
         <w:ind w:left="2880" w:hanging="360"/>
       </w:pPr>
       <w:rPr>
-        <w:rFonts w:ascii="Wingdings" w:hAnsi="Wingdings" w:hint="default"/>
+        <w:rFonts w:hint="default" w:ascii="Wingdings" w:hAnsi="Wingdings"/>
         <w:sz w:val="20"/>
       </w:rPr>
     </w:lvl>
@@ -17107,7 +17107,7 @@
         <w:ind w:left="3600" w:hanging="360"/>
       </w:pPr>
       <w:rPr>
-        <w:rFonts w:ascii="Wingdings" w:hAnsi="Wingdings" w:hint="default"/>
+        <w:rFonts w:hint="default" w:ascii="Wingdings" w:hAnsi="Wingdings"/>
         <w:sz w:val="20"/>
       </w:rPr>
     </w:lvl>
@@ -17123,7 +17123,7 @@
         <w:ind w:left="4320" w:hanging="360"/>
       </w:pPr>
       <w:rPr>
-        <w:rFonts w:ascii="Wingdings" w:hAnsi="Wingdings" w:hint="default"/>
+        <w:rFonts w:hint="default" w:ascii="Wingdings" w:hAnsi="Wingdings"/>
         <w:sz w:val="20"/>
       </w:rPr>
     </w:lvl>
@@ -17139,7 +17139,7 @@
         <w:ind w:left="5040" w:hanging="360"/>
       </w:pPr>
       <w:rPr>
-        <w:rFonts w:ascii="Wingdings" w:hAnsi="Wingdings" w:hint="default"/>
+        <w:rFonts w:hint="default" w:ascii="Wingdings" w:hAnsi="Wingdings"/>
         <w:sz w:val="20"/>
       </w:rPr>
     </w:lvl>
@@ -17155,7 +17155,7 @@
         <w:ind w:left="5760" w:hanging="360"/>
       </w:pPr>
       <w:rPr>
-        <w:rFonts w:ascii="Wingdings" w:hAnsi="Wingdings" w:hint="default"/>
+        <w:rFonts w:hint="default" w:ascii="Wingdings" w:hAnsi="Wingdings"/>
         <w:sz w:val="20"/>
       </w:rPr>
     </w:lvl>
@@ -17171,7 +17171,7 @@
         <w:ind w:left="6480" w:hanging="360"/>
       </w:pPr>
       <w:rPr>
-        <w:rFonts w:ascii="Wingdings" w:hAnsi="Wingdings" w:hint="default"/>
+        <w:rFonts w:hint="default" w:ascii="Wingdings" w:hAnsi="Wingdings"/>
         <w:sz w:val="20"/>
       </w:rPr>
     </w:lvl>
@@ -17189,7 +17189,7 @@
         <w:ind w:left="1080" w:hanging="360"/>
       </w:pPr>
       <w:rPr>
-        <w:rFonts w:ascii="Times New Roman" w:hAnsi="Times New Roman" w:cs="Times New Roman" w:hint="default"/>
+        <w:rFonts w:hint="default" w:ascii="Times New Roman" w:hAnsi="Times New Roman" w:cs="Times New Roman"/>
         <w:b/>
         <w:i w:val="0"/>
         <w:sz w:val="20"/>
@@ -17322,7 +17322,7 @@
         <w:ind w:left="2160" w:hanging="360"/>
       </w:pPr>
       <w:rPr>
-        <w:rFonts w:ascii="Wingdings" w:hAnsi="Wingdings" w:hint="default"/>
+        <w:rFonts w:hint="default" w:ascii="Wingdings" w:hAnsi="Wingdings"/>
         <w:sz w:val="20"/>
       </w:rPr>
     </w:lvl>
@@ -17338,7 +17338,7 @@
         <w:ind w:left="2880" w:hanging="360"/>
       </w:pPr>
       <w:rPr>
-        <w:rFonts w:ascii="Wingdings" w:hAnsi="Wingdings" w:hint="default"/>
+        <w:rFonts w:hint="default" w:ascii="Wingdings" w:hAnsi="Wingdings"/>
         <w:sz w:val="20"/>
       </w:rPr>
     </w:lvl>
@@ -17354,7 +17354,7 @@
         <w:ind w:left="3600" w:hanging="360"/>
       </w:pPr>
       <w:rPr>
-        <w:rFonts w:ascii="Wingdings" w:hAnsi="Wingdings" w:hint="default"/>
+        <w:rFonts w:hint="default" w:ascii="Wingdings" w:hAnsi="Wingdings"/>
         <w:sz w:val="20"/>
       </w:rPr>
     </w:lvl>
@@ -17370,7 +17370,7 @@
         <w:ind w:left="4320" w:hanging="360"/>
       </w:pPr>
       <w:rPr>
-        <w:rFonts w:ascii="Wingdings" w:hAnsi="Wingdings" w:hint="default"/>
+        <w:rFonts w:hint="default" w:ascii="Wingdings" w:hAnsi="Wingdings"/>
         <w:sz w:val="20"/>
       </w:rPr>
     </w:lvl>
@@ -17386,7 +17386,7 @@
         <w:ind w:left="5040" w:hanging="360"/>
       </w:pPr>
       <w:rPr>
-        <w:rFonts w:ascii="Wingdings" w:hAnsi="Wingdings" w:hint="default"/>
+        <w:rFonts w:hint="default" w:ascii="Wingdings" w:hAnsi="Wingdings"/>
         <w:sz w:val="20"/>
       </w:rPr>
     </w:lvl>
@@ -17402,7 +17402,7 @@
         <w:ind w:left="5760" w:hanging="360"/>
       </w:pPr>
       <w:rPr>
-        <w:rFonts w:ascii="Wingdings" w:hAnsi="Wingdings" w:hint="default"/>
+        <w:rFonts w:hint="default" w:ascii="Wingdings" w:hAnsi="Wingdings"/>
         <w:sz w:val="20"/>
       </w:rPr>
     </w:lvl>
@@ -17418,7 +17418,7 @@
         <w:ind w:left="6480" w:hanging="360"/>
       </w:pPr>
       <w:rPr>
-        <w:rFonts w:ascii="Wingdings" w:hAnsi="Wingdings" w:hint="default"/>
+        <w:rFonts w:hint="default" w:ascii="Wingdings" w:hAnsi="Wingdings"/>
         <w:sz w:val="20"/>
       </w:rPr>
     </w:lvl>
@@ -17436,7 +17436,7 @@
         <w:ind w:left="1080" w:hanging="360"/>
       </w:pPr>
       <w:rPr>
-        <w:rFonts w:ascii="Times New Roman" w:hAnsi="Times New Roman" w:cs="Times New Roman" w:hint="default"/>
+        <w:rFonts w:hint="default" w:ascii="Times New Roman" w:hAnsi="Times New Roman" w:cs="Times New Roman"/>
         <w:b/>
         <w:i w:val="0"/>
         <w:sz w:val="20"/>
